--- a/pr-preview/pr-311/algebra-tracked-changes.docx
+++ b/pr-preview/pr-311/algebra-tracked-changes.docx
@@ -16,7 +16,7 @@
       </w:pPr>
       <w:del w:id="1" w:author="PR Preview" w:date="2026-01-01T00:00:00Z">
         <w:r>
-          <w:delText xml:space="preserve">Last modified: 2026-10-15 13:39:21 (PDT)</w:delText>
+          <w:delText xml:space="preserve">Last modified: 2026-10-15 14:23:59 (PDT)</w:delText>
         </w:r>
       </w:del>
     </w:p>
@@ -26,7 +26,7 @@
       </w:pPr>
       <w:ins w:id="2" w:author="PR Preview" w:date="2026-01-01T00:00:00Z">
         <w:r>
-          <w:t xml:space="preserve">Last modified: 2026-10-15 13:56:31 (PDT)</w:t>
+          <w:t xml:space="preserve">Last modified: 2026-10-15 15:23:10 (PDT)</w:t>
         </w:r>
       </w:ins>
     </w:p>

--- a/pr-preview/pr-311/algebra-tracked-changes.docx
+++ b/pr-preview/pr-311/algebra-tracked-changes.docx
@@ -16,7 +16,7 @@
       </w:pPr>
       <w:del w:id="1" w:author="PR Preview" w:date="2026-01-01T00:00:00Z">
         <w:r>
-          <w:delText xml:space="preserve">Last modified: 2026-10-15 14:23:59 (PDT)</w:delText>
+          <w:delText xml:space="preserve">Last modified: 2026-10-15 18:37:38 (PDT)</w:delText>
         </w:r>
       </w:del>
     </w:p>
@@ -26,7 +26,7 @@
       </w:pPr>
       <w:ins w:id="2" w:author="PR Preview" w:date="2026-01-01T00:00:00Z">
         <w:r>
-          <w:t xml:space="preserve">Last modified: 2026-10-15 15:23:10 (PDT)</w:t>
+          <w:t xml:space="preserve">Last modified: 2026-10-15 18:40:39 (PDT)</w:t>
         </w:r>
       </w:ins>
     </w:p>
@@ -3312,7 +3312,7 @@
           <w:rPr>
             <w:rStyle w:val="Hyperlink"/>
           </w:rPr>
-          <w:t xml:space="preserve">Definition 69</w:t>
+          <w:t xml:space="preserve">Definition 70</w:t>
         </w:r>
       </w:hyperlink>
       <w:r>
@@ -3752,7 +3752,7 @@
           <w:rPr>
             <w:rStyle w:val="Hyperlink"/>
           </w:rPr>
-          <w:t xml:space="preserve">Section 19</w:t>
+          <w:t xml:space="preserve">Section 20</w:t>
         </w:r>
       </w:hyperlink>
       <w:r>
@@ -4665,16 +4665,511 @@
     </w:p>
     <w:bookmarkEnd w:id="40"/>
     <w:bookmarkEnd w:id="41"/>
-    <w:bookmarkStart w:id="56" w:name="sec-min-max"/>
+    <w:bookmarkStart w:id="45" w:name="sec-percent"/>
     <w:p>
       <w:pPr>
         <w:pStyle w:val="Heading2"/>
       </w:pPr>
       <w:r>
-        <w:t xml:space="preserve">4 Minimum, maximum, argmin and argmax</w:t>
+        <w:t xml:space="preserve">4 Percent</w:t>
       </w:r>
     </w:p>
-    <w:bookmarkStart w:id="42" w:name="exr-min-and-argmin"/>
+    <w:p>
+      <w:pPr>
+        <w:pStyle w:val="FirstParagraph"/>
+      </w:pPr>
+      <w:r>
+        <w:t xml:space="preserve">The word</w:t>
+      </w:r>
+      <w:r>
+        <w:t xml:space="preserve"> </w:t>
+      </w:r>
+      <w:r>
+        <w:t xml:space="preserve">“percent”</w:t>
+      </w:r>
+      <w:r>
+        <w:t xml:space="preserve"> </w:t>
+      </w:r>
+      <w:r>
+        <w:t xml:space="preserve">comes from the Latin</w:t>
+      </w:r>
+      <w:r>
+        <w:t xml:space="preserve"> </w:t>
+      </w:r>
+      <w:r>
+        <w:t xml:space="preserve">“per centum”</w:t>
+      </w:r>
+      <w:r>
+        <w:t xml:space="preserve">;</w:t>
+      </w:r>
+      <w:r>
+        <w:t xml:space="preserve"> </w:t>
+      </w:r>
+      <w:r>
+        <w:t xml:space="preserve">“centum”</w:t>
+      </w:r>
+      <w:r>
+        <w:t xml:space="preserve"> </w:t>
+      </w:r>
+      <w:r>
+        <w:t xml:space="preserve">is Latin for 100,</w:t>
+      </w:r>
+      <w:r>
+        <w:t xml:space="preserve"> </w:t>
+      </w:r>
+      <w:r>
+        <w:t xml:space="preserve">so</w:t>
+      </w:r>
+      <w:r>
+        <w:t xml:space="preserve"> </w:t>
+      </w:r>
+      <w:r>
+        <w:t xml:space="preserve">“percent”</w:t>
+      </w:r>
+      <w:r>
+        <w:t xml:space="preserve"> </w:t>
+      </w:r>
+      <w:r>
+        <w:t xml:space="preserve">means</w:t>
+      </w:r>
+      <w:r>
+        <w:t xml:space="preserve"> </w:t>
+      </w:r>
+      <w:r>
+        <w:t xml:space="preserve">“per hundred”</w:t>
+      </w:r>
+      <w:r>
+        <w:t xml:space="preserve"> </w:t>
+      </w:r>
+      <w:r>
+        <w:t xml:space="preserve">(cf. </w:t>
+      </w:r>
+      <w:hyperlink r:id="rId42">
+        <w:r>
+          <w:rPr>
+            <w:rStyle w:val="Hyperlink"/>
+          </w:rPr>
+          <w:t xml:space="preserve">https://en.wikipedia.org/wiki/Percentage</w:t>
+        </w:r>
+      </w:hyperlink>
+      <w:r>
+        <w:t xml:space="preserve">).</w:t>
+      </w:r>
+    </w:p>
+    <w:bookmarkStart w:id="43" w:name="def-percent"/>
+    <w:p>
+      <w:pPr>
+        <w:pStyle w:val="BodyText"/>
+      </w:pPr>
+      <w:r>
+        <w:rPr>
+          <w:b/>
+          <w:bCs/>
+        </w:rPr>
+        <w:t xml:space="preserve">Definition 12 (Percent)</w:t>
+      </w:r>
+      <w:r>
+        <w:t xml:space="preserve"> </w:t>
+      </w:r>
+      <w:r>
+        <w:t xml:space="preserve">For a real number</w:t>
+      </w:r>
+      <w:r>
+        <w:t xml:space="preserve"> </w:t>
+      </w:r>
+      <m:oMath>
+        <m:r>
+          <m:t>x</m:t>
+        </m:r>
+      </m:oMath>
+      <w:r>
+        <w:t xml:space="preserve">,</w:t>
+      </w:r>
+      <w:r>
+        <w:t xml:space="preserve"> </w:t>
+      </w:r>
+      <w:r>
+        <w:t xml:space="preserve">“</w:t>
+      </w:r>
+      <m:oMath>
+        <m:r>
+          <m:t>x</m:t>
+        </m:r>
+      </m:oMath>
+      <w:r>
+        <w:t xml:space="preserve"> </w:t>
+      </w:r>
+      <w:r>
+        <w:rPr>
+          <w:b/>
+          <w:bCs/>
+        </w:rPr>
+        <w:t xml:space="preserve">percent</w:t>
+      </w:r>
+      <w:r>
+        <w:t xml:space="preserve">”</w:t>
+      </w:r>
+      <w:r>
+        <w:t xml:space="preserve">, written</w:t>
+      </w:r>
+      <w:r>
+        <w:t xml:space="preserve"> </w:t>
+      </w:r>
+      <m:oMath>
+        <m:r>
+          <m:t>x</m:t>
+        </m:r>
+        <m:r>
+          <m:rPr>
+            <m:sty m:val="p"/>
+          </m:rPr>
+          <m:t>%</m:t>
+        </m:r>
+      </m:oMath>
+      <w:r>
+        <w:t xml:space="preserve">, means</w:t>
+      </w:r>
+      <w:r>
+        <w:t xml:space="preserve"> </w:t>
+      </w:r>
+      <m:oMath>
+        <m:r>
+          <m:t>x</m:t>
+        </m:r>
+        <m:r>
+          <m:rPr>
+            <m:sty m:val="p"/>
+          </m:rPr>
+          <m:t>/</m:t>
+        </m:r>
+        <m:r>
+          <m:t>100</m:t>
+        </m:r>
+      </m:oMath>
+      <w:r>
+        <w:t xml:space="preserve">:</w:t>
+      </w:r>
+    </w:p>
+    <w:p>
+      <w:pPr>
+        <w:pStyle w:val="BodyText"/>
+      </w:pPr>
+      <m:oMathPara>
+        <m:oMathParaPr>
+          <m:jc m:val="center"/>
+        </m:oMathParaPr>
+        <m:oMath>
+          <m:r>
+            <m:t>x</m:t>
+          </m:r>
+          <m:r>
+            <m:rPr>
+              <m:sty m:val="p"/>
+            </m:rPr>
+            <m:t>%</m:t>
+          </m:r>
+          <m:limUpp>
+            <m:e>
+              <m:r>
+                <m:rPr>
+                  <m:sty m:val="p"/>
+                </m:rPr>
+                <m:t>=</m:t>
+              </m:r>
+            </m:e>
+            <m:lim>
+              <m:r>
+                <m:rPr>
+                  <m:nor/>
+                  <m:sty m:val="p"/>
+                </m:rPr>
+                <m:t>def</m:t>
+              </m:r>
+            </m:lim>
+          </m:limUpp>
+          <m:f>
+            <m:fPr>
+              <m:type m:val="bar"/>
+            </m:fPr>
+            <m:num>
+              <m:r>
+                <m:t>x</m:t>
+              </m:r>
+            </m:num>
+            <m:den>
+              <m:r>
+                <m:t>100</m:t>
+              </m:r>
+            </m:den>
+          </m:f>
+        </m:oMath>
+      </m:oMathPara>
+    </w:p>
+    <w:p>
+      <w:pPr>
+        <w:pStyle w:val="FirstParagraph"/>
+      </w:pPr>
+      <w:r>
+        <w:t xml:space="preserve">The percent sign</w:t>
+      </w:r>
+      <w:r>
+        <w:t xml:space="preserve"> </w:t>
+      </w:r>
+      <w:r>
+        <w:t xml:space="preserve">“%”</w:t>
+      </w:r>
+      <w:r>
+        <w:t xml:space="preserve"> </w:t>
+      </w:r>
+      <w:r>
+        <w:t xml:space="preserve">is a shorthand for</w:t>
+      </w:r>
+      <w:r>
+        <w:t xml:space="preserve"> </w:t>
+      </w:r>
+      <w:r>
+        <w:t xml:space="preserve">“</w:t>
+      </w:r>
+      <m:oMath>
+        <m:r>
+          <m:rPr>
+            <m:sty m:val="p"/>
+          </m:rPr>
+          <m:t>/</m:t>
+        </m:r>
+        <m:r>
+          <m:t>100</m:t>
+        </m:r>
+      </m:oMath>
+      <w:r>
+        <w:t xml:space="preserve">”</w:t>
+      </w:r>
+      <w:r>
+        <w:t xml:space="preserve">.</w:t>
+      </w:r>
+    </w:p>
+    <w:bookmarkEnd w:id="43"/>
+    <w:bookmarkStart w:id="44" w:name="exm-percent"/>
+    <w:p>
+      <w:pPr>
+        <w:pStyle w:val="BodyText"/>
+      </w:pPr>
+      <w:r>
+        <w:rPr>
+          <w:b/>
+          <w:bCs/>
+        </w:rPr>
+        <w:t xml:space="preserve">Example 7 (Ten percent is one tenth)</w:t>
+      </w:r>
+      <w:r>
+        <w:t xml:space="preserve"> </w:t>
+      </w:r>
+      <w:r>
+        <w:t xml:space="preserve">Contrary to what you may have learned previously,</w:t>
+      </w:r>
+      <w:r>
+        <w:t xml:space="preserve"> </w:t>
+      </w:r>
+      <w:r>
+        <w:t xml:space="preserve">the equality</w:t>
+      </w:r>
+      <w:r>
+        <w:t xml:space="preserve"> </w:t>
+      </w:r>
+      <m:oMath>
+        <m:r>
+          <m:t>10</m:t>
+        </m:r>
+        <m:r>
+          <m:rPr>
+            <m:sty m:val="p"/>
+          </m:rPr>
+          <m:t>%</m:t>
+        </m:r>
+        <m:r>
+          <m:rPr>
+            <m:sty m:val="p"/>
+          </m:rPr>
+          <m:t>=</m:t>
+        </m:r>
+        <m:r>
+          <m:t>0.1</m:t>
+        </m:r>
+      </m:oMath>
+      <w:r>
+        <w:t xml:space="preserve"> </w:t>
+      </w:r>
+      <w:r>
+        <w:t xml:space="preserve">is true and correct,</w:t>
+      </w:r>
+      <w:r>
+        <w:t xml:space="preserve"> </w:t>
+      </w:r>
+      <w:r>
+        <w:t xml:space="preserve">just as</w:t>
+      </w:r>
+      <w:r>
+        <w:t xml:space="preserve"> </w:t>
+      </w:r>
+      <m:oMath>
+        <m:r>
+          <m:t>10</m:t>
+        </m:r>
+        <m:r>
+          <m:rPr>
+            <m:nor/>
+            <m:sty m:val="p"/>
+          </m:rPr>
+          <m:t>kg</m:t>
+        </m:r>
+        <m:r>
+          <m:rPr>
+            <m:sty m:val="p"/>
+          </m:rPr>
+          <m:t>=</m:t>
+        </m:r>
+        <m:r>
+          <m:t>10</m:t>
+        </m:r>
+        <m:r>
+          <m:rPr>
+            <m:sty m:val="p"/>
+          </m:rPr>
+          <m:t>,</m:t>
+        </m:r>
+        <m:r>
+          <m:t>000</m:t>
+        </m:r>
+        <m:r>
+          <m:rPr>
+            <m:nor/>
+            <m:sty m:val="p"/>
+          </m:rPr>
+          <m:t>g</m:t>
+        </m:r>
+      </m:oMath>
+      <w:r>
+        <w:t xml:space="preserve"> </w:t>
+      </w:r>
+      <w:r>
+        <w:t xml:space="preserve">is true and correct:</w:t>
+      </w:r>
+    </w:p>
+    <w:p>
+      <w:pPr>
+        <w:pStyle w:val="BodyText"/>
+      </w:pPr>
+      <m:oMathPara>
+        <m:oMathParaPr>
+          <m:jc m:val="center"/>
+        </m:oMathParaPr>
+        <m:oMath>
+          <m:eqArr>
+            <m:e>
+              <m:r>
+                <m:t>10</m:t>
+              </m:r>
+              <m:r>
+                <m:rPr>
+                  <m:sty m:val="p"/>
+                </m:rPr>
+                <m:t>%</m:t>
+              </m:r>
+              <m:r>
+                <m:t>&amp;</m:t>
+              </m:r>
+              <m:r>
+                <m:rPr>
+                  <m:sty m:val="p"/>
+                </m:rPr>
+                <m:t>=</m:t>
+              </m:r>
+              <m:f>
+                <m:fPr>
+                  <m:type m:val="bar"/>
+                </m:fPr>
+                <m:num>
+                  <m:r>
+                    <m:t>10</m:t>
+                  </m:r>
+                </m:num>
+                <m:den>
+                  <m:r>
+                    <m:t>100</m:t>
+                  </m:r>
+                </m:den>
+              </m:f>
+              <m:r>
+                <m:t>&amp;</m:t>
+              </m:r>
+              <m:r>
+                <m:t>&amp;</m:t>
+              </m:r>
+              <m:r>
+                <m:rPr>
+                  <m:nor/>
+                  <m:sty m:val="p"/>
+                </m:rPr>
+                <m:t>(definition of percent)</m:t>
+              </m:r>
+            </m:e>
+            <m:e>
+              <m:r>
+                <m:t>&amp;</m:t>
+              </m:r>
+              <m:r>
+                <m:rPr>
+                  <m:sty m:val="p"/>
+                </m:rPr>
+                <m:t>=</m:t>
+              </m:r>
+              <m:r>
+                <m:t>0.1</m:t>
+              </m:r>
+              <m:r>
+                <m:t>&amp;</m:t>
+              </m:r>
+              <m:r>
+                <m:t>&amp;</m:t>
+              </m:r>
+              <m:r>
+                <m:rPr>
+                  <m:nor/>
+                  <m:sty m:val="p"/>
+                </m:rPr>
+                <m:t>(divide)</m:t>
+              </m:r>
+            </m:e>
+          </m:eqArr>
+        </m:oMath>
+      </m:oMathPara>
+    </w:p>
+    <w:bookmarkEnd w:id="44"/>
+    <w:p>
+      <w:pPr>
+        <w:pStyle w:val="FirstParagraph"/>
+      </w:pPr>
+      <w:r>
+        <w:t xml:space="preserve">You are welcome to switch between decimal and percent notation freely;</w:t>
+      </w:r>
+      <w:r>
+        <w:t xml:space="preserve"> </w:t>
+      </w:r>
+      <w:r>
+        <w:t xml:space="preserve">just make sure you execute it correctly.</w:t>
+      </w:r>
+    </w:p>
+    <w:bookmarkEnd w:id="45"/>
+    <w:bookmarkStart w:id="60" w:name="sec-min-max"/>
+    <w:p>
+      <w:pPr>
+        <w:pStyle w:val="Heading2"/>
+      </w:pPr>
+      <w:r>
+        <w:t xml:space="preserve">5 Minimum, maximum, argmin and argmax</w:t>
+      </w:r>
+    </w:p>
+    <w:bookmarkStart w:id="46" w:name="exr-min-and-argmin"/>
     <w:p>
       <w:pPr>
         <w:pStyle w:val="FirstParagraph"/>
@@ -5038,8 +5533,8 @@
         <w:t xml:space="preserve">does it take that value?</w:t>
       </w:r>
     </w:p>
-    <w:bookmarkEnd w:id="42"/>
-    <w:bookmarkStart w:id="43" w:name="sol-min-and-argmin"/>
+    <w:bookmarkEnd w:id="46"/>
+    <w:bookmarkStart w:id="47" w:name="sol-min-and-argmin"/>
     <w:p>
       <w:pPr>
         <w:pStyle w:val="FirstParagraph"/>
@@ -5767,8 +6262,8 @@
         <w:t xml:space="preserve">not a single number.</w:t>
       </w:r>
     </w:p>
-    <w:bookmarkEnd w:id="43"/>
-    <w:bookmarkStart w:id="44" w:name="def-minimum"/>
+    <w:bookmarkEnd w:id="47"/>
+    <w:bookmarkStart w:id="48" w:name="def-minimum"/>
     <w:p>
       <w:pPr>
         <w:pStyle w:val="FirstParagraph"/>
@@ -5778,7 +6273,7 @@
           <w:b/>
           <w:bCs/>
         </w:rPr>
-        <w:t xml:space="preserve">Definition 12 (Minimum)</w:t>
+        <w:t xml:space="preserve">Definition 13 (Minimum)</w:t>
       </w:r>
       <w:r>
         <w:t xml:space="preserve"> </w:t>
@@ -5953,8 +6448,8 @@
         <w:t xml:space="preserve">.</w:t>
       </w:r>
     </w:p>
-    <w:bookmarkEnd w:id="44"/>
-    <w:bookmarkStart w:id="46" w:name="rem-minimum-may-not-exist"/>
+    <w:bookmarkEnd w:id="48"/>
+    <w:bookmarkStart w:id="50" w:name="rem-minimum-may-not-exist"/>
     <w:p>
       <w:pPr>
         <w:pStyle w:val="BodyText"/>
@@ -6040,7 +6535,7 @@
       <w:r>
         <w:t xml:space="preserve"> </w:t>
       </w:r>
-      <w:hyperlink r:id="rId45">
+      <w:hyperlink r:id="rId49">
         <w:r>
           <w:rPr>
             <w:rStyle w:val="Hyperlink"/>
@@ -6176,8 +6671,8 @@
         <w:t xml:space="preserve">, also in it.</w:t>
       </w:r>
     </w:p>
-    <w:bookmarkEnd w:id="46"/>
-    <w:bookmarkStart w:id="47" w:name="def-maximum"/>
+    <w:bookmarkEnd w:id="50"/>
+    <w:bookmarkStart w:id="51" w:name="def-maximum"/>
     <w:p>
       <w:pPr>
         <w:pStyle w:val="BodyText"/>
@@ -6187,7 +6682,7 @@
           <w:b/>
           <w:bCs/>
         </w:rPr>
-        <w:t xml:space="preserve">Definition 13 (Maximum)</w:t>
+        <w:t xml:space="preserve">Definition 14 (Maximum)</w:t>
       </w:r>
       <w:r>
         <w:t xml:space="preserve"> </w:t>
@@ -6362,8 +6857,8 @@
         <w:t xml:space="preserve">.</w:t>
       </w:r>
     </w:p>
-    <w:bookmarkEnd w:id="47"/>
-    <w:bookmarkStart w:id="48" w:name="exm-maximum"/>
+    <w:bookmarkEnd w:id="51"/>
+    <w:bookmarkStart w:id="52" w:name="exm-maximum"/>
     <w:p>
       <w:pPr>
         <w:pStyle w:val="BodyText"/>
@@ -6373,7 +6868,7 @@
           <w:b/>
           <w:bCs/>
         </w:rPr>
-        <w:t xml:space="preserve">Example 7 (A maximum, and a set without one)</w:t>
+        <w:t xml:space="preserve">Example 8 (A maximum, and a set without one)</w:t>
       </w:r>
       <w:r>
         <w:t xml:space="preserve"> </w:t>
@@ -6817,8 +7312,8 @@
         <w:t xml:space="preserve">is at least as large as every element.</w:t>
       </w:r>
     </w:p>
-    <w:bookmarkEnd w:id="48"/>
-    <w:bookmarkStart w:id="50" w:name="def-argmin"/>
+    <w:bookmarkEnd w:id="52"/>
+    <w:bookmarkStart w:id="54" w:name="def-argmin"/>
     <w:p>
       <w:pPr>
         <w:pStyle w:val="FirstParagraph"/>
@@ -6828,7 +7323,7 @@
           <w:b/>
           <w:bCs/>
         </w:rPr>
-        <w:t xml:space="preserve">Definition 14 (Argmin)</w:t>
+        <w:t xml:space="preserve">Definition 15 (Argmin)</w:t>
       </w:r>
       <w:r>
         <w:t xml:space="preserve"> </w:t>
@@ -6875,7 +7370,7 @@
       <w:r>
         <w:t xml:space="preserve"> </w:t>
       </w:r>
-      <w:hyperlink r:id="rId49">
+      <w:hyperlink r:id="rId53">
         <w:r>
           <w:rPr>
             <w:rStyle w:val="Hyperlink"/>
@@ -7237,8 +7732,8 @@
         <w:t xml:space="preserve">.</w:t>
       </w:r>
     </w:p>
-    <w:bookmarkEnd w:id="50"/>
-    <w:bookmarkStart w:id="52" w:name="rem-argmin-vs-minimum"/>
+    <w:bookmarkEnd w:id="54"/>
+    <w:bookmarkStart w:id="56" w:name="rem-argmin-vs-minimum"/>
     <w:p>
       <w:pPr>
         <w:pStyle w:val="BodyText"/>
@@ -7299,7 +7794,7 @@
           <w:rPr>
             <w:rStyle w:val="Hyperlink"/>
           </w:rPr>
-          <w:t xml:space="preserve">Definition 12</w:t>
+          <w:t xml:space="preserve">Definition 13</w:t>
         </w:r>
       </w:hyperlink>
       <w:r>
@@ -7314,7 +7809,7 @@
       <w:r>
         <w:t xml:space="preserve"> </w:t>
       </w:r>
-      <w:hyperlink r:id="rId51">
+      <w:hyperlink r:id="rId55">
         <w:r>
           <w:rPr>
             <w:rStyle w:val="Hyperlink"/>
@@ -7766,8 +8261,8 @@
         <w:t xml:space="preserve">.</w:t>
       </w:r>
     </w:p>
-    <w:bookmarkEnd w:id="52"/>
-    <w:bookmarkStart w:id="53" w:name="def-argmax"/>
+    <w:bookmarkEnd w:id="56"/>
+    <w:bookmarkStart w:id="57" w:name="def-argmax"/>
     <w:p>
       <w:pPr>
         <w:pStyle w:val="BodyText"/>
@@ -7777,7 +8272,7 @@
           <w:b/>
           <w:bCs/>
         </w:rPr>
-        <w:t xml:space="preserve">Definition 15 (Argmax)</w:t>
+        <w:t xml:space="preserve">Definition 16 (Argmax)</w:t>
       </w:r>
       <w:r>
         <w:t xml:space="preserve"> </w:t>
@@ -7824,7 +8319,7 @@
       <w:r>
         <w:t xml:space="preserve"> </w:t>
       </w:r>
-      <w:hyperlink r:id="rId49">
+      <w:hyperlink r:id="rId53">
         <w:r>
           <w:rPr>
             <w:rStyle w:val="Hyperlink"/>
@@ -8186,8 +8681,8 @@
         <w:t xml:space="preserve">.</w:t>
       </w:r>
     </w:p>
-    <w:bookmarkEnd w:id="53"/>
-    <w:bookmarkStart w:id="55" w:name="exm-argmax"/>
+    <w:bookmarkEnd w:id="57"/>
+    <w:bookmarkStart w:id="59" w:name="exm-argmax"/>
     <w:p>
       <w:pPr>
         <w:pStyle w:val="BodyText"/>
@@ -8197,7 +8692,7 @@
           <w:b/>
           <w:bCs/>
         </w:rPr>
-        <w:t xml:space="preserve">Example 8 (An argmax with two points, and an empty one)</w:t>
+        <w:t xml:space="preserve">Example 9 (An argmax with two points, and an empty one)</w:t>
       </w:r>
       <w:r>
         <w:t xml:space="preserve"> </w:t>
@@ -8724,7 +9219,7 @@
           <w:rPr>
             <w:rStyle w:val="Hyperlink"/>
           </w:rPr>
-          <w:t xml:space="preserve">Example 7</w:t>
+          <w:t xml:space="preserve">Example 8</w:t>
         </w:r>
       </w:hyperlink>
       <w:r>
@@ -8868,7 +9363,7 @@
       <w:r>
         <w:t xml:space="preserve"> </w:t>
       </w:r>
-      <w:hyperlink r:id="rId54">
+      <w:hyperlink r:id="rId58">
         <w:r>
           <w:rPr>
             <w:rStyle w:val="Hyperlink"/>
@@ -8880,18 +9375,18 @@
         <w:t xml:space="preserve">.</w:t>
       </w:r>
     </w:p>
-    <w:bookmarkEnd w:id="55"/>
-    <w:bookmarkEnd w:id="56"/>
-    <w:bookmarkStart w:id="66" w:name="sec-minimizers"/>
+    <w:bookmarkEnd w:id="59"/>
+    <w:bookmarkEnd w:id="60"/>
+    <w:bookmarkStart w:id="70" w:name="sec-minimizers"/>
     <w:p>
       <w:pPr>
         <w:pStyle w:val="Heading2"/>
       </w:pPr>
       <w:r>
-        <w:t xml:space="preserve">5 Global and local minimizers</w:t>
+        <w:t xml:space="preserve">6 Global and local minimizers</w:t>
       </w:r>
     </w:p>
-    <w:bookmarkStart w:id="57" w:name="exr-local-vs-global-min"/>
+    <w:bookmarkStart w:id="61" w:name="exr-local-vs-global-min"/>
     <w:p>
       <w:pPr>
         <w:pStyle w:val="FirstParagraph"/>
@@ -9401,8 +9896,8 @@
         <w:t xml:space="preserve">?</w:t>
       </w:r>
     </w:p>
-    <w:bookmarkEnd w:id="57"/>
-    <w:bookmarkStart w:id="58" w:name="sol-local-vs-global-min"/>
+    <w:bookmarkEnd w:id="61"/>
+    <w:bookmarkStart w:id="62" w:name="sol-local-vs-global-min"/>
     <w:p>
       <w:pPr>
         <w:pStyle w:val="FirstParagraph"/>
@@ -10982,8 +11477,8 @@
         <w:t xml:space="preserve">.</w:t>
       </w:r>
     </w:p>
-    <w:bookmarkEnd w:id="58"/>
-    <w:bookmarkStart w:id="59" w:name="def-global-minimizer"/>
+    <w:bookmarkEnd w:id="62"/>
+    <w:bookmarkStart w:id="63" w:name="def-global-minimizer"/>
     <w:p>
       <w:pPr>
         <w:pStyle w:val="FirstParagraph"/>
@@ -10993,7 +11488,7 @@
           <w:b/>
           <w:bCs/>
         </w:rPr>
-        <w:t xml:space="preserve">Definition 16 (Global minimizer)</w:t>
+        <w:t xml:space="preserve">Definition 17 (Global minimizer)</w:t>
       </w:r>
       <w:r>
         <w:t xml:space="preserve"> </w:t>
@@ -11076,7 +11571,7 @@
       <w:r>
         <w:t xml:space="preserve"> </w:t>
       </w:r>
-      <w:hyperlink r:id="rId49">
+      <w:hyperlink r:id="rId53">
         <w:r>
           <w:rPr>
             <w:rStyle w:val="Hyperlink"/>
@@ -11258,8 +11753,8 @@
         <w:t xml:space="preserve">.</w:t>
       </w:r>
     </w:p>
-    <w:bookmarkEnd w:id="59"/>
-    <w:bookmarkStart w:id="60" w:name="rem-global-minimizer-argmin"/>
+    <w:bookmarkEnd w:id="63"/>
+    <w:bookmarkStart w:id="64" w:name="rem-global-minimizer-argmin"/>
     <w:p>
       <w:pPr>
         <w:pStyle w:val="BodyText"/>
@@ -11355,7 +11850,7 @@
           <w:rPr>
             <w:rStyle w:val="Hyperlink"/>
           </w:rPr>
-          <w:t xml:space="preserve">Definition 14</w:t>
+          <w:t xml:space="preserve">Definition 15</w:t>
         </w:r>
       </w:hyperlink>
       <w:r>
@@ -11754,8 +12249,8 @@
         <w:t xml:space="preserve">.</w:t>
       </w:r>
     </w:p>
-    <w:bookmarkEnd w:id="60"/>
-    <w:bookmarkStart w:id="62" w:name="def-local-minimizer"/>
+    <w:bookmarkEnd w:id="64"/>
+    <w:bookmarkStart w:id="66" w:name="def-local-minimizer"/>
     <w:p>
       <w:pPr>
         <w:pStyle w:val="BodyText"/>
@@ -11765,7 +12260,7 @@
           <w:b/>
           <w:bCs/>
         </w:rPr>
-        <w:t xml:space="preserve">Definition 17 (Local minimizer)</w:t>
+        <w:t xml:space="preserve">Definition 18 (Local minimizer)</w:t>
       </w:r>
       <w:r>
         <w:t xml:space="preserve"> </w:t>
@@ -11848,7 +12343,7 @@
       <w:r>
         <w:t xml:space="preserve"> </w:t>
       </w:r>
-      <w:hyperlink r:id="rId49">
+      <w:hyperlink r:id="rId53">
         <w:r>
           <w:rPr>
             <w:rStyle w:val="Hyperlink"/>
@@ -12140,7 +12635,7 @@
       <w:r>
         <w:t xml:space="preserve"> </w:t>
       </w:r>
-      <w:hyperlink r:id="rId61">
+      <w:hyperlink r:id="rId65">
         <w:r>
           <w:rPr>
             <w:rStyle w:val="Hyperlink"/>
@@ -12152,8 +12647,8 @@
         <w:t xml:space="preserve">.</w:t>
       </w:r>
     </w:p>
-    <w:bookmarkEnd w:id="62"/>
-    <w:bookmarkStart w:id="64" w:name="rem-local-minimizer"/>
+    <w:bookmarkEnd w:id="66"/>
+    <w:bookmarkStart w:id="68" w:name="rem-local-minimizer"/>
     <w:p>
       <w:pPr>
         <w:pStyle w:val="BodyText"/>
@@ -12442,7 +12937,7 @@
           <w:rPr>
             <w:rStyle w:val="Hyperlink"/>
           </w:rPr>
-          <w:t xml:space="preserve">Definition 16</w:t>
+          <w:t xml:space="preserve">Definition 17</w:t>
         </w:r>
       </w:hyperlink>
       <w:r>
@@ -12594,7 +13089,7 @@
       <w:r>
         <w:t xml:space="preserve"> </w:t>
       </w:r>
-      <w:hyperlink r:id="rId63">
+      <w:hyperlink r:id="rId67">
         <w:r>
           <w:rPr>
             <w:rStyle w:val="Hyperlink"/>
@@ -12749,8 +13244,8 @@
         <w:t xml:space="preserve">but not a global one.</w:t>
       </w:r>
     </w:p>
-    <w:bookmarkEnd w:id="64"/>
-    <w:bookmarkStart w:id="65" w:name="exm-not-local-minimizer"/>
+    <w:bookmarkEnd w:id="68"/>
+    <w:bookmarkStart w:id="69" w:name="exm-not-local-minimizer"/>
     <w:p>
       <w:pPr>
         <w:pStyle w:val="BodyText"/>
@@ -12760,7 +13255,7 @@
           <w:b/>
           <w:bCs/>
         </w:rPr>
-        <w:t xml:space="preserve">Example 9 (A point that is not a local minimizer)</w:t>
+        <w:t xml:space="preserve">Example 10 (A point that is not a local minimizer)</w:t>
       </w:r>
       <w:r>
         <w:t xml:space="preserve"> </w:t>
@@ -14173,18 +14668,18 @@
         </m:oMath>
       </m:oMathPara>
     </w:p>
-    <w:bookmarkEnd w:id="65"/>
-    <w:bookmarkEnd w:id="66"/>
-    <w:bookmarkStart w:id="84" w:name="sec-convexity"/>
+    <w:bookmarkEnd w:id="69"/>
+    <w:bookmarkEnd w:id="70"/>
+    <w:bookmarkStart w:id="88" w:name="sec-convexity"/>
     <w:p>
       <w:pPr>
         <w:pStyle w:val="Heading2"/>
       </w:pPr>
       <w:r>
-        <w:t xml:space="preserve">6 Convex functions</w:t>
+        <w:t xml:space="preserve">7 Convex functions</w:t>
       </w:r>
     </w:p>
-    <w:bookmarkStart w:id="67" w:name="exr-convex-chord"/>
+    <w:bookmarkStart w:id="71" w:name="exr-convex-chord"/>
     <w:p>
       <w:pPr>
         <w:pStyle w:val="FirstParagraph"/>
@@ -14664,8 +15159,8 @@
         <w:t xml:space="preserve">?</w:t>
       </w:r>
     </w:p>
-    <w:bookmarkEnd w:id="67"/>
-    <w:bookmarkStart w:id="68" w:name="sol-convex-chord"/>
+    <w:bookmarkEnd w:id="71"/>
+    <w:bookmarkStart w:id="72" w:name="sol-convex-chord"/>
     <w:p>
       <w:pPr>
         <w:pStyle w:val="FirstParagraph"/>
@@ -15327,8 +15822,8 @@
         <w:t xml:space="preserve">is below the average of its values at the two endpoints.</w:t>
       </w:r>
     </w:p>
-    <w:bookmarkEnd w:id="68"/>
-    <w:bookmarkStart w:id="69" w:name="def-line-segment"/>
+    <w:bookmarkEnd w:id="72"/>
+    <w:bookmarkStart w:id="73" w:name="def-line-segment"/>
     <w:p>
       <w:pPr>
         <w:pStyle w:val="FirstParagraph"/>
@@ -15338,7 +15833,7 @@
           <w:b/>
           <w:bCs/>
         </w:rPr>
-        <w:t xml:space="preserve">Definition 18 (Line segment)</w:t>
+        <w:t xml:space="preserve">Definition 19 (Line segment)</w:t>
       </w:r>
       <w:r>
         <w:t xml:space="preserve"> </w:t>
@@ -15715,8 +16210,8 @@
         <w:t xml:space="preserve">.</w:t>
       </w:r>
     </w:p>
-    <w:bookmarkEnd w:id="69"/>
-    <w:bookmarkStart w:id="70" w:name="exm-line-segment"/>
+    <w:bookmarkEnd w:id="73"/>
+    <w:bookmarkStart w:id="74" w:name="exm-line-segment"/>
     <w:p>
       <w:pPr>
         <w:pStyle w:val="BodyText"/>
@@ -15726,7 +16221,7 @@
           <w:b/>
           <w:bCs/>
         </w:rPr>
-        <w:t xml:space="preserve">Example 10 (A line segment in</w:t>
+        <w:t xml:space="preserve">Example 11 (A line segment in</w:t>
       </w:r>
       <w:r>
         <w:rPr>
@@ -15857,7 +16352,7 @@
       <w:r>
         <w:t xml:space="preserve"> </w:t>
       </w:r>
-      <w:hyperlink r:id="rId45">
+      <w:hyperlink r:id="rId49">
         <w:r>
           <w:rPr>
             <w:rStyle w:val="Hyperlink"/>
@@ -16010,8 +16505,8 @@
         <w:t xml:space="preserve">.</w:t>
       </w:r>
     </w:p>
-    <w:bookmarkEnd w:id="70"/>
-    <w:bookmarkStart w:id="72" w:name="def-chord"/>
+    <w:bookmarkEnd w:id="74"/>
+    <w:bookmarkStart w:id="76" w:name="def-chord"/>
     <w:p>
       <w:pPr>
         <w:pStyle w:val="BodyText"/>
@@ -16021,7 +16516,7 @@
           <w:b/>
           <w:bCs/>
         </w:rPr>
-        <w:t xml:space="preserve">Definition 19 (Chord)</w:t>
+        <w:t xml:space="preserve">Definition 20 (Chord)</w:t>
       </w:r>
       <w:r>
         <w:t xml:space="preserve"> </w:t>
@@ -16081,7 +16576,7 @@
       <w:r>
         <w:t xml:space="preserve"> </w:t>
       </w:r>
-      <w:hyperlink r:id="rId49">
+      <w:hyperlink r:id="rId53">
         <w:r>
           <w:rPr>
             <w:rStyle w:val="Hyperlink"/>
@@ -16209,7 +16704,7 @@
           <w:rPr>
             <w:rStyle w:val="Hyperlink"/>
           </w:rPr>
-          <w:t xml:space="preserve">Definition 18</w:t>
+          <w:t xml:space="preserve">Definition 19</w:t>
         </w:r>
       </w:hyperlink>
       <w:r>
@@ -16354,7 +16849,7 @@
       <w:r>
         <w:t xml:space="preserve"> </w:t>
       </w:r>
-      <w:hyperlink r:id="rId71">
+      <w:hyperlink r:id="rId75">
         <w:r>
           <w:rPr>
             <w:rStyle w:val="Hyperlink"/>
@@ -16724,8 +17219,8 @@
         <w:t xml:space="preserve">.</w:t>
       </w:r>
     </w:p>
-    <w:bookmarkEnd w:id="72"/>
-    <w:bookmarkStart w:id="73" w:name="exm-chord"/>
+    <w:bookmarkEnd w:id="76"/>
+    <w:bookmarkStart w:id="77" w:name="exm-chord"/>
     <w:p>
       <w:pPr>
         <w:pStyle w:val="BodyText"/>
@@ -16735,7 +17230,7 @@
           <w:b/>
           <w:bCs/>
         </w:rPr>
-        <w:t xml:space="preserve">Example 11 (A chord of</w:t>
+        <w:t xml:space="preserve">Example 12 (A chord of</w:t>
       </w:r>
       <w:r>
         <w:rPr>
@@ -17304,8 +17799,8 @@
         <w:t xml:space="preserve">.</w:t>
       </w:r>
     </w:p>
-    <w:bookmarkEnd w:id="73"/>
-    <w:bookmarkStart w:id="74" w:name="def-convex-function"/>
+    <w:bookmarkEnd w:id="77"/>
+    <w:bookmarkStart w:id="78" w:name="def-convex-function"/>
     <w:p>
       <w:pPr>
         <w:pStyle w:val="BodyText"/>
@@ -17315,7 +17810,7 @@
           <w:b/>
           <w:bCs/>
         </w:rPr>
-        <w:t xml:space="preserve">Definition 20 (Convex function)</w:t>
+        <w:t xml:space="preserve">Definition 21 (Convex function)</w:t>
       </w:r>
       <w:r>
         <w:t xml:space="preserve"> </w:t>
@@ -17375,7 +17870,7 @@
       <w:r>
         <w:t xml:space="preserve"> </w:t>
       </w:r>
-      <w:hyperlink r:id="rId49">
+      <w:hyperlink r:id="rId53">
         <w:r>
           <w:rPr>
             <w:rStyle w:val="Hyperlink"/>
@@ -17652,8 +18147,8 @@
         <w:t xml:space="preserve">.</w:t>
       </w:r>
     </w:p>
-    <w:bookmarkEnd w:id="74"/>
-    <w:bookmarkStart w:id="75" w:name="rem-convex-chord-above-graph"/>
+    <w:bookmarkEnd w:id="78"/>
+    <w:bookmarkStart w:id="79" w:name="rem-convex-chord-above-graph"/>
     <w:p>
       <w:pPr>
         <w:pStyle w:val="BodyText"/>
@@ -17854,7 +18349,7 @@
       <w:r>
         <w:t xml:space="preserve"> </w:t>
       </w:r>
-      <w:hyperlink r:id="rId71">
+      <w:hyperlink r:id="rId75">
         <w:r>
           <w:rPr>
             <w:rStyle w:val="Hyperlink"/>
@@ -18340,8 +18835,8 @@
         <w:t xml:space="preserve">.</w:t>
       </w:r>
     </w:p>
-    <w:bookmarkEnd w:id="75"/>
-    <w:bookmarkStart w:id="76" w:name="exm-cubic-not-convex"/>
+    <w:bookmarkEnd w:id="79"/>
+    <w:bookmarkStart w:id="80" w:name="exm-cubic-not-convex"/>
     <w:p>
       <w:pPr>
         <w:pStyle w:val="BodyText"/>
@@ -18351,7 +18846,7 @@
           <w:b/>
           <w:bCs/>
         </w:rPr>
-        <w:t xml:space="preserve">Example 12 (A function that is not convex)</w:t>
+        <w:t xml:space="preserve">Example 13 (A function that is not convex)</w:t>
       </w:r>
       <w:r>
         <w:t xml:space="preserve"> </w:t>
@@ -18957,8 +19452,8 @@
         <w:t xml:space="preserve">is false.</w:t>
       </w:r>
     </w:p>
-    <w:bookmarkEnd w:id="76"/>
-    <w:bookmarkStart w:id="77" w:name="exm-convex-local-global"/>
+    <w:bookmarkEnd w:id="80"/>
+    <w:bookmarkStart w:id="81" w:name="exm-convex-local-global"/>
     <w:p>
       <w:pPr>
         <w:pStyle w:val="BodyText"/>
@@ -18968,7 +19463,7 @@
           <w:b/>
           <w:bCs/>
         </w:rPr>
-        <w:t xml:space="preserve">Example 13 (A convex and a non-convex function)</w:t>
+        <w:t xml:space="preserve">Example 14 (A convex and a non-convex function)</w:t>
       </w:r>
       <w:r>
         <w:t xml:space="preserve"> </w:t>
@@ -19043,7 +19538,7 @@
           <w:rPr>
             <w:rStyle w:val="Hyperlink"/>
           </w:rPr>
-          <w:t xml:space="preserve">Definition 20</w:t>
+          <w:t xml:space="preserve">Definition 21</w:t>
         </w:r>
       </w:hyperlink>
       <w:r>
@@ -19530,7 +20025,7 @@
           <w:rPr>
             <w:rStyle w:val="Hyperlink"/>
           </w:rPr>
-          <w:t xml:space="preserve">Example 12</w:t>
+          <w:t xml:space="preserve">Example 13</w:t>
         </w:r>
       </w:hyperlink>
       <w:r>
@@ -19589,8 +20084,8 @@
         <w:t xml:space="preserve">).</w:t>
       </w:r>
     </w:p>
-    <w:bookmarkEnd w:id="77"/>
-    <w:bookmarkStart w:id="78" w:name="thm-convex-local-global"/>
+    <w:bookmarkEnd w:id="81"/>
+    <w:bookmarkStart w:id="82" w:name="thm-convex-local-global"/>
     <w:p>
       <w:pPr>
         <w:pStyle w:val="BodyText"/>
@@ -19764,7 +20259,7 @@
         <w:t xml:space="preserve">.</w:t>
       </w:r>
     </w:p>
-    <w:bookmarkEnd w:id="78"/>
+    <w:bookmarkEnd w:id="82"/>
     <w:p>
       <w:pPr>
         <w:pStyle w:val="BodyText"/>
@@ -19978,7 +20473,7 @@
           <w:rPr>
             <w:rStyle w:val="Hyperlink"/>
           </w:rPr>
-          <w:t xml:space="preserve">Definition 17</w:t>
+          <w:t xml:space="preserve">Definition 18</w:t>
         </w:r>
       </w:hyperlink>
       <w:r>
@@ -20021,7 +20516,7 @@
           <w:rPr>
             <w:rStyle w:val="Hyperlink"/>
           </w:rPr>
-          <w:t xml:space="preserve">Definition 16</w:t>
+          <w:t xml:space="preserve">Definition 17</w:t>
         </w:r>
       </w:hyperlink>
       <w:r>
@@ -21178,7 +21673,7 @@
         <w:t xml:space="preserve">is a global minimizer.</w:t>
       </w:r>
     </w:p>
-    <w:bookmarkStart w:id="79" w:name="thm-jensen"/>
+    <w:bookmarkStart w:id="83" w:name="thm-jensen"/>
     <w:p>
       <w:pPr>
         <w:pStyle w:val="BodyText"/>
@@ -21634,7 +22129,7 @@
         </m:oMath>
       </m:oMathPara>
     </w:p>
-    <w:bookmarkEnd w:id="79"/>
+    <w:bookmarkEnd w:id="83"/>
     <w:p>
       <w:pPr>
         <w:pStyle w:val="FirstParagraph"/>
@@ -22507,7 +23002,7 @@
           <w:rPr>
             <w:rStyle w:val="Hyperlink"/>
           </w:rPr>
-          <w:t xml:space="preserve">Definition 20</w:t>
+          <w:t xml:space="preserve">Definition 21</w:t>
         </w:r>
       </w:hyperlink>
       <w:r>
@@ -23127,7 +23622,7 @@
         </m:oMath>
       </m:oMathPara>
     </w:p>
-    <w:bookmarkStart w:id="81" w:name="exm-jensen"/>
+    <w:bookmarkStart w:id="85" w:name="exm-jensen"/>
     <w:p>
       <w:pPr>
         <w:pStyle w:val="FirstParagraph"/>
@@ -23137,7 +23632,7 @@
           <w:b/>
           <w:bCs/>
         </w:rPr>
-        <w:t xml:space="preserve">Example 14 (The average of the squares is at least the square of the average)</w:t>
+        <w:t xml:space="preserve">Example 15 (The average of the squares is at least the square of the average)</w:t>
       </w:r>
       <w:r>
         <w:t xml:space="preserve"> </w:t>
@@ -23203,7 +23698,7 @@
           <w:rPr>
             <w:rStyle w:val="Hyperlink"/>
           </w:rPr>
-          <w:t xml:space="preserve">Definition 20</w:t>
+          <w:t xml:space="preserve">Definition 21</w:t>
         </w:r>
       </w:hyperlink>
       <w:r>
@@ -24186,7 +24681,7 @@
       <w:r>
         <w:t xml:space="preserve"> </w:t>
       </w:r>
-      <w:hyperlink r:id="rId80">
+      <w:hyperlink r:id="rId84">
         <w:r>
           <w:rPr>
             <w:rStyle w:val="Hyperlink"/>
@@ -24248,8 +24743,8 @@
         <w:t xml:space="preserve">, Jensen’s inequality says this average squared distance is never negative.</w:t>
       </w:r>
     </w:p>
-    <w:bookmarkEnd w:id="81"/>
-    <w:bookmarkStart w:id="83" w:name="rem-jensen-concave"/>
+    <w:bookmarkEnd w:id="85"/>
+    <w:bookmarkStart w:id="87" w:name="rem-jensen-concave"/>
     <w:p>
       <w:pPr>
         <w:pStyle w:val="BodyText"/>
@@ -24284,7 +24779,7 @@
       <w:r>
         <w:t xml:space="preserve"> </w:t>
       </w:r>
-      <w:hyperlink r:id="rId82">
+      <w:hyperlink r:id="rId86">
         <w:r>
           <w:rPr>
             <w:rStyle w:val="Hyperlink"/>
@@ -24561,7 +25056,7 @@
           <w:rPr>
             <w:rStyle w:val="Hyperlink"/>
           </w:rPr>
-          <w:t xml:space="preserve">Example 14</w:t>
+          <w:t xml:space="preserve">Example 15</w:t>
         </w:r>
       </w:hyperlink>
       <w:r>
@@ -24636,18 +25131,18 @@
         <w:t xml:space="preserve">.</w:t>
       </w:r>
     </w:p>
-    <w:bookmarkEnd w:id="83"/>
-    <w:bookmarkEnd w:id="84"/>
-    <w:bookmarkStart w:id="99" w:name="infimum-and-supremum"/>
+    <w:bookmarkEnd w:id="87"/>
+    <w:bookmarkEnd w:id="88"/>
+    <w:bookmarkStart w:id="103" w:name="infimum-and-supremum"/>
     <w:p>
       <w:pPr>
         <w:pStyle w:val="Heading2"/>
       </w:pPr>
       <w:r>
-        <w:t xml:space="preserve">7 Infimum and supremum</w:t>
+        <w:t xml:space="preserve">8 Infimum and supremum</w:t>
       </w:r>
     </w:p>
-    <w:bookmarkStart w:id="85" w:name="def-upper-bound"/>
+    <w:bookmarkStart w:id="89" w:name="def-upper-bound"/>
     <w:p>
       <w:pPr>
         <w:pStyle w:val="FirstParagraph"/>
@@ -24657,7 +25152,7 @@
           <w:b/>
           <w:bCs/>
         </w:rPr>
-        <w:t xml:space="preserve">Definition 21 (Upper bound)</w:t>
+        <w:t xml:space="preserve">Definition 22 (Upper bound)</w:t>
       </w:r>
       <w:r>
         <w:t xml:space="preserve"> </w:t>
@@ -24783,8 +25278,8 @@
         <w:t xml:space="preserve">.</w:t>
       </w:r>
     </w:p>
-    <w:bookmarkEnd w:id="85"/>
-    <w:bookmarkStart w:id="86" w:name="def-lower-bound"/>
+    <w:bookmarkEnd w:id="89"/>
+    <w:bookmarkStart w:id="90" w:name="def-lower-bound"/>
     <w:p>
       <w:pPr>
         <w:pStyle w:val="BodyText"/>
@@ -24794,7 +25289,7 @@
           <w:b/>
           <w:bCs/>
         </w:rPr>
-        <w:t xml:space="preserve">Definition 22 (Lower bound)</w:t>
+        <w:t xml:space="preserve">Definition 23 (Lower bound)</w:t>
       </w:r>
       <w:r>
         <w:t xml:space="preserve"> </w:t>
@@ -24920,8 +25415,8 @@
         <w:t xml:space="preserve">.</w:t>
       </w:r>
     </w:p>
-    <w:bookmarkEnd w:id="86"/>
-    <w:bookmarkStart w:id="87" w:name="def-bounded-above"/>
+    <w:bookmarkEnd w:id="90"/>
+    <w:bookmarkStart w:id="91" w:name="def-bounded-above"/>
     <w:p>
       <w:pPr>
         <w:pStyle w:val="BodyText"/>
@@ -24931,7 +25426,7 @@
           <w:b/>
           <w:bCs/>
         </w:rPr>
-        <w:t xml:space="preserve">Definition 23 (Bounded above)</w:t>
+        <w:t xml:space="preserve">Definition 24 (Bounded above)</w:t>
       </w:r>
       <w:r>
         <w:t xml:space="preserve"> </w:t>
@@ -24987,7 +25482,7 @@
           <w:rPr>
             <w:rStyle w:val="Hyperlink"/>
           </w:rPr>
-          <w:t xml:space="preserve">Definition 21</w:t>
+          <w:t xml:space="preserve">Definition 22</w:t>
         </w:r>
       </w:hyperlink>
       <w:r>
@@ -25002,7 +25497,7 @@
       <w:r>
         <w:t xml:space="preserve"> </w:t>
       </w:r>
-      <w:hyperlink r:id="rId49">
+      <w:hyperlink r:id="rId53">
         <w:r>
           <w:rPr>
             <w:rStyle w:val="Hyperlink"/>
@@ -25031,7 +25526,7 @@
       <w:r>
         <w:t xml:space="preserve"> </w:t>
       </w:r>
-      <w:hyperlink r:id="rId51">
+      <w:hyperlink r:id="rId55">
         <w:r>
           <w:rPr>
             <w:rStyle w:val="Hyperlink"/>
@@ -25046,8 +25541,8 @@
         <w:t xml:space="preserve">is.</w:t>
       </w:r>
     </w:p>
-    <w:bookmarkEnd w:id="87"/>
-    <w:bookmarkStart w:id="88" w:name="def-bounded-below"/>
+    <w:bookmarkEnd w:id="91"/>
+    <w:bookmarkStart w:id="92" w:name="def-bounded-below"/>
     <w:p>
       <w:pPr>
         <w:pStyle w:val="BodyText"/>
@@ -25057,7 +25552,7 @@
           <w:b/>
           <w:bCs/>
         </w:rPr>
-        <w:t xml:space="preserve">Definition 24 (Bounded below)</w:t>
+        <w:t xml:space="preserve">Definition 25 (Bounded below)</w:t>
       </w:r>
       <w:r>
         <w:t xml:space="preserve"> </w:t>
@@ -25113,7 +25608,7 @@
           <w:rPr>
             <w:rStyle w:val="Hyperlink"/>
           </w:rPr>
-          <w:t xml:space="preserve">Definition 22</w:t>
+          <w:t xml:space="preserve">Definition 23</w:t>
         </w:r>
       </w:hyperlink>
       <w:r>
@@ -25128,7 +25623,7 @@
       <w:r>
         <w:t xml:space="preserve"> </w:t>
       </w:r>
-      <w:hyperlink r:id="rId49">
+      <w:hyperlink r:id="rId53">
         <w:r>
           <w:rPr>
             <w:rStyle w:val="Hyperlink"/>
@@ -25157,7 +25652,7 @@
       <w:r>
         <w:t xml:space="preserve"> </w:t>
       </w:r>
-      <w:hyperlink r:id="rId51">
+      <w:hyperlink r:id="rId55">
         <w:r>
           <w:rPr>
             <w:rStyle w:val="Hyperlink"/>
@@ -25172,8 +25667,8 @@
         <w:t xml:space="preserve">is.</w:t>
       </w:r>
     </w:p>
-    <w:bookmarkEnd w:id="88"/>
-    <w:bookmarkStart w:id="89" w:name="def-bounded"/>
+    <w:bookmarkEnd w:id="92"/>
+    <w:bookmarkStart w:id="93" w:name="def-bounded"/>
     <w:p>
       <w:pPr>
         <w:pStyle w:val="BodyText"/>
@@ -25183,7 +25678,7 @@
           <w:b/>
           <w:bCs/>
         </w:rPr>
-        <w:t xml:space="preserve">Definition 25 (Bounded)</w:t>
+        <w:t xml:space="preserve">Definition 26 (Bounded)</w:t>
       </w:r>
       <w:r>
         <w:t xml:space="preserve"> </w:t>
@@ -25235,17 +25730,6 @@
         <w:t xml:space="preserve">if it is both bounded above (</w:t>
       </w:r>
       <w:hyperlink w:anchor="def-bounded-above">
-        <w:r>
-          <w:rPr>
-            <w:rStyle w:val="Hyperlink"/>
-          </w:rPr>
-          <w:t xml:space="preserve">Definition 23</w:t>
-        </w:r>
-      </w:hyperlink>
-      <w:r>
-        <w:t xml:space="preserve">) and bounded below (</w:t>
-      </w:r>
-      <w:hyperlink w:anchor="def-bounded-below">
         <w:r>
           <w:rPr>
             <w:rStyle w:val="Hyperlink"/>
@@ -25254,6 +25738,17 @@
         </w:r>
       </w:hyperlink>
       <w:r>
+        <w:t xml:space="preserve">) and bounded below (</w:t>
+      </w:r>
+      <w:hyperlink w:anchor="def-bounded-below">
+        <w:r>
+          <w:rPr>
+            <w:rStyle w:val="Hyperlink"/>
+          </w:rPr>
+          <w:t xml:space="preserve">Definition 25</w:t>
+        </w:r>
+      </w:hyperlink>
+      <w:r>
         <w:t xml:space="preserve">).</w:t>
       </w:r>
       <w:r>
@@ -25265,7 +25760,7 @@
       <w:r>
         <w:t xml:space="preserve"> </w:t>
       </w:r>
-      <w:hyperlink r:id="rId49">
+      <w:hyperlink r:id="rId53">
         <w:r>
           <w:rPr>
             <w:rStyle w:val="Hyperlink"/>
@@ -25294,7 +25789,7 @@
       <w:r>
         <w:t xml:space="preserve"> </w:t>
       </w:r>
-      <w:hyperlink r:id="rId51">
+      <w:hyperlink r:id="rId55">
         <w:r>
           <w:rPr>
             <w:rStyle w:val="Hyperlink"/>
@@ -25309,8 +25804,8 @@
         <w:t xml:space="preserve">is.</w:t>
       </w:r>
     </w:p>
-    <w:bookmarkEnd w:id="89"/>
-    <w:bookmarkStart w:id="90" w:name="exm-bounded"/>
+    <w:bookmarkEnd w:id="93"/>
+    <w:bookmarkStart w:id="94" w:name="exm-bounded"/>
     <w:p>
       <w:pPr>
         <w:pStyle w:val="BodyText"/>
@@ -25320,7 +25815,7 @@
           <w:b/>
           <w:bCs/>
         </w:rPr>
-        <w:t xml:space="preserve">Example 15 (Bounded and unbounded sets)</w:t>
+        <w:t xml:space="preserve">Example 16 (Bounded and unbounded sets)</w:t>
       </w:r>
       <w:r>
         <w:t xml:space="preserve"> </w:t>
@@ -25688,8 +26183,8 @@
         <w:t xml:space="preserve">.</w:t>
       </w:r>
     </w:p>
-    <w:bookmarkEnd w:id="90"/>
-    <w:bookmarkStart w:id="91" w:name="thm-completeness"/>
+    <w:bookmarkEnd w:id="94"/>
+    <w:bookmarkStart w:id="95" w:name="thm-completeness"/>
     <w:p>
       <w:pPr>
         <w:pStyle w:val="FirstParagraph"/>
@@ -25869,7 +26364,7 @@
         <w:t xml:space="preserve">.</w:t>
       </w:r>
     </w:p>
-    <w:bookmarkEnd w:id="91"/>
+    <w:bookmarkEnd w:id="95"/>
     <w:p>
       <w:pPr>
         <w:pStyle w:val="FirstParagraph"/>
@@ -26149,7 +26644,7 @@
         <w:t xml:space="preserve">.</w:t>
       </w:r>
     </w:p>
-    <w:bookmarkStart w:id="92" w:name="exm-completeness"/>
+    <w:bookmarkStart w:id="96" w:name="exm-completeness"/>
     <w:p>
       <w:pPr>
         <w:pStyle w:val="BodyText"/>
@@ -26159,7 +26654,7 @@
           <w:b/>
           <w:bCs/>
         </w:rPr>
-        <w:t xml:space="preserve">Example 16 (Completeness for an interval)</w:t>
+        <w:t xml:space="preserve">Example 17 (Completeness for an interval)</w:t>
       </w:r>
       <w:r>
         <w:t xml:space="preserve"> </w:t>
@@ -26323,8 +26818,8 @@
         <w:t xml:space="preserve">.</w:t>
       </w:r>
     </w:p>
-    <w:bookmarkEnd w:id="92"/>
-    <w:bookmarkStart w:id="93" w:name="def-infimum"/>
+    <w:bookmarkEnd w:id="96"/>
+    <w:bookmarkStart w:id="97" w:name="def-infimum"/>
     <w:p>
       <w:pPr>
         <w:pStyle w:val="BodyText"/>
@@ -26334,7 +26829,7 @@
           <w:b/>
           <w:bCs/>
         </w:rPr>
-        <w:t xml:space="preserve">Definition 26 (Infimum (greatest lower bound))</w:t>
+        <w:t xml:space="preserve">Definition 27 (Infimum (greatest lower bound))</w:t>
       </w:r>
       <w:r>
         <w:t xml:space="preserve"> </w:t>
@@ -26380,7 +26875,7 @@
           <w:rPr>
             <w:rStyle w:val="Hyperlink"/>
           </w:rPr>
-          <w:t xml:space="preserve">Definition 24</w:t>
+          <w:t xml:space="preserve">Definition 25</w:t>
         </w:r>
       </w:hyperlink>
       <w:r>
@@ -26695,8 +27190,8 @@
         <w:t xml:space="preserve">by convention.</w:t>
       </w:r>
     </w:p>
-    <w:bookmarkEnd w:id="93"/>
-    <w:bookmarkStart w:id="94" w:name="rem-infimum-exists"/>
+    <w:bookmarkEnd w:id="97"/>
+    <w:bookmarkStart w:id="98" w:name="rem-infimum-exists"/>
     <w:p>
       <w:pPr>
         <w:pStyle w:val="BodyText"/>
@@ -26722,7 +27217,7 @@
           <w:rPr>
             <w:rStyle w:val="Hyperlink"/>
           </w:rPr>
-          <w:t xml:space="preserve">Definition 26</w:t>
+          <w:t xml:space="preserve">Definition 27</w:t>
         </w:r>
       </w:hyperlink>
       <w:r>
@@ -27187,8 +27682,8 @@
         <w:t xml:space="preserve">has no minimum.</w:t>
       </w:r>
     </w:p>
-    <w:bookmarkEnd w:id="94"/>
-    <w:bookmarkStart w:id="95" w:name="exm-infimum"/>
+    <w:bookmarkEnd w:id="98"/>
+    <w:bookmarkStart w:id="99" w:name="exm-infimum"/>
     <w:p>
       <w:pPr>
         <w:pStyle w:val="BodyText"/>
@@ -27198,7 +27693,7 @@
           <w:b/>
           <w:bCs/>
         </w:rPr>
-        <w:t xml:space="preserve">Example 17 (Numerical examples of infimum)</w:t>
+        <w:t xml:space="preserve">Example 18 (Numerical examples of infimum)</w:t>
       </w:r>
       <w:r>
         <w:t xml:space="preserve"> </w:t>
@@ -27777,8 +28272,8 @@
         <w:t xml:space="preserve">because no real number is less than or equal to every element of that set.</w:t>
       </w:r>
     </w:p>
-    <w:bookmarkEnd w:id="95"/>
-    <w:bookmarkStart w:id="96" w:name="def-supremum"/>
+    <w:bookmarkEnd w:id="99"/>
+    <w:bookmarkStart w:id="100" w:name="def-supremum"/>
     <w:p>
       <w:pPr>
         <w:pStyle w:val="FirstParagraph"/>
@@ -27788,7 +28283,7 @@
           <w:b/>
           <w:bCs/>
         </w:rPr>
-        <w:t xml:space="preserve">Definition 27 (Supremum (least upper bound))</w:t>
+        <w:t xml:space="preserve">Definition 28 (Supremum (least upper bound))</w:t>
       </w:r>
       <w:r>
         <w:t xml:space="preserve"> </w:t>
@@ -27834,7 +28329,7 @@
           <w:rPr>
             <w:rStyle w:val="Hyperlink"/>
           </w:rPr>
-          <w:t xml:space="preserve">Definition 23</w:t>
+          <w:t xml:space="preserve">Definition 24</w:t>
         </w:r>
       </w:hyperlink>
       <w:r>
@@ -28149,8 +28644,8 @@
         <w:t xml:space="preserve">by convention.</w:t>
       </w:r>
     </w:p>
-    <w:bookmarkEnd w:id="96"/>
-    <w:bookmarkStart w:id="97" w:name="rem-supremum-exists"/>
+    <w:bookmarkEnd w:id="100"/>
+    <w:bookmarkStart w:id="101" w:name="rem-supremum-exists"/>
     <w:p>
       <w:pPr>
         <w:pStyle w:val="BodyText"/>
@@ -28176,7 +28671,7 @@
           <w:rPr>
             <w:rStyle w:val="Hyperlink"/>
           </w:rPr>
-          <w:t xml:space="preserve">Definition 27</w:t>
+          <w:t xml:space="preserve">Definition 28</w:t>
         </w:r>
       </w:hyperlink>
       <w:r>
@@ -28641,8 +29136,8 @@
         <w:t xml:space="preserve">has no maximum.</w:t>
       </w:r>
     </w:p>
-    <w:bookmarkEnd w:id="97"/>
-    <w:bookmarkStart w:id="98" w:name="exm-supremum"/>
+    <w:bookmarkEnd w:id="101"/>
+    <w:bookmarkStart w:id="102" w:name="exm-supremum"/>
     <w:p>
       <w:pPr>
         <w:pStyle w:val="BodyText"/>
@@ -28652,7 +29147,7 @@
           <w:b/>
           <w:bCs/>
         </w:rPr>
-        <w:t xml:space="preserve">Example 18 (Numerical examples of supremum)</w:t>
+        <w:t xml:space="preserve">Example 19 (Numerical examples of supremum)</w:t>
       </w:r>
       <w:r>
         <w:t xml:space="preserve"> </w:t>
@@ -28917,18 +29412,18 @@
         <w:t xml:space="preserve">because no real number is greater than or equal to every element of that set.</w:t>
       </w:r>
     </w:p>
-    <w:bookmarkEnd w:id="98"/>
-    <w:bookmarkEnd w:id="99"/>
-    <w:bookmarkStart w:id="112" w:name="sums"/>
+    <w:bookmarkEnd w:id="102"/>
+    <w:bookmarkEnd w:id="103"/>
+    <w:bookmarkStart w:id="116" w:name="sums"/>
     <w:p>
       <w:pPr>
         <w:pStyle w:val="Heading2"/>
       </w:pPr>
       <w:r>
-        <w:t xml:space="preserve">8 Sums</w:t>
+        <w:t xml:space="preserve">9 Sums</w:t>
       </w:r>
     </w:p>
-    <w:bookmarkStart w:id="100" w:name="def-term"/>
+    <w:bookmarkStart w:id="104" w:name="def-term"/>
     <w:p>
       <w:pPr>
         <w:pStyle w:val="FirstParagraph"/>
@@ -28938,7 +29433,7 @@
           <w:b/>
           <w:bCs/>
         </w:rPr>
-        <w:t xml:space="preserve">Definition 28 (Term of a sum)</w:t>
+        <w:t xml:space="preserve">Definition 29 (Term of a sum)</w:t>
       </w:r>
       <w:r>
         <w:t xml:space="preserve"> </w:t>
@@ -29114,8 +29609,8 @@
         <w:t xml:space="preserve">of the sum.</w:t>
       </w:r>
     </w:p>
-    <w:bookmarkEnd w:id="100"/>
-    <w:bookmarkStart w:id="101" w:name="exm-term"/>
+    <w:bookmarkEnd w:id="104"/>
+    <w:bookmarkStart w:id="105" w:name="exm-term"/>
     <w:p>
       <w:pPr>
         <w:pStyle w:val="BodyText"/>
@@ -29125,7 +29620,7 @@
           <w:b/>
           <w:bCs/>
         </w:rPr>
-        <w:t xml:space="preserve">Example 19 (Terms of a sum)</w:t>
+        <w:t xml:space="preserve">Example 20 (Terms of a sum)</w:t>
       </w:r>
       <w:r>
         <w:t xml:space="preserve"> </w:t>
@@ -29387,8 +29882,8 @@
         <w:t xml:space="preserve">A subtracted expression counts as a term with a minus sign.</w:t>
       </w:r>
     </w:p>
-    <w:bookmarkEnd w:id="101"/>
-    <w:bookmarkStart w:id="102" w:name="def-identity-element"/>
+    <w:bookmarkEnd w:id="105"/>
+    <w:bookmarkStart w:id="106" w:name="def-identity-element"/>
     <w:p>
       <w:pPr>
         <w:pStyle w:val="FirstParagraph"/>
@@ -29398,7 +29893,7 @@
           <w:b/>
           <w:bCs/>
         </w:rPr>
-        <w:t xml:space="preserve">Definition 29 (Identity element)</w:t>
+        <w:t xml:space="preserve">Definition 30 (Identity element)</w:t>
       </w:r>
       <w:r>
         <w:t xml:space="preserve"> </w:t>
@@ -29726,8 +30221,8 @@
         <w:t xml:space="preserve">.</w:t>
       </w:r>
     </w:p>
-    <w:bookmarkEnd w:id="102"/>
-    <w:bookmarkStart w:id="103" w:name="exm-identity-element"/>
+    <w:bookmarkEnd w:id="106"/>
+    <w:bookmarkStart w:id="107" w:name="exm-identity-element"/>
     <w:p>
       <w:pPr>
         <w:pStyle w:val="BodyText"/>
@@ -29737,7 +30232,7 @@
           <w:b/>
           <w:bCs/>
         </w:rPr>
-        <w:t xml:space="preserve">Example 20 (Identity elements for addition and multiplication)</w:t>
+        <w:t xml:space="preserve">Example 21 (Identity elements for addition and multiplication)</w:t>
       </w:r>
       <w:r>
         <w:t xml:space="preserve"> </w:t>
@@ -30041,8 +30536,8 @@
         <w:t xml:space="preserve">.</w:t>
       </w:r>
     </w:p>
-    <w:bookmarkEnd w:id="103"/>
-    <w:bookmarkStart w:id="104" w:name="def-commutative"/>
+    <w:bookmarkEnd w:id="107"/>
+    <w:bookmarkStart w:id="108" w:name="def-commutative"/>
     <w:p>
       <w:pPr>
         <w:pStyle w:val="FirstParagraph"/>
@@ -30052,7 +30547,7 @@
           <w:b/>
           <w:bCs/>
         </w:rPr>
-        <w:t xml:space="preserve">Definition 30 (Commutative operation)</w:t>
+        <w:t xml:space="preserve">Definition 31 (Commutative operation)</w:t>
       </w:r>
       <w:r>
         <w:t xml:space="preserve"> </w:t>
@@ -30096,7 +30591,7 @@
           <w:rPr>
             <w:rStyle w:val="Hyperlink"/>
           </w:rPr>
-          <w:t xml:space="preserve">Definition 29</w:t>
+          <w:t xml:space="preserve">Definition 30</w:t>
         </w:r>
       </w:hyperlink>
       <w:r>
@@ -30257,8 +30752,8 @@
         <w:t xml:space="preserve">.</w:t>
       </w:r>
     </w:p>
-    <w:bookmarkEnd w:id="104"/>
-    <w:bookmarkStart w:id="105" w:name="exm-commutative"/>
+    <w:bookmarkEnd w:id="108"/>
+    <w:bookmarkStart w:id="109" w:name="exm-commutative"/>
     <w:p>
       <w:pPr>
         <w:pStyle w:val="BodyText"/>
@@ -30268,7 +30763,7 @@
           <w:b/>
           <w:bCs/>
         </w:rPr>
-        <w:t xml:space="preserve">Example 21 (A commutative operation, and one that is not)</w:t>
+        <w:t xml:space="preserve">Example 22 (A commutative operation, and one that is not)</w:t>
       </w:r>
       <w:r>
         <w:t xml:space="preserve"> </w:t>
@@ -30432,8 +30927,8 @@
         <w:t xml:space="preserve">.</w:t>
       </w:r>
     </w:p>
-    <w:bookmarkEnd w:id="105"/>
-    <w:bookmarkStart w:id="106" w:name="def-associative"/>
+    <w:bookmarkEnd w:id="109"/>
+    <w:bookmarkStart w:id="110" w:name="def-associative"/>
     <w:p>
       <w:pPr>
         <w:pStyle w:val="FirstParagraph"/>
@@ -30443,7 +30938,7 @@
           <w:b/>
           <w:bCs/>
         </w:rPr>
-        <w:t xml:space="preserve">Definition 31 (Associative operation)</w:t>
+        <w:t xml:space="preserve">Definition 32 (Associative operation)</w:t>
       </w:r>
       <w:r>
         <w:t xml:space="preserve"> </w:t>
@@ -30487,7 +30982,7 @@
           <w:rPr>
             <w:rStyle w:val="Hyperlink"/>
           </w:rPr>
-          <w:t xml:space="preserve">Definition 29</w:t>
+          <w:t xml:space="preserve">Definition 30</w:t>
         </w:r>
       </w:hyperlink>
       <w:r>
@@ -30643,8 +31138,8 @@
         <w:t xml:space="preserve">which pair is combined first does not matter.</w:t>
       </w:r>
     </w:p>
-    <w:bookmarkEnd w:id="106"/>
-    <w:bookmarkStart w:id="107" w:name="exm-associative"/>
+    <w:bookmarkEnd w:id="110"/>
+    <w:bookmarkStart w:id="111" w:name="exm-associative"/>
     <w:p>
       <w:pPr>
         <w:pStyle w:val="BodyText"/>
@@ -30654,7 +31149,7 @@
           <w:b/>
           <w:bCs/>
         </w:rPr>
-        <w:t xml:space="preserve">Example 22 (An associative operation, and one that is not)</w:t>
+        <w:t xml:space="preserve">Example 23 (An associative operation, and one that is not)</w:t>
       </w:r>
       <w:r>
         <w:t xml:space="preserve"> </w:t>
@@ -31067,8 +31562,8 @@
         </m:oMath>
       </m:oMathPara>
     </w:p>
-    <w:bookmarkEnd w:id="107"/>
-    <w:bookmarkStart w:id="108" w:name="thm-add-ident"/>
+    <w:bookmarkEnd w:id="111"/>
+    <w:bookmarkStart w:id="112" w:name="thm-add-ident"/>
     <w:p>
       <w:pPr>
         <w:pStyle w:val="FirstParagraph"/>
@@ -31114,8 +31609,8 @@
         </m:oMath>
       </m:oMathPara>
     </w:p>
-    <w:bookmarkEnd w:id="108"/>
-    <w:bookmarkStart w:id="109" w:name="thm-sum-symmetric"/>
+    <w:bookmarkEnd w:id="112"/>
+    <w:bookmarkStart w:id="113" w:name="thm-sum-symmetric"/>
     <w:p>
       <w:pPr>
         <w:pStyle w:val="FirstParagraph"/>
@@ -31170,8 +31665,8 @@
         </m:oMath>
       </m:oMathPara>
     </w:p>
-    <w:bookmarkEnd w:id="109"/>
-    <w:bookmarkStart w:id="110" w:name="thm-sum-assoc"/>
+    <w:bookmarkEnd w:id="113"/>
+    <w:bookmarkStart w:id="114" w:name="thm-sum-assoc"/>
     <w:p>
       <w:pPr>
         <w:pStyle w:val="FirstParagraph"/>
@@ -31280,8 +31775,8 @@
         </m:oMath>
       </m:oMathPara>
     </w:p>
-    <w:bookmarkEnd w:id="110"/>
-    <w:bookmarkStart w:id="111" w:name="exm-sum-assoc"/>
+    <w:bookmarkEnd w:id="114"/>
+    <w:bookmarkStart w:id="115" w:name="exm-sum-assoc"/>
     <w:p>
       <w:pPr>
         <w:pStyle w:val="FirstParagraph"/>
@@ -31291,7 +31786,7 @@
           <w:b/>
           <w:bCs/>
         </w:rPr>
-        <w:t xml:space="preserve">Example 23 (Grouping a sum two ways)</w:t>
+        <w:t xml:space="preserve">Example 24 (Grouping a sum two ways)</w:t>
       </w:r>
     </w:p>
     <w:p>
@@ -31482,18 +31977,18 @@
         </m:oMath>
       </m:oMathPara>
     </w:p>
-    <w:bookmarkEnd w:id="111"/>
-    <w:bookmarkEnd w:id="112"/>
-    <w:bookmarkStart w:id="116" w:name="products"/>
+    <w:bookmarkEnd w:id="115"/>
+    <w:bookmarkEnd w:id="116"/>
+    <w:bookmarkStart w:id="120" w:name="products"/>
     <w:p>
       <w:pPr>
         <w:pStyle w:val="Heading2"/>
       </w:pPr>
       <w:r>
-        <w:t xml:space="preserve">9 Products</w:t>
+        <w:t xml:space="preserve">10 Products</w:t>
       </w:r>
     </w:p>
-    <w:bookmarkStart w:id="113" w:name="thm-mult-one"/>
+    <w:bookmarkStart w:id="117" w:name="thm-mult-one"/>
     <w:p>
       <w:pPr>
         <w:pStyle w:val="FirstParagraph"/>
@@ -31539,8 +32034,8 @@
         </m:oMath>
       </m:oMathPara>
     </w:p>
-    <w:bookmarkEnd w:id="113"/>
-    <w:bookmarkStart w:id="114" w:name="thm-prod-symmetric"/>
+    <w:bookmarkEnd w:id="117"/>
+    <w:bookmarkStart w:id="118" w:name="thm-prod-symmetric"/>
     <w:p>
       <w:pPr>
         <w:pStyle w:val="FirstParagraph"/>
@@ -31595,8 +32090,8 @@
         </m:oMath>
       </m:oMathPara>
     </w:p>
-    <w:bookmarkEnd w:id="114"/>
-    <w:bookmarkStart w:id="115" w:name="thm-prod-assoc"/>
+    <w:bookmarkEnd w:id="118"/>
+    <w:bookmarkStart w:id="119" w:name="thm-prod-assoc"/>
     <w:p>
       <w:pPr>
         <w:pStyle w:val="FirstParagraph"/>
@@ -31693,18 +32188,18 @@
         </m:oMath>
       </m:oMathPara>
     </w:p>
-    <w:bookmarkEnd w:id="115"/>
-    <w:bookmarkEnd w:id="116"/>
-    <w:bookmarkStart w:id="118" w:name="division"/>
+    <w:bookmarkEnd w:id="119"/>
+    <w:bookmarkEnd w:id="120"/>
+    <w:bookmarkStart w:id="122" w:name="division"/>
     <w:p>
       <w:pPr>
         <w:pStyle w:val="Heading2"/>
       </w:pPr>
       <w:r>
-        <w:t xml:space="preserve">10 Division</w:t>
+        <w:t xml:space="preserve">11 Division</w:t>
       </w:r>
     </w:p>
-    <w:bookmarkStart w:id="117" w:name="thm-prod-div"/>
+    <w:bookmarkStart w:id="121" w:name="thm-prod-div"/>
     <w:p>
       <w:pPr>
         <w:pStyle w:val="FirstParagraph"/>
@@ -31800,18 +32295,18 @@
         </m:oMath>
       </m:oMathPara>
     </w:p>
-    <w:bookmarkEnd w:id="117"/>
-    <w:bookmarkEnd w:id="118"/>
-    <w:bookmarkStart w:id="131" w:name="sums-and-products-together"/>
+    <w:bookmarkEnd w:id="121"/>
+    <w:bookmarkEnd w:id="122"/>
+    <w:bookmarkStart w:id="135" w:name="sums-and-products-together"/>
     <w:p>
       <w:pPr>
         <w:pStyle w:val="Heading2"/>
       </w:pPr>
       <w:r>
-        <w:t xml:space="preserve">11 Sums and products together</w:t>
+        <w:t xml:space="preserve">12 Sums and products together</w:t>
       </w:r>
     </w:p>
-    <w:bookmarkStart w:id="119" w:name="def-distributes-over"/>
+    <w:bookmarkStart w:id="123" w:name="def-distributes-over"/>
     <w:p>
       <w:pPr>
         <w:pStyle w:val="FirstParagraph"/>
@@ -31821,7 +32316,7 @@
           <w:b/>
           <w:bCs/>
         </w:rPr>
-        <w:t xml:space="preserve">Definition 32 (Distributes over)</w:t>
+        <w:t xml:space="preserve">Definition 33 (Distributes over)</w:t>
       </w:r>
       <w:r>
         <w:t xml:space="preserve"> </w:t>
@@ -32053,8 +32548,8 @@
         <w:t xml:space="preserve">.</w:t>
       </w:r>
     </w:p>
-    <w:bookmarkEnd w:id="119"/>
-    <w:bookmarkStart w:id="120" w:name="exm-addition-not-distributive"/>
+    <w:bookmarkEnd w:id="123"/>
+    <w:bookmarkStart w:id="124" w:name="exm-addition-not-distributive"/>
     <w:p>
       <w:pPr>
         <w:pStyle w:val="BodyText"/>
@@ -32064,7 +32559,7 @@
           <w:b/>
           <w:bCs/>
         </w:rPr>
-        <w:t xml:space="preserve">Example 24 (Addition does not distribute over multiplication)</w:t>
+        <w:t xml:space="preserve">Example 25 (Addition does not distribute over multiplication)</w:t>
       </w:r>
     </w:p>
     <w:p>
@@ -32291,7 +32786,7 @@
           <w:rPr>
             <w:rStyle w:val="Hyperlink"/>
           </w:rPr>
-          <w:t xml:space="preserve">Definition 32</w:t>
+          <w:t xml:space="preserve">Definition 33</w:t>
         </w:r>
       </w:hyperlink>
       <w:r>
@@ -32356,8 +32851,8 @@
         <w:t xml:space="preserve">.</w:t>
       </w:r>
     </w:p>
-    <w:bookmarkEnd w:id="120"/>
-    <w:bookmarkStart w:id="121" w:name="def-distributive"/>
+    <w:bookmarkEnd w:id="124"/>
+    <w:bookmarkStart w:id="125" w:name="def-distributive"/>
     <w:p>
       <w:pPr>
         <w:pStyle w:val="BodyText"/>
@@ -32367,7 +32862,7 @@
           <w:b/>
           <w:bCs/>
         </w:rPr>
-        <w:t xml:space="preserve">Definition 33 (Distributive law)</w:t>
+        <w:t xml:space="preserve">Definition 34 (Distributive law)</w:t>
       </w:r>
       <w:r>
         <w:t xml:space="preserve"> </w:t>
@@ -32402,7 +32897,7 @@
           <w:rPr>
             <w:rStyle w:val="Hyperlink"/>
           </w:rPr>
-          <w:t xml:space="preserve">Definition 32</w:t>
+          <w:t xml:space="preserve">Definition 33</w:t>
         </w:r>
       </w:hyperlink>
       <w:r>
@@ -32543,8 +33038,8 @@
         <w:t xml:space="preserve">.</w:t>
       </w:r>
     </w:p>
-    <w:bookmarkEnd w:id="121"/>
-    <w:bookmarkStart w:id="122" w:name="exm-distributive"/>
+    <w:bookmarkEnd w:id="125"/>
+    <w:bookmarkStart w:id="126" w:name="exm-distributive"/>
     <w:p>
       <w:pPr>
         <w:pStyle w:val="BodyText"/>
@@ -32554,7 +33049,7 @@
           <w:b/>
           <w:bCs/>
         </w:rPr>
-        <w:t xml:space="preserve">Example 25 (Multiplication distributes over addition)</w:t>
+        <w:t xml:space="preserve">Example 26 (Multiplication distributes over addition)</w:t>
       </w:r>
     </w:p>
     <w:p>
@@ -32766,8 +33261,8 @@
         </m:oMath>
       </m:oMathPara>
     </w:p>
-    <w:bookmarkEnd w:id="122"/>
-    <w:bookmarkStart w:id="123" w:name="thm-mult-distr"/>
+    <w:bookmarkEnd w:id="126"/>
+    <w:bookmarkStart w:id="127" w:name="thm-mult-distr"/>
     <w:p>
       <w:pPr>
         <w:pStyle w:val="FirstParagraph"/>
@@ -32843,8 +33338,8 @@
         </m:oMath>
       </m:oMathPara>
     </w:p>
-    <w:bookmarkEnd w:id="123"/>
-    <w:bookmarkStart w:id="124" w:name="def-like-terms"/>
+    <w:bookmarkEnd w:id="127"/>
+    <w:bookmarkStart w:id="128" w:name="def-like-terms"/>
     <w:p>
       <w:pPr>
         <w:pStyle w:val="FirstParagraph"/>
@@ -32854,7 +33349,7 @@
           <w:b/>
           <w:bCs/>
         </w:rPr>
-        <w:t xml:space="preserve">Definition 34 (Like terms)</w:t>
+        <w:t xml:space="preserve">Definition 35 (Like terms)</w:t>
       </w:r>
       <w:r>
         <w:t xml:space="preserve"> </w:t>
@@ -33017,8 +33512,8 @@
         <w:t xml:space="preserve">is that product.</w:t>
       </w:r>
     </w:p>
-    <w:bookmarkEnd w:id="124"/>
-    <w:bookmarkStart w:id="125" w:name="def-collect-like-terms"/>
+    <w:bookmarkEnd w:id="128"/>
+    <w:bookmarkStart w:id="129" w:name="def-collect-like-terms"/>
     <w:p>
       <w:pPr>
         <w:pStyle w:val="BodyText"/>
@@ -33028,7 +33523,7 @@
           <w:b/>
           <w:bCs/>
         </w:rPr>
-        <w:t xml:space="preserve">Definition 35 (Collecting like terms)</w:t>
+        <w:t xml:space="preserve">Definition 36 (Collecting like terms)</w:t>
       </w:r>
       <w:r>
         <w:t xml:space="preserve"> </w:t>
@@ -33057,7 +33552,7 @@
           <w:rPr>
             <w:rStyle w:val="Hyperlink"/>
           </w:rPr>
-          <w:t xml:space="preserve">Definition 34</w:t>
+          <w:t xml:space="preserve">Definition 35</w:t>
         </w:r>
       </w:hyperlink>
       <w:r>
@@ -33176,8 +33671,8 @@
         <w:t xml:space="preserve">.</w:t>
       </w:r>
     </w:p>
-    <w:bookmarkEnd w:id="125"/>
-    <w:bookmarkStart w:id="126" w:name="exm-like-terms"/>
+    <w:bookmarkEnd w:id="129"/>
+    <w:bookmarkStart w:id="130" w:name="exm-like-terms"/>
     <w:p>
       <w:pPr>
         <w:pStyle w:val="BodyText"/>
@@ -33187,7 +33682,7 @@
           <w:b/>
           <w:bCs/>
         </w:rPr>
-        <w:t xml:space="preserve">Example 26 (Like and unlike terms)</w:t>
+        <w:t xml:space="preserve">Example 27 (Like and unlike terms)</w:t>
       </w:r>
       <w:r>
         <w:t xml:space="preserve"> </w:t>
@@ -33444,8 +33939,8 @@
         <w:t xml:space="preserve">appears to different powers.</w:t>
       </w:r>
     </w:p>
-    <w:bookmarkEnd w:id="126"/>
-    <w:bookmarkStart w:id="127" w:name="exr-square-of-a-sum"/>
+    <w:bookmarkEnd w:id="130"/>
+    <w:bookmarkStart w:id="131" w:name="exr-square-of-a-sum"/>
     <w:p>
       <w:pPr>
         <w:pStyle w:val="FirstParagraph"/>
@@ -33627,8 +34122,8 @@
         <w:t xml:space="preserve">using only the distributive law and the rules above.</w:t>
       </w:r>
     </w:p>
-    <w:bookmarkEnd w:id="127"/>
-    <w:bookmarkStart w:id="128" w:name="sol-square-of-a-sum"/>
+    <w:bookmarkEnd w:id="131"/>
+    <w:bookmarkStart w:id="132" w:name="sol-square-of-a-sum"/>
     <w:p>
       <w:pPr>
         <w:pStyle w:val="BodyText"/>
@@ -34387,7 +34882,7 @@
                   <m:nor/>
                   <m:sty m:val="p"/>
                 </m:rPr>
-                <m:t>Definition 35</m:t>
+                <m:t>Definition 36</m:t>
               </m:r>
               <m:r>
                 <m:rPr>
@@ -34492,8 +34987,8 @@
         <w:t xml:space="preserve">to drop the parentheses.</w:t>
       </w:r>
     </w:p>
-    <w:bookmarkEnd w:id="128"/>
-    <w:bookmarkStart w:id="129" w:name="thm-square-of-a-sum"/>
+    <w:bookmarkEnd w:id="132"/>
+    <w:bookmarkStart w:id="133" w:name="thm-square-of-a-sum"/>
     <w:p>
       <w:pPr>
         <w:pStyle w:val="BodyText"/>
@@ -34633,7 +35128,7 @@
         </m:oMath>
       </m:oMathPara>
     </w:p>
-    <w:bookmarkEnd w:id="129"/>
+    <w:bookmarkEnd w:id="133"/>
     <w:p>
       <w:pPr>
         <w:pStyle w:val="FirstParagraph"/>
@@ -34666,7 +35161,7 @@
         <w:t xml:space="preserve">.</w:t>
       </w:r>
     </w:p>
-    <w:bookmarkStart w:id="130" w:name="rem-square-of-a-difference"/>
+    <w:bookmarkStart w:id="134" w:name="rem-square-of-a-difference"/>
     <w:p>
       <w:pPr>
         <w:pStyle w:val="BodyText"/>
@@ -35203,18 +35698,18 @@
         </m:oMath>
       </m:oMathPara>
     </w:p>
-    <w:bookmarkEnd w:id="130"/>
-    <w:bookmarkEnd w:id="131"/>
-    <w:bookmarkStart w:id="153" w:name="sec-summation"/>
+    <w:bookmarkEnd w:id="134"/>
+    <w:bookmarkEnd w:id="135"/>
+    <w:bookmarkStart w:id="157" w:name="sec-summation"/>
     <w:p>
       <w:pPr>
         <w:pStyle w:val="Heading2"/>
       </w:pPr>
       <w:r>
-        <w:t xml:space="preserve">12 Summation notation</w:t>
+        <w:t xml:space="preserve">13 Summation notation</w:t>
       </w:r>
     </w:p>
-    <w:bookmarkStart w:id="132" w:name="exr-expand-a-sum"/>
+    <w:bookmarkStart w:id="136" w:name="exr-expand-a-sum"/>
     <w:p>
       <w:pPr>
         <w:pStyle w:val="FirstParagraph"/>
@@ -35466,8 +35961,8 @@
         <w:t xml:space="preserve">symbol.</w:t>
       </w:r>
     </w:p>
-    <w:bookmarkEnd w:id="132"/>
-    <w:bookmarkStart w:id="133" w:name="sol-expand-a-sum"/>
+    <w:bookmarkEnd w:id="136"/>
+    <w:bookmarkStart w:id="137" w:name="sol-expand-a-sum"/>
     <w:p>
       <w:pPr>
         <w:pStyle w:val="FirstParagraph"/>
@@ -36181,8 +36676,8 @@
         </m:oMath>
       </m:oMathPara>
     </w:p>
-    <w:bookmarkEnd w:id="133"/>
-    <w:bookmarkStart w:id="135" w:name="def-summation"/>
+    <w:bookmarkEnd w:id="137"/>
+    <w:bookmarkStart w:id="139" w:name="def-summation"/>
     <w:p>
       <w:pPr>
         <w:pStyle w:val="FirstParagraph"/>
@@ -36192,7 +36687,7 @@
           <w:b/>
           <w:bCs/>
         </w:rPr>
-        <w:t xml:space="preserve">Definition 36 (Summation notation)</w:t>
+        <w:t xml:space="preserve">Definition 37 (Summation notation)</w:t>
       </w:r>
       <w:r>
         <w:t xml:space="preserve"> </w:t>
@@ -36588,7 +37083,7 @@
       <w:r>
         <w:t xml:space="preserve"> </w:t>
       </w:r>
-      <w:hyperlink r:id="rId134">
+      <w:hyperlink r:id="rId138">
         <w:r>
           <w:rPr>
             <w:rStyle w:val="Hyperlink"/>
@@ -36600,8 +37095,8 @@
         <w:t xml:space="preserve">.</w:t>
       </w:r>
     </w:p>
-    <w:bookmarkEnd w:id="135"/>
-    <w:bookmarkStart w:id="136" w:name="def-summation-index"/>
+    <w:bookmarkEnd w:id="139"/>
+    <w:bookmarkStart w:id="140" w:name="def-summation-index"/>
     <w:p>
       <w:pPr>
         <w:pStyle w:val="BodyText"/>
@@ -36611,7 +37106,7 @@
           <w:b/>
           <w:bCs/>
         </w:rPr>
-        <w:t xml:space="preserve">Definition 37 (Index of a sum)</w:t>
+        <w:t xml:space="preserve">Definition 38 (Index of a sum)</w:t>
       </w:r>
       <w:r>
         <w:t xml:space="preserve"> </w:t>
@@ -36690,7 +37185,7 @@
           <w:rPr>
             <w:rStyle w:val="Hyperlink"/>
           </w:rPr>
-          <w:t xml:space="preserve">Definition 36</w:t>
+          <w:t xml:space="preserve">Definition 37</w:t>
         </w:r>
       </w:hyperlink>
       <w:r>
@@ -36713,8 +37208,8 @@
         <w:t xml:space="preserve">of the sum.</w:t>
       </w:r>
     </w:p>
-    <w:bookmarkEnd w:id="136"/>
-    <w:bookmarkStart w:id="137" w:name="rem-summation-index"/>
+    <w:bookmarkEnd w:id="140"/>
+    <w:bookmarkStart w:id="141" w:name="rem-summation-index"/>
     <w:p>
       <w:pPr>
         <w:pStyle w:val="BodyText"/>
@@ -37041,8 +37536,8 @@
         </m:oMath>
       </m:oMathPara>
     </w:p>
-    <w:bookmarkEnd w:id="137"/>
-    <w:bookmarkStart w:id="138" w:name="def-empty-sum"/>
+    <w:bookmarkEnd w:id="141"/>
+    <w:bookmarkStart w:id="142" w:name="def-empty-sum"/>
     <w:p>
       <w:pPr>
         <w:pStyle w:val="FirstParagraph"/>
@@ -37052,7 +37547,7 @@
           <w:b/>
           <w:bCs/>
         </w:rPr>
-        <w:t xml:space="preserve">Definition 38 (Empty sum)</w:t>
+        <w:t xml:space="preserve">Definition 39 (Empty sum)</w:t>
       </w:r>
       <w:r>
         <w:t xml:space="preserve"> </w:t>
@@ -37233,8 +37728,8 @@
         <w:t xml:space="preserve">.</w:t>
       </w:r>
     </w:p>
-    <w:bookmarkEnd w:id="138"/>
-    <w:bookmarkStart w:id="139" w:name="exr-sum-rules"/>
+    <w:bookmarkEnd w:id="142"/>
+    <w:bookmarkStart w:id="143" w:name="exr-sum-rules"/>
     <w:p>
       <w:pPr>
         <w:pStyle w:val="BodyText"/>
@@ -37398,7 +37893,7 @@
           <w:rPr>
             <w:rStyle w:val="Hyperlink"/>
           </w:rPr>
-          <w:t xml:space="preserve">Definition 36</w:t>
+          <w:t xml:space="preserve">Definition 37</w:t>
         </w:r>
       </w:hyperlink>
       <w:r>
@@ -37710,8 +38205,8 @@
         <w:t xml:space="preserve">Does either argument depend on there being exactly three terms?</w:t>
       </w:r>
     </w:p>
-    <w:bookmarkEnd w:id="139"/>
-    <w:bookmarkStart w:id="140" w:name="sol-sum-rules"/>
+    <w:bookmarkEnd w:id="143"/>
+    <w:bookmarkStart w:id="144" w:name="sol-sum-rules"/>
     <w:p>
       <w:pPr>
         <w:pStyle w:val="BodyText"/>
@@ -37737,7 +38232,7 @@
           <w:rPr>
             <w:rStyle w:val="Hyperlink"/>
           </w:rPr>
-          <w:t xml:space="preserve">Definition 36</w:t>
+          <w:t xml:space="preserve">Definition 37</w:t>
         </w:r>
       </w:hyperlink>
       <w:r>
@@ -38691,8 +39186,8 @@
         <w:t xml:space="preserve">the same steps work for any lower and upper limits.</w:t>
       </w:r>
     </w:p>
-    <w:bookmarkEnd w:id="140"/>
-    <w:bookmarkStart w:id="141" w:name="thm-sum-constant-factor"/>
+    <w:bookmarkEnd w:id="144"/>
+    <w:bookmarkStart w:id="145" w:name="thm-sum-constant-factor"/>
     <w:p>
       <w:pPr>
         <w:pStyle w:val="BodyText"/>
@@ -38884,7 +39379,7 @@
         </m:oMath>
       </m:oMathPara>
     </w:p>
-    <w:bookmarkEnd w:id="141"/>
+    <w:bookmarkEnd w:id="145"/>
     <w:p>
       <w:pPr>
         <w:pStyle w:val="FirstParagraph"/>
@@ -38917,7 +39412,7 @@
         <w:t xml:space="preserve">, part 1.</w:t>
       </w:r>
     </w:p>
-    <w:bookmarkStart w:id="142" w:name="thm-sum-of-sums"/>
+    <w:bookmarkStart w:id="146" w:name="thm-sum-of-sums"/>
     <w:p>
       <w:pPr>
         <w:pStyle w:val="BodyText"/>
@@ -39220,7 +39715,7 @@
         </m:oMath>
       </m:oMathPara>
     </w:p>
-    <w:bookmarkEnd w:id="142"/>
+    <w:bookmarkEnd w:id="146"/>
     <w:p>
       <w:pPr>
         <w:pStyle w:val="FirstParagraph"/>
@@ -39253,7 +39748,7 @@
         <w:t xml:space="preserve">, part 2.</w:t>
       </w:r>
     </w:p>
-    <w:bookmarkStart w:id="143" w:name="exr-sum-over-set"/>
+    <w:bookmarkStart w:id="147" w:name="exr-sum-over-set"/>
     <w:p>
       <w:pPr>
         <w:pStyle w:val="BodyText"/>
@@ -39628,8 +40123,8 @@
         <w:t xml:space="preserve">Is the total the same?</w:t>
       </w:r>
     </w:p>
-    <w:bookmarkEnd w:id="143"/>
-    <w:bookmarkStart w:id="144" w:name="sol-sum-over-set"/>
+    <w:bookmarkEnd w:id="147"/>
+    <w:bookmarkStart w:id="148" w:name="sol-sum-over-set"/>
     <w:p>
       <w:pPr>
         <w:pStyle w:val="FirstParagraph"/>
@@ -40089,8 +40584,8 @@
         <w:t xml:space="preserve">because addition does not depend on the order of the terms.</w:t>
       </w:r>
     </w:p>
-    <w:bookmarkEnd w:id="144"/>
-    <w:bookmarkStart w:id="147" w:name="def-sum-over-set"/>
+    <w:bookmarkEnd w:id="148"/>
+    <w:bookmarkStart w:id="151" w:name="def-sum-over-set"/>
     <w:p>
       <w:pPr>
         <w:pStyle w:val="FirstParagraph"/>
@@ -40100,7 +40595,7 @@
           <w:b/>
           <w:bCs/>
         </w:rPr>
-        <w:t xml:space="preserve">Definition 39 (Sum over a finite set)</w:t>
+        <w:t xml:space="preserve">Definition 40 (Sum over a finite set)</w:t>
       </w:r>
       <w:r>
         <w:t xml:space="preserve"> </w:t>
@@ -40207,7 +40702,7 @@
       <w:r>
         <w:t xml:space="preserve"> </w:t>
       </w:r>
-      <w:hyperlink r:id="rId145">
+      <w:hyperlink r:id="rId149">
         <w:r>
           <w:rPr>
             <w:rStyle w:val="Hyperlink"/>
@@ -40218,7 +40713,7 @@
       <w:r>
         <w:t xml:space="preserve"> </w:t>
       </w:r>
-      <w:hyperlink r:id="rId146">
+      <w:hyperlink r:id="rId150">
         <w:r>
           <w:rPr>
             <w:rStyle w:val="Hyperlink"/>
@@ -40278,7 +40773,7 @@
       <w:r>
         <w:t xml:space="preserve"> </w:t>
       </w:r>
-      <w:hyperlink r:id="rId49">
+      <w:hyperlink r:id="rId53">
         <w:r>
           <w:rPr>
             <w:rStyle w:val="Hyperlink"/>
@@ -40629,8 +41124,8 @@
         <w:t xml:space="preserve">.</w:t>
       </w:r>
     </w:p>
-    <w:bookmarkEnd w:id="147"/>
-    <w:bookmarkStart w:id="148" w:name="rem-sum-over-set-order"/>
+    <w:bookmarkEnd w:id="151"/>
+    <w:bookmarkStart w:id="152" w:name="rem-sum-over-set-order"/>
     <w:p>
       <w:pPr>
         <w:pStyle w:val="BodyText"/>
@@ -41136,15 +41631,15 @@
           <w:rPr>
             <w:rStyle w:val="Hyperlink"/>
           </w:rPr>
-          <w:t xml:space="preserve">Definition 36</w:t>
+          <w:t xml:space="preserve">Definition 37</w:t>
         </w:r>
       </w:hyperlink>
       <w:r>
         <w:t xml:space="preserve">.</w:t>
       </w:r>
     </w:p>
-    <w:bookmarkEnd w:id="148"/>
-    <w:bookmarkStart w:id="151" w:name="rem-sum-without-set"/>
+    <w:bookmarkEnd w:id="152"/>
+    <w:bookmarkStart w:id="155" w:name="rem-sum-without-set"/>
     <w:p>
       <w:pPr>
         <w:pStyle w:val="BodyText"/>
@@ -41344,7 +41839,7 @@
       <w:r>
         <w:t xml:space="preserve"> </w:t>
       </w:r>
-      <w:hyperlink r:id="rId149">
+      <w:hyperlink r:id="rId153">
         <w:r>
           <w:rPr>
             <w:rStyle w:val="Hyperlink"/>
@@ -41569,7 +42064,7 @@
       <w:r>
         <w:t xml:space="preserve"> </w:t>
       </w:r>
-      <w:hyperlink r:id="rId150">
+      <w:hyperlink r:id="rId154">
         <w:r>
           <w:rPr>
             <w:rStyle w:val="Hyperlink"/>
@@ -41581,8 +42076,8 @@
         <w:t xml:space="preserve">).</w:t>
       </w:r>
     </w:p>
-    <w:bookmarkEnd w:id="151"/>
-    <w:bookmarkStart w:id="152" w:name="exm-sum-over-empty-set"/>
+    <w:bookmarkEnd w:id="155"/>
+    <w:bookmarkStart w:id="156" w:name="exm-sum-over-empty-set"/>
     <w:p>
       <w:pPr>
         <w:pStyle w:val="BodyText"/>
@@ -41592,7 +42087,7 @@
           <w:b/>
           <w:bCs/>
         </w:rPr>
-        <w:t xml:space="preserve">Example 27 (A sum over the empty set)</w:t>
+        <w:t xml:space="preserve">Example 28 (A sum over the empty set)</w:t>
       </w:r>
       <w:r>
         <w:t xml:space="preserve"> </w:t>
@@ -41671,18 +42166,18 @@
         <w:t xml:space="preserve">.</w:t>
       </w:r>
     </w:p>
-    <w:bookmarkEnd w:id="152"/>
-    <w:bookmarkEnd w:id="153"/>
-    <w:bookmarkStart w:id="176" w:name="quotients"/>
+    <w:bookmarkEnd w:id="156"/>
+    <w:bookmarkEnd w:id="157"/>
+    <w:bookmarkStart w:id="180" w:name="quotients"/>
     <w:p>
       <w:pPr>
         <w:pStyle w:val="Heading2"/>
       </w:pPr>
       <w:r>
-        <w:t xml:space="preserve">13 Quotients</w:t>
+        <w:t xml:space="preserve">14 Quotients</w:t>
       </w:r>
     </w:p>
-    <w:bookmarkStart w:id="154" w:name="def-quotient"/>
+    <w:bookmarkStart w:id="158" w:name="def-quotient"/>
     <w:p>
       <w:pPr>
         <w:pStyle w:val="FirstParagraph"/>
@@ -41692,7 +42187,7 @@
           <w:b/>
           <w:bCs/>
         </w:rPr>
-        <w:t xml:space="preserve">Definition 40 (Quotient)</w:t>
+        <w:t xml:space="preserve">Definition 41 (Quotient)</w:t>
       </w:r>
       <w:r>
         <w:t xml:space="preserve"> </w:t>
@@ -41851,8 +42346,8 @@
         </m:oMath>
       </m:oMathPara>
     </w:p>
-    <w:bookmarkEnd w:id="154"/>
-    <w:bookmarkStart w:id="155" w:name="def-fraction"/>
+    <w:bookmarkEnd w:id="158"/>
+    <w:bookmarkStart w:id="159" w:name="def-fraction"/>
     <w:p>
       <w:pPr>
         <w:pStyle w:val="FirstParagraph"/>
@@ -41862,7 +42357,7 @@
           <w:b/>
           <w:bCs/>
         </w:rPr>
-        <w:t xml:space="preserve">Definition 41 (Fraction)</w:t>
+        <w:t xml:space="preserve">Definition 42 (Fraction)</w:t>
       </w:r>
       <w:r>
         <w:t xml:space="preserve"> </w:t>
@@ -41897,76 +42392,6 @@
         <w:t xml:space="preserve">(</w:t>
       </w:r>
       <w:hyperlink w:anchor="def-quotient">
-        <w:r>
-          <w:rPr>
-            <w:rStyle w:val="Hyperlink"/>
-          </w:rPr>
-          <w:t xml:space="preserve">Definition 40</w:t>
-        </w:r>
-      </w:hyperlink>
-      <w:r>
-        <w:t xml:space="preserve">) is also called a</w:t>
-      </w:r>
-      <w:r>
-        <w:t xml:space="preserve"> </w:t>
-      </w:r>
-      <w:r>
-        <w:rPr>
-          <w:b/>
-          <w:bCs/>
-        </w:rPr>
-        <w:t xml:space="preserve">fraction</w:t>
-      </w:r>
-      <w:r>
-        <w:t xml:space="preserve">.</w:t>
-      </w:r>
-    </w:p>
-    <w:bookmarkEnd w:id="155"/>
-    <w:bookmarkStart w:id="156" w:name="def-numerator"/>
-    <w:p>
-      <w:pPr>
-        <w:pStyle w:val="BodyText"/>
-      </w:pPr>
-      <w:r>
-        <w:rPr>
-          <w:b/>
-          <w:bCs/>
-        </w:rPr>
-        <w:t xml:space="preserve">Definition 42 (Numerator)</w:t>
-      </w:r>
-      <w:r>
-        <w:t xml:space="preserve"> </w:t>
-      </w:r>
-      <w:r>
-        <w:t xml:space="preserve">In a fraction</w:t>
-      </w:r>
-      <w:r>
-        <w:t xml:space="preserve"> </w:t>
-      </w:r>
-      <m:oMath>
-        <m:f>
-          <m:fPr>
-            <m:type m:val="bar"/>
-          </m:fPr>
-          <m:num>
-            <m:r>
-              <m:t>a</m:t>
-            </m:r>
-          </m:num>
-          <m:den>
-            <m:r>
-              <m:t>b</m:t>
-            </m:r>
-          </m:den>
-        </m:f>
-      </m:oMath>
-      <w:r>
-        <w:t xml:space="preserve"> </w:t>
-      </w:r>
-      <w:r>
-        <w:t xml:space="preserve">(</w:t>
-      </w:r>
-      <w:hyperlink w:anchor="def-fraction">
         <w:r>
           <w:rPr>
             <w:rStyle w:val="Hyperlink"/>
@@ -41975,6 +42400,76 @@
         </w:r>
       </w:hyperlink>
       <w:r>
+        <w:t xml:space="preserve">) is also called a</w:t>
+      </w:r>
+      <w:r>
+        <w:t xml:space="preserve"> </w:t>
+      </w:r>
+      <w:r>
+        <w:rPr>
+          <w:b/>
+          <w:bCs/>
+        </w:rPr>
+        <w:t xml:space="preserve">fraction</w:t>
+      </w:r>
+      <w:r>
+        <w:t xml:space="preserve">.</w:t>
+      </w:r>
+    </w:p>
+    <w:bookmarkEnd w:id="159"/>
+    <w:bookmarkStart w:id="160" w:name="def-numerator"/>
+    <w:p>
+      <w:pPr>
+        <w:pStyle w:val="BodyText"/>
+      </w:pPr>
+      <w:r>
+        <w:rPr>
+          <w:b/>
+          <w:bCs/>
+        </w:rPr>
+        <w:t xml:space="preserve">Definition 43 (Numerator)</w:t>
+      </w:r>
+      <w:r>
+        <w:t xml:space="preserve"> </w:t>
+      </w:r>
+      <w:r>
+        <w:t xml:space="preserve">In a fraction</w:t>
+      </w:r>
+      <w:r>
+        <w:t xml:space="preserve"> </w:t>
+      </w:r>
+      <m:oMath>
+        <m:f>
+          <m:fPr>
+            <m:type m:val="bar"/>
+          </m:fPr>
+          <m:num>
+            <m:r>
+              <m:t>a</m:t>
+            </m:r>
+          </m:num>
+          <m:den>
+            <m:r>
+              <m:t>b</m:t>
+            </m:r>
+          </m:den>
+        </m:f>
+      </m:oMath>
+      <w:r>
+        <w:t xml:space="preserve"> </w:t>
+      </w:r>
+      <w:r>
+        <w:t xml:space="preserve">(</w:t>
+      </w:r>
+      <w:hyperlink w:anchor="def-fraction">
+        <w:r>
+          <w:rPr>
+            <w:rStyle w:val="Hyperlink"/>
+          </w:rPr>
+          <w:t xml:space="preserve">Definition 42</w:t>
+        </w:r>
+      </w:hyperlink>
+      <w:r>
         <w:t xml:space="preserve">),</w:t>
       </w:r>
       <w:r>
@@ -42005,8 +42500,8 @@
         <w:t xml:space="preserve">.</w:t>
       </w:r>
     </w:p>
-    <w:bookmarkEnd w:id="156"/>
-    <w:bookmarkStart w:id="157" w:name="def-denominator"/>
+    <w:bookmarkEnd w:id="160"/>
+    <w:bookmarkStart w:id="161" w:name="def-denominator"/>
     <w:p>
       <w:pPr>
         <w:pStyle w:val="BodyText"/>
@@ -42016,7 +42511,7 @@
           <w:b/>
           <w:bCs/>
         </w:rPr>
-        <w:t xml:space="preserve">Definition 43 (Denominator)</w:t>
+        <w:t xml:space="preserve">Definition 44 (Denominator)</w:t>
       </w:r>
       <w:r>
         <w:t xml:space="preserve"> </w:t>
@@ -42051,6 +42546,238 @@
         <w:t xml:space="preserve">(</w:t>
       </w:r>
       <w:hyperlink w:anchor="def-fraction">
+        <w:r>
+          <w:rPr>
+            <w:rStyle w:val="Hyperlink"/>
+          </w:rPr>
+          <w:t xml:space="preserve">Definition 42</w:t>
+        </w:r>
+      </w:hyperlink>
+      <w:r>
+        <w:t xml:space="preserve">),</w:t>
+      </w:r>
+      <w:r>
+        <w:t xml:space="preserve"> </w:t>
+      </w:r>
+      <m:oMath>
+        <m:r>
+          <m:t>b</m:t>
+        </m:r>
+      </m:oMath>
+      <w:r>
+        <w:t xml:space="preserve"> </w:t>
+      </w:r>
+      <w:r>
+        <w:t xml:space="preserve">is its</w:t>
+      </w:r>
+      <w:r>
+        <w:t xml:space="preserve"> </w:t>
+      </w:r>
+      <w:r>
+        <w:rPr>
+          <w:b/>
+          <w:bCs/>
+        </w:rPr>
+        <w:t xml:space="preserve">denominator</w:t>
+      </w:r>
+      <w:r>
+        <w:t xml:space="preserve">.</w:t>
+      </w:r>
+    </w:p>
+    <w:bookmarkEnd w:id="161"/>
+    <w:bookmarkStart w:id="162" w:name="exm-fraction"/>
+    <w:p>
+      <w:pPr>
+        <w:pStyle w:val="BodyText"/>
+      </w:pPr>
+      <w:r>
+        <w:rPr>
+          <w:b/>
+          <w:bCs/>
+        </w:rPr>
+        <w:t xml:space="preserve">Example 29 (Numerator and denominator of a fraction)</w:t>
+      </w:r>
+      <w:r>
+        <w:t xml:space="preserve"> </w:t>
+      </w:r>
+      <w:r>
+        <w:t xml:space="preserve">The fraction</w:t>
+      </w:r>
+      <w:r>
+        <w:t xml:space="preserve"> </w:t>
+      </w:r>
+      <m:oMath>
+        <m:f>
+          <m:fPr>
+            <m:type m:val="bar"/>
+          </m:fPr>
+          <m:num>
+            <m:r>
+              <m:t>6</m:t>
+            </m:r>
+          </m:num>
+          <m:den>
+            <m:r>
+              <m:t>4</m:t>
+            </m:r>
+          </m:den>
+        </m:f>
+      </m:oMath>
+      <w:r>
+        <w:t xml:space="preserve"> </w:t>
+      </w:r>
+      <w:r>
+        <w:t xml:space="preserve">has numerator</w:t>
+      </w:r>
+      <w:r>
+        <w:t xml:space="preserve"> </w:t>
+      </w:r>
+      <m:oMath>
+        <m:r>
+          <m:t>6</m:t>
+        </m:r>
+      </m:oMath>
+      <w:r>
+        <w:t xml:space="preserve"> </w:t>
+      </w:r>
+      <w:r>
+        <w:t xml:space="preserve">and denominator</w:t>
+      </w:r>
+      <w:r>
+        <w:t xml:space="preserve"> </w:t>
+      </w:r>
+      <m:oMath>
+        <m:r>
+          <m:t>4</m:t>
+        </m:r>
+      </m:oMath>
+      <w:r>
+        <w:t xml:space="preserve">.</w:t>
+      </w:r>
+    </w:p>
+    <w:bookmarkEnd w:id="162"/>
+    <w:bookmarkStart w:id="163" w:name="exm-quotient"/>
+    <w:p>
+      <w:pPr>
+        <w:pStyle w:val="BodyText"/>
+      </w:pPr>
+      <w:r>
+        <w:rPr>
+          <w:b/>
+          <w:bCs/>
+        </w:rPr>
+        <w:t xml:space="preserve">Example 30 (A quotient)</w:t>
+      </w:r>
+      <w:r>
+        <w:t xml:space="preserve"> </w:t>
+      </w:r>
+      <w:r>
+        <w:t xml:space="preserve">The quotient of</w:t>
+      </w:r>
+      <w:r>
+        <w:t xml:space="preserve"> </w:t>
+      </w:r>
+      <m:oMath>
+        <m:r>
+          <m:t>6</m:t>
+        </m:r>
+      </m:oMath>
+      <w:r>
+        <w:t xml:space="preserve"> </w:t>
+      </w:r>
+      <w:r>
+        <w:t xml:space="preserve">by</w:t>
+      </w:r>
+      <w:r>
+        <w:t xml:space="preserve"> </w:t>
+      </w:r>
+      <m:oMath>
+        <m:r>
+          <m:t>4</m:t>
+        </m:r>
+      </m:oMath>
+      <w:r>
+        <w:t xml:space="preserve"> </w:t>
+      </w:r>
+      <w:r>
+        <w:t xml:space="preserve">is</w:t>
+      </w:r>
+      <w:r>
+        <w:t xml:space="preserve"> </w:t>
+      </w:r>
+      <m:oMath>
+        <m:f>
+          <m:fPr>
+            <m:type m:val="bar"/>
+          </m:fPr>
+          <m:num>
+            <m:r>
+              <m:t>6</m:t>
+            </m:r>
+          </m:num>
+          <m:den>
+            <m:r>
+              <m:t>4</m:t>
+            </m:r>
+          </m:den>
+        </m:f>
+        <m:r>
+          <m:rPr>
+            <m:sty m:val="p"/>
+          </m:rPr>
+          <m:t>=</m:t>
+        </m:r>
+        <m:r>
+          <m:t>1.5</m:t>
+        </m:r>
+      </m:oMath>
+      <w:r>
+        <w:t xml:space="preserve">.</w:t>
+      </w:r>
+      <w:r>
+        <w:t xml:space="preserve"> </w:t>
+      </w:r>
+      <w:r>
+        <w:t xml:space="preserve">The quotient of</w:t>
+      </w:r>
+      <w:r>
+        <w:t xml:space="preserve"> </w:t>
+      </w:r>
+      <m:oMath>
+        <m:r>
+          <m:t>6</m:t>
+        </m:r>
+      </m:oMath>
+      <w:r>
+        <w:t xml:space="preserve"> </w:t>
+      </w:r>
+      <w:r>
+        <w:t xml:space="preserve">by</w:t>
+      </w:r>
+      <w:r>
+        <w:t xml:space="preserve"> </w:t>
+      </w:r>
+      <m:oMath>
+        <m:r>
+          <m:t>0</m:t>
+        </m:r>
+      </m:oMath>
+      <w:r>
+        <w:t xml:space="preserve"> </w:t>
+      </w:r>
+      <w:r>
+        <w:t xml:space="preserve">is undefined,</w:t>
+      </w:r>
+      <w:r>
+        <w:t xml:space="preserve"> </w:t>
+      </w:r>
+      <w:r>
+        <w:t xml:space="preserve">because</w:t>
+      </w:r>
+      <w:r>
+        <w:t xml:space="preserve"> </w:t>
+      </w:r>
+      <w:hyperlink w:anchor="def-quotient">
         <w:r>
           <w:rPr>
             <w:rStyle w:val="Hyperlink"/>
@@ -42059,256 +42786,24 @@
         </w:r>
       </w:hyperlink>
       <w:r>
-        <w:t xml:space="preserve">),</w:t>
-      </w:r>
-      <w:r>
-        <w:t xml:space="preserve"> </w:t>
-      </w:r>
-      <m:oMath>
-        <m:r>
-          <m:t>b</m:t>
-        </m:r>
-      </m:oMath>
-      <w:r>
-        <w:t xml:space="preserve"> </w:t>
-      </w:r>
-      <w:r>
-        <w:t xml:space="preserve">is its</w:t>
-      </w:r>
-      <w:r>
-        <w:t xml:space="preserve"> </w:t>
-      </w:r>
+        <w:t xml:space="preserve"> </w:t>
+      </w:r>
+      <w:r>
+        <w:t xml:space="preserve">requires a nonzero denominator.</w:t>
+      </w:r>
+    </w:p>
+    <w:bookmarkEnd w:id="163"/>
+    <w:bookmarkStart w:id="164" w:name="def-follow-up"/>
+    <w:p>
+      <w:pPr>
+        <w:pStyle w:val="BodyText"/>
+      </w:pPr>
       <w:r>
         <w:rPr>
           <w:b/>
           <w:bCs/>
         </w:rPr>
-        <w:t xml:space="preserve">denominator</w:t>
-      </w:r>
-      <w:r>
-        <w:t xml:space="preserve">.</w:t>
-      </w:r>
-    </w:p>
-    <w:bookmarkEnd w:id="157"/>
-    <w:bookmarkStart w:id="158" w:name="exm-fraction"/>
-    <w:p>
-      <w:pPr>
-        <w:pStyle w:val="BodyText"/>
-      </w:pPr>
-      <w:r>
-        <w:rPr>
-          <w:b/>
-          <w:bCs/>
-        </w:rPr>
-        <w:t xml:space="preserve">Example 28 (Numerator and denominator of a fraction)</w:t>
-      </w:r>
-      <w:r>
-        <w:t xml:space="preserve"> </w:t>
-      </w:r>
-      <w:r>
-        <w:t xml:space="preserve">The fraction</w:t>
-      </w:r>
-      <w:r>
-        <w:t xml:space="preserve"> </w:t>
-      </w:r>
-      <m:oMath>
-        <m:f>
-          <m:fPr>
-            <m:type m:val="bar"/>
-          </m:fPr>
-          <m:num>
-            <m:r>
-              <m:t>6</m:t>
-            </m:r>
-          </m:num>
-          <m:den>
-            <m:r>
-              <m:t>4</m:t>
-            </m:r>
-          </m:den>
-        </m:f>
-      </m:oMath>
-      <w:r>
-        <w:t xml:space="preserve"> </w:t>
-      </w:r>
-      <w:r>
-        <w:t xml:space="preserve">has numerator</w:t>
-      </w:r>
-      <w:r>
-        <w:t xml:space="preserve"> </w:t>
-      </w:r>
-      <m:oMath>
-        <m:r>
-          <m:t>6</m:t>
-        </m:r>
-      </m:oMath>
-      <w:r>
-        <w:t xml:space="preserve"> </w:t>
-      </w:r>
-      <w:r>
-        <w:t xml:space="preserve">and denominator</w:t>
-      </w:r>
-      <w:r>
-        <w:t xml:space="preserve"> </w:t>
-      </w:r>
-      <m:oMath>
-        <m:r>
-          <m:t>4</m:t>
-        </m:r>
-      </m:oMath>
-      <w:r>
-        <w:t xml:space="preserve">.</w:t>
-      </w:r>
-    </w:p>
-    <w:bookmarkEnd w:id="158"/>
-    <w:bookmarkStart w:id="159" w:name="exm-quotient"/>
-    <w:p>
-      <w:pPr>
-        <w:pStyle w:val="BodyText"/>
-      </w:pPr>
-      <w:r>
-        <w:rPr>
-          <w:b/>
-          <w:bCs/>
-        </w:rPr>
-        <w:t xml:space="preserve">Example 29 (A quotient)</w:t>
-      </w:r>
-      <w:r>
-        <w:t xml:space="preserve"> </w:t>
-      </w:r>
-      <w:r>
-        <w:t xml:space="preserve">The quotient of</w:t>
-      </w:r>
-      <w:r>
-        <w:t xml:space="preserve"> </w:t>
-      </w:r>
-      <m:oMath>
-        <m:r>
-          <m:t>6</m:t>
-        </m:r>
-      </m:oMath>
-      <w:r>
-        <w:t xml:space="preserve"> </w:t>
-      </w:r>
-      <w:r>
-        <w:t xml:space="preserve">by</w:t>
-      </w:r>
-      <w:r>
-        <w:t xml:space="preserve"> </w:t>
-      </w:r>
-      <m:oMath>
-        <m:r>
-          <m:t>4</m:t>
-        </m:r>
-      </m:oMath>
-      <w:r>
-        <w:t xml:space="preserve"> </w:t>
-      </w:r>
-      <w:r>
-        <w:t xml:space="preserve">is</w:t>
-      </w:r>
-      <w:r>
-        <w:t xml:space="preserve"> </w:t>
-      </w:r>
-      <m:oMath>
-        <m:f>
-          <m:fPr>
-            <m:type m:val="bar"/>
-          </m:fPr>
-          <m:num>
-            <m:r>
-              <m:t>6</m:t>
-            </m:r>
-          </m:num>
-          <m:den>
-            <m:r>
-              <m:t>4</m:t>
-            </m:r>
-          </m:den>
-        </m:f>
-        <m:r>
-          <m:rPr>
-            <m:sty m:val="p"/>
-          </m:rPr>
-          <m:t>=</m:t>
-        </m:r>
-        <m:r>
-          <m:t>1.5</m:t>
-        </m:r>
-      </m:oMath>
-      <w:r>
-        <w:t xml:space="preserve">.</w:t>
-      </w:r>
-      <w:r>
-        <w:t xml:space="preserve"> </w:t>
-      </w:r>
-      <w:r>
-        <w:t xml:space="preserve">The quotient of</w:t>
-      </w:r>
-      <w:r>
-        <w:t xml:space="preserve"> </w:t>
-      </w:r>
-      <m:oMath>
-        <m:r>
-          <m:t>6</m:t>
-        </m:r>
-      </m:oMath>
-      <w:r>
-        <w:t xml:space="preserve"> </w:t>
-      </w:r>
-      <w:r>
-        <w:t xml:space="preserve">by</w:t>
-      </w:r>
-      <w:r>
-        <w:t xml:space="preserve"> </w:t>
-      </w:r>
-      <m:oMath>
-        <m:r>
-          <m:t>0</m:t>
-        </m:r>
-      </m:oMath>
-      <w:r>
-        <w:t xml:space="preserve"> </w:t>
-      </w:r>
-      <w:r>
-        <w:t xml:space="preserve">is undefined,</w:t>
-      </w:r>
-      <w:r>
-        <w:t xml:space="preserve"> </w:t>
-      </w:r>
-      <w:r>
-        <w:t xml:space="preserve">because</w:t>
-      </w:r>
-      <w:r>
-        <w:t xml:space="preserve"> </w:t>
-      </w:r>
-      <w:hyperlink w:anchor="def-quotient">
-        <w:r>
-          <w:rPr>
-            <w:rStyle w:val="Hyperlink"/>
-          </w:rPr>
-          <w:t xml:space="preserve">Definition 40</w:t>
-        </w:r>
-      </w:hyperlink>
-      <w:r>
-        <w:t xml:space="preserve"> </w:t>
-      </w:r>
-      <w:r>
-        <w:t xml:space="preserve">requires a nonzero denominator.</w:t>
-      </w:r>
-    </w:p>
-    <w:bookmarkEnd w:id="159"/>
-    <w:bookmarkStart w:id="160" w:name="def-follow-up"/>
-    <w:p>
-      <w:pPr>
-        <w:pStyle w:val="BodyText"/>
-      </w:pPr>
-      <w:r>
-        <w:rPr>
-          <w:b/>
-          <w:bCs/>
-        </w:rPr>
-        <w:t xml:space="preserve">Definition 44 (Follow-up)</w:t>
+        <w:t xml:space="preserve">Definition 45 (Follow-up)</w:t>
       </w:r>
       <w:r>
         <w:t xml:space="preserve"> </w:t>
@@ -42339,8 +42834,8 @@
         <w:t xml:space="preserve">is the length of time the study observes that participant.</w:t>
       </w:r>
     </w:p>
-    <w:bookmarkEnd w:id="160"/>
-    <w:bookmarkStart w:id="161" w:name="def-person-years"/>
+    <w:bookmarkEnd w:id="164"/>
+    <w:bookmarkStart w:id="165" w:name="def-person-years"/>
     <w:p>
       <w:pPr>
         <w:pStyle w:val="BodyText"/>
@@ -42350,7 +42845,7 @@
           <w:b/>
           <w:bCs/>
         </w:rPr>
-        <w:t xml:space="preserve">Definition 45 (Person-years)</w:t>
+        <w:t xml:space="preserve">Definition 46 (Person-years)</w:t>
       </w:r>
       <w:r>
         <w:t xml:space="preserve"> </w:t>
@@ -42381,253 +42876,6 @@
         <w:t xml:space="preserve">are the sum of the follow-up times (</w:t>
       </w:r>
       <w:hyperlink w:anchor="def-follow-up">
-        <w:r>
-          <w:rPr>
-            <w:rStyle w:val="Hyperlink"/>
-          </w:rPr>
-          <w:t xml:space="preserve">Definition 44</w:t>
-        </w:r>
-      </w:hyperlink>
-      <w:r>
-        <w:t xml:space="preserve">) of all participants,</w:t>
-      </w:r>
-      <w:r>
-        <w:t xml:space="preserve"> </w:t>
-      </w:r>
-      <w:r>
-        <w:t xml:space="preserve">measured in years.</w:t>
-      </w:r>
-    </w:p>
-    <w:bookmarkEnd w:id="161"/>
-    <w:bookmarkStart w:id="162" w:name="exm-person-years"/>
-    <w:p>
-      <w:pPr>
-        <w:pStyle w:val="BodyText"/>
-      </w:pPr>
-      <w:r>
-        <w:rPr>
-          <w:b/>
-          <w:bCs/>
-        </w:rPr>
-        <w:t xml:space="preserve">Example 30 (Counting person-years)</w:t>
-      </w:r>
-      <w:r>
-        <w:t xml:space="preserve"> </w:t>
-      </w:r>
-      <w:r>
-        <w:t xml:space="preserve">If</w:t>
-      </w:r>
-      <w:r>
-        <w:t xml:space="preserve"> </w:t>
-      </w:r>
-      <m:oMath>
-        <m:r>
-          <m:t>10</m:t>
-        </m:r>
-      </m:oMath>
-      <w:r>
-        <w:t xml:space="preserve"> </w:t>
-      </w:r>
-      <w:r>
-        <w:t xml:space="preserve">people are each followed for</w:t>
-      </w:r>
-      <w:r>
-        <w:t xml:space="preserve"> </w:t>
-      </w:r>
-      <m:oMath>
-        <m:r>
-          <m:t>2</m:t>
-        </m:r>
-      </m:oMath>
-      <w:r>
-        <w:t xml:space="preserve"> </w:t>
-      </w:r>
-      <w:r>
-        <w:t xml:space="preserve">years,</w:t>
-      </w:r>
-      <w:r>
-        <w:t xml:space="preserve"> </w:t>
-      </w:r>
-      <w:r>
-        <w:t xml:space="preserve">the study has</w:t>
-      </w:r>
-      <w:r>
-        <w:t xml:space="preserve"> </w:t>
-      </w:r>
-      <m:oMath>
-        <m:r>
-          <m:t>10</m:t>
-        </m:r>
-        <m:r>
-          <m:rPr>
-            <m:sty m:val="p"/>
-          </m:rPr>
-          <m:t>⋅</m:t>
-        </m:r>
-        <m:r>
-          <m:t>2</m:t>
-        </m:r>
-        <m:r>
-          <m:rPr>
-            <m:sty m:val="p"/>
-          </m:rPr>
-          <m:t>=</m:t>
-        </m:r>
-        <m:r>
-          <m:t>20</m:t>
-        </m:r>
-      </m:oMath>
-      <w:r>
-        <w:t xml:space="preserve"> </w:t>
-      </w:r>
-      <w:r>
-        <w:t xml:space="preserve">person-years.</w:t>
-      </w:r>
-      <w:r>
-        <w:t xml:space="preserve"> </w:t>
-      </w:r>
-      <w:r>
-        <w:t xml:space="preserve">If one person is followed for</w:t>
-      </w:r>
-      <w:r>
-        <w:t xml:space="preserve"> </w:t>
-      </w:r>
-      <m:oMath>
-        <m:r>
-          <m:t>3</m:t>
-        </m:r>
-      </m:oMath>
-      <w:r>
-        <w:t xml:space="preserve"> </w:t>
-      </w:r>
-      <w:r>
-        <w:t xml:space="preserve">years and another for</w:t>
-      </w:r>
-      <w:r>
-        <w:t xml:space="preserve"> </w:t>
-      </w:r>
-      <m:oMath>
-        <m:f>
-          <m:fPr>
-            <m:type m:val="lin"/>
-          </m:fPr>
-          <m:num>
-            <m:r>
-              <m:t>1</m:t>
-            </m:r>
-          </m:num>
-          <m:den>
-            <m:r>
-              <m:t>2</m:t>
-            </m:r>
-          </m:den>
-        </m:f>
-      </m:oMath>
-      <w:r>
-        <w:t xml:space="preserve"> </w:t>
-      </w:r>
-      <w:r>
-        <w:t xml:space="preserve">year,</w:t>
-      </w:r>
-      <w:r>
-        <w:t xml:space="preserve"> </w:t>
-      </w:r>
-      <w:r>
-        <w:t xml:space="preserve">the study has</w:t>
-      </w:r>
-      <w:r>
-        <w:t xml:space="preserve"> </w:t>
-      </w:r>
-      <m:oMath>
-        <m:r>
-          <m:t>3</m:t>
-        </m:r>
-        <m:r>
-          <m:rPr>
-            <m:sty m:val="p"/>
-          </m:rPr>
-          <m:t>+</m:t>
-        </m:r>
-        <m:f>
-          <m:fPr>
-            <m:type m:val="lin"/>
-          </m:fPr>
-          <m:num>
-            <m:r>
-              <m:t>1</m:t>
-            </m:r>
-          </m:num>
-          <m:den>
-            <m:r>
-              <m:t>2</m:t>
-            </m:r>
-          </m:den>
-        </m:f>
-        <m:r>
-          <m:rPr>
-            <m:sty m:val="p"/>
-          </m:rPr>
-          <m:t>=</m:t>
-        </m:r>
-        <m:r>
-          <m:t>3.5</m:t>
-        </m:r>
-      </m:oMath>
-      <w:r>
-        <w:t xml:space="preserve"> </w:t>
-      </w:r>
-      <w:r>
-        <w:t xml:space="preserve">person-years.</w:t>
-      </w:r>
-    </w:p>
-    <w:bookmarkEnd w:id="162"/>
-    <w:bookmarkStart w:id="163" w:name="def-rate"/>
-    <w:p>
-      <w:pPr>
-        <w:pStyle w:val="BodyText"/>
-      </w:pPr>
-      <w:r>
-        <w:rPr>
-          <w:b/>
-          <w:bCs/>
-        </w:rPr>
-        <w:t xml:space="preserve">Definition 46 (Rate)</w:t>
-      </w:r>
-      <w:r>
-        <w:t xml:space="preserve"> </w:t>
-      </w:r>
-      <w:r>
-        <w:t xml:space="preserve">A</w:t>
-      </w:r>
-      <w:r>
-        <w:t xml:space="preserve"> </w:t>
-      </w:r>
-      <w:r>
-        <w:rPr>
-          <w:b/>
-          <w:bCs/>
-        </w:rPr>
-        <w:t xml:space="preserve">rate</w:t>
-      </w:r>
-      <w:r>
-        <w:t xml:space="preserve"> </w:t>
-      </w:r>
-      <w:r>
-        <w:t xml:space="preserve">is a quotient of two quantities,</w:t>
-      </w:r>
-      <w:r>
-        <w:t xml:space="preserve"> </w:t>
-      </w:r>
-      <w:r>
-        <w:t xml:space="preserve">usually with a denominator that measures time,</w:t>
-      </w:r>
-      <w:r>
-        <w:t xml:space="preserve"> </w:t>
-      </w:r>
-      <w:r>
-        <w:t xml:space="preserve">such as weeks or person-years of follow-up (</w:t>
-      </w:r>
-      <w:hyperlink w:anchor="def-person-years">
         <w:r>
           <w:rPr>
             <w:rStyle w:val="Hyperlink"/>
@@ -42636,6 +42884,253 @@
         </w:r>
       </w:hyperlink>
       <w:r>
+        <w:t xml:space="preserve">) of all participants,</w:t>
+      </w:r>
+      <w:r>
+        <w:t xml:space="preserve"> </w:t>
+      </w:r>
+      <w:r>
+        <w:t xml:space="preserve">measured in years.</w:t>
+      </w:r>
+    </w:p>
+    <w:bookmarkEnd w:id="165"/>
+    <w:bookmarkStart w:id="166" w:name="exm-person-years"/>
+    <w:p>
+      <w:pPr>
+        <w:pStyle w:val="BodyText"/>
+      </w:pPr>
+      <w:r>
+        <w:rPr>
+          <w:b/>
+          <w:bCs/>
+        </w:rPr>
+        <w:t xml:space="preserve">Example 31 (Counting person-years)</w:t>
+      </w:r>
+      <w:r>
+        <w:t xml:space="preserve"> </w:t>
+      </w:r>
+      <w:r>
+        <w:t xml:space="preserve">If</w:t>
+      </w:r>
+      <w:r>
+        <w:t xml:space="preserve"> </w:t>
+      </w:r>
+      <m:oMath>
+        <m:r>
+          <m:t>10</m:t>
+        </m:r>
+      </m:oMath>
+      <w:r>
+        <w:t xml:space="preserve"> </w:t>
+      </w:r>
+      <w:r>
+        <w:t xml:space="preserve">people are each followed for</w:t>
+      </w:r>
+      <w:r>
+        <w:t xml:space="preserve"> </w:t>
+      </w:r>
+      <m:oMath>
+        <m:r>
+          <m:t>2</m:t>
+        </m:r>
+      </m:oMath>
+      <w:r>
+        <w:t xml:space="preserve"> </w:t>
+      </w:r>
+      <w:r>
+        <w:t xml:space="preserve">years,</w:t>
+      </w:r>
+      <w:r>
+        <w:t xml:space="preserve"> </w:t>
+      </w:r>
+      <w:r>
+        <w:t xml:space="preserve">the study has</w:t>
+      </w:r>
+      <w:r>
+        <w:t xml:space="preserve"> </w:t>
+      </w:r>
+      <m:oMath>
+        <m:r>
+          <m:t>10</m:t>
+        </m:r>
+        <m:r>
+          <m:rPr>
+            <m:sty m:val="p"/>
+          </m:rPr>
+          <m:t>⋅</m:t>
+        </m:r>
+        <m:r>
+          <m:t>2</m:t>
+        </m:r>
+        <m:r>
+          <m:rPr>
+            <m:sty m:val="p"/>
+          </m:rPr>
+          <m:t>=</m:t>
+        </m:r>
+        <m:r>
+          <m:t>20</m:t>
+        </m:r>
+      </m:oMath>
+      <w:r>
+        <w:t xml:space="preserve"> </w:t>
+      </w:r>
+      <w:r>
+        <w:t xml:space="preserve">person-years.</w:t>
+      </w:r>
+      <w:r>
+        <w:t xml:space="preserve"> </w:t>
+      </w:r>
+      <w:r>
+        <w:t xml:space="preserve">If one person is followed for</w:t>
+      </w:r>
+      <w:r>
+        <w:t xml:space="preserve"> </w:t>
+      </w:r>
+      <m:oMath>
+        <m:r>
+          <m:t>3</m:t>
+        </m:r>
+      </m:oMath>
+      <w:r>
+        <w:t xml:space="preserve"> </w:t>
+      </w:r>
+      <w:r>
+        <w:t xml:space="preserve">years and another for</w:t>
+      </w:r>
+      <w:r>
+        <w:t xml:space="preserve"> </w:t>
+      </w:r>
+      <m:oMath>
+        <m:f>
+          <m:fPr>
+            <m:type m:val="lin"/>
+          </m:fPr>
+          <m:num>
+            <m:r>
+              <m:t>1</m:t>
+            </m:r>
+          </m:num>
+          <m:den>
+            <m:r>
+              <m:t>2</m:t>
+            </m:r>
+          </m:den>
+        </m:f>
+      </m:oMath>
+      <w:r>
+        <w:t xml:space="preserve"> </w:t>
+      </w:r>
+      <w:r>
+        <w:t xml:space="preserve">year,</w:t>
+      </w:r>
+      <w:r>
+        <w:t xml:space="preserve"> </w:t>
+      </w:r>
+      <w:r>
+        <w:t xml:space="preserve">the study has</w:t>
+      </w:r>
+      <w:r>
+        <w:t xml:space="preserve"> </w:t>
+      </w:r>
+      <m:oMath>
+        <m:r>
+          <m:t>3</m:t>
+        </m:r>
+        <m:r>
+          <m:rPr>
+            <m:sty m:val="p"/>
+          </m:rPr>
+          <m:t>+</m:t>
+        </m:r>
+        <m:f>
+          <m:fPr>
+            <m:type m:val="lin"/>
+          </m:fPr>
+          <m:num>
+            <m:r>
+              <m:t>1</m:t>
+            </m:r>
+          </m:num>
+          <m:den>
+            <m:r>
+              <m:t>2</m:t>
+            </m:r>
+          </m:den>
+        </m:f>
+        <m:r>
+          <m:rPr>
+            <m:sty m:val="p"/>
+          </m:rPr>
+          <m:t>=</m:t>
+        </m:r>
+        <m:r>
+          <m:t>3.5</m:t>
+        </m:r>
+      </m:oMath>
+      <w:r>
+        <w:t xml:space="preserve"> </w:t>
+      </w:r>
+      <w:r>
+        <w:t xml:space="preserve">person-years.</w:t>
+      </w:r>
+    </w:p>
+    <w:bookmarkEnd w:id="166"/>
+    <w:bookmarkStart w:id="167" w:name="def-rate"/>
+    <w:p>
+      <w:pPr>
+        <w:pStyle w:val="BodyText"/>
+      </w:pPr>
+      <w:r>
+        <w:rPr>
+          <w:b/>
+          <w:bCs/>
+        </w:rPr>
+        <w:t xml:space="preserve">Definition 47 (Rate)</w:t>
+      </w:r>
+      <w:r>
+        <w:t xml:space="preserve"> </w:t>
+      </w:r>
+      <w:r>
+        <w:t xml:space="preserve">A</w:t>
+      </w:r>
+      <w:r>
+        <w:t xml:space="preserve"> </w:t>
+      </w:r>
+      <w:r>
+        <w:rPr>
+          <w:b/>
+          <w:bCs/>
+        </w:rPr>
+        <w:t xml:space="preserve">rate</w:t>
+      </w:r>
+      <w:r>
+        <w:t xml:space="preserve"> </w:t>
+      </w:r>
+      <w:r>
+        <w:t xml:space="preserve">is a quotient of two quantities,</w:t>
+      </w:r>
+      <w:r>
+        <w:t xml:space="preserve"> </w:t>
+      </w:r>
+      <w:r>
+        <w:t xml:space="preserve">usually with a denominator that measures time,</w:t>
+      </w:r>
+      <w:r>
+        <w:t xml:space="preserve"> </w:t>
+      </w:r>
+      <w:r>
+        <w:t xml:space="preserve">such as weeks or person-years of follow-up (</w:t>
+      </w:r>
+      <w:hyperlink w:anchor="def-person-years">
+        <w:r>
+          <w:rPr>
+            <w:rStyle w:val="Hyperlink"/>
+          </w:rPr>
+          <w:t xml:space="preserve">Definition 46</w:t>
+        </w:r>
+      </w:hyperlink>
+      <w:r>
         <w:t xml:space="preserve">).</w:t>
       </w:r>
       <w:r>
@@ -42807,7 +43302,7 @@
         <w:t xml:space="preserve">cases per person-year.</w:t>
       </w:r>
     </w:p>
-    <w:bookmarkEnd w:id="163"/>
+    <w:bookmarkEnd w:id="167"/>
     <w:p>
       <w:pPr>
         <w:pStyle w:val="BodyText"/>
@@ -42815,7 +43310,7 @@
       <w:r>
         <w:t xml:space="preserve">cf. </w:t>
       </w:r>
-      <w:hyperlink r:id="rId164">
+      <w:hyperlink r:id="rId168">
         <w:r>
           <w:rPr>
             <w:rStyle w:val="Hyperlink"/>
@@ -42824,7 +43319,7 @@
         </w:r>
       </w:hyperlink>
     </w:p>
-    <w:bookmarkStart w:id="166" w:name="def-ratio"/>
+    <w:bookmarkStart w:id="170" w:name="def-ratio"/>
     <w:p>
       <w:pPr>
         <w:pStyle w:val="BodyText"/>
@@ -42834,7 +43329,7 @@
           <w:b/>
           <w:bCs/>
         </w:rPr>
-        <w:t xml:space="preserve">Definition 47 (Ratios)</w:t>
+        <w:t xml:space="preserve">Definition 48 (Ratios)</w:t>
       </w:r>
       <w:r>
         <w:t xml:space="preserve"> </w:t>
@@ -42866,7 +43361,7 @@
       <w:r>
         <w:t xml:space="preserve">cf. </w:t>
       </w:r>
-      <w:hyperlink r:id="rId165">
+      <w:hyperlink r:id="rId169">
         <w:r>
           <w:rPr>
             <w:rStyle w:val="Hyperlink"/>
@@ -42875,8 +43370,8 @@
         </w:r>
       </w:hyperlink>
     </w:p>
-    <w:bookmarkEnd w:id="166"/>
-    <w:bookmarkStart w:id="167" w:name="exm-ratio"/>
+    <w:bookmarkEnd w:id="170"/>
+    <w:bookmarkStart w:id="171" w:name="exm-ratio"/>
     <w:p>
       <w:pPr>
         <w:pStyle w:val="BodyText"/>
@@ -42886,7 +43381,7 @@
           <w:b/>
           <w:bCs/>
         </w:rPr>
-        <w:t xml:space="preserve">Example 31 (A ratio, and a quotient that is not one)</w:t>
+        <w:t xml:space="preserve">Example 32 (A ratio, and a quotient that is not one)</w:t>
       </w:r>
       <w:r>
         <w:t xml:space="preserve"> </w:t>
@@ -43134,8 +43629,8 @@
         <w:t xml:space="preserve">so this quotient is not a ratio.</w:t>
       </w:r>
     </w:p>
-    <w:bookmarkEnd w:id="167"/>
-    <w:bookmarkStart w:id="170" w:name="def-proportion"/>
+    <w:bookmarkEnd w:id="171"/>
+    <w:bookmarkStart w:id="174" w:name="def-proportion"/>
     <w:p>
       <w:pPr>
         <w:pStyle w:val="FirstParagraph"/>
@@ -43145,7 +43640,7 @@
           <w:b/>
           <w:bCs/>
         </w:rPr>
-        <w:t xml:space="preserve">Definition 48 (Proportion)</w:t>
+        <w:t xml:space="preserve">Definition 49 (Proportion)</w:t>
       </w:r>
       <w:r>
         <w:t xml:space="preserve"> </w:t>
@@ -43186,7 +43681,7 @@
       <w:r>
         <w:t xml:space="preserve"> </w:t>
       </w:r>
-      <w:hyperlink r:id="rId168">
+      <w:hyperlink r:id="rId172">
         <w:r>
           <w:rPr>
             <w:rStyle w:val="Hyperlink"/>
@@ -43208,7 +43703,7 @@
       <w:r>
         <w:t xml:space="preserve"> </w:t>
       </w:r>
-      <w:hyperlink r:id="rId169">
+      <w:hyperlink r:id="rId173">
         <w:r>
           <w:rPr>
             <w:rStyle w:val="Hyperlink"/>
@@ -43223,8 +43718,8 @@
         <w:t xml:space="preserve">for other meanings.</w:t>
       </w:r>
     </w:p>
-    <w:bookmarkEnd w:id="170"/>
-    <w:bookmarkStart w:id="171" w:name="exm-proportion"/>
+    <w:bookmarkEnd w:id="174"/>
+    <w:bookmarkStart w:id="175" w:name="exm-proportion"/>
     <w:p>
       <w:pPr>
         <w:pStyle w:val="BodyText"/>
@@ -43234,7 +43729,7 @@
           <w:b/>
           <w:bCs/>
         </w:rPr>
-        <w:t xml:space="preserve">Example 32 (A proportion, and a ratio that is not one)</w:t>
+        <w:t xml:space="preserve">Example 33 (A proportion, and a ratio that is not one)</w:t>
       </w:r>
       <w:r>
         <w:t xml:space="preserve"> </w:t>
@@ -43445,8 +43940,8 @@
         <w:t xml:space="preserve">non-smokers.</w:t>
       </w:r>
     </w:p>
-    <w:bookmarkEnd w:id="171"/>
-    <w:bookmarkStart w:id="173" w:name="def-proportional"/>
+    <w:bookmarkEnd w:id="175"/>
+    <w:bookmarkStart w:id="177" w:name="def-proportional"/>
     <w:p>
       <w:pPr>
         <w:pStyle w:val="FirstParagraph"/>
@@ -43456,7 +43951,7 @@
           <w:b/>
           <w:bCs/>
         </w:rPr>
-        <w:t xml:space="preserve">Definition 49 (Proportional)</w:t>
+        <w:t xml:space="preserve">Definition 50 (Proportional)</w:t>
       </w:r>
       <w:r>
         <w:t xml:space="preserve"> </w:t>
@@ -43617,7 +44112,7 @@
       <w:r>
         <w:t xml:space="preserve">(cf. </w:t>
       </w:r>
-      <w:hyperlink r:id="rId172">
+      <w:hyperlink r:id="rId176">
         <w:r>
           <w:rPr>
             <w:rStyle w:val="Hyperlink"/>
@@ -43629,8 +44124,8 @@
         <w:t xml:space="preserve">)</w:t>
       </w:r>
     </w:p>
-    <w:bookmarkEnd w:id="173"/>
-    <w:bookmarkStart w:id="174" w:name="exm-proportional"/>
+    <w:bookmarkEnd w:id="177"/>
+    <w:bookmarkStart w:id="178" w:name="exm-proportional"/>
     <w:p>
       <w:pPr>
         <w:pStyle w:val="BodyText"/>
@@ -43640,7 +44135,7 @@
           <w:b/>
           <w:bCs/>
         </w:rPr>
-        <w:t xml:space="preserve">Example 33 (Proportional and non-proportional functions)</w:t>
+        <w:t xml:space="preserve">Example 34 (Proportional and non-proportional functions)</w:t>
       </w:r>
       <w:r>
         <w:t xml:space="preserve"> </w:t>
@@ -44323,7 +44818,7 @@
         <w:t xml:space="preserve">.</w:t>
       </w:r>
     </w:p>
-    <w:bookmarkEnd w:id="174"/>
+    <w:bookmarkEnd w:id="178"/>
     <w:p>
       <w:pPr>
         <w:pStyle w:val="FirstParagraph"/>
@@ -44334,7 +44829,7 @@
       <w:r>
         <w:t xml:space="preserve"> </w:t>
       </w:r>
-      <w:hyperlink r:id="rId175">
+      <w:hyperlink r:id="rId179">
         <w:r>
           <w:rPr>
             <w:rStyle w:val="Hyperlink"/>
@@ -44343,17 +44838,17 @@
         </w:r>
       </w:hyperlink>
     </w:p>
-    <w:bookmarkEnd w:id="176"/>
-    <w:bookmarkStart w:id="194" w:name="sec-polynomials"/>
+    <w:bookmarkEnd w:id="180"/>
+    <w:bookmarkStart w:id="198" w:name="sec-polynomials"/>
     <w:p>
       <w:pPr>
         <w:pStyle w:val="Heading2"/>
       </w:pPr>
       <w:r>
-        <w:t xml:space="preserve">14 Polynomials</w:t>
+        <w:t xml:space="preserve">15 Polynomials</w:t>
       </w:r>
     </w:p>
-    <w:bookmarkStart w:id="177" w:name="exr-polynomial-degree"/>
+    <w:bookmarkStart w:id="181" w:name="exr-polynomial-degree"/>
     <w:p>
       <w:pPr>
         <w:pStyle w:val="FirstParagraph"/>
@@ -44715,8 +45210,8 @@
         <w:t xml:space="preserve">, and what is its leading coefficient?</w:t>
       </w:r>
     </w:p>
-    <w:bookmarkEnd w:id="177"/>
-    <w:bookmarkStart w:id="178" w:name="sol-polynomial-degree"/>
+    <w:bookmarkEnd w:id="181"/>
+    <w:bookmarkStart w:id="182" w:name="sol-polynomial-degree"/>
     <w:p>
       <w:pPr>
         <w:pStyle w:val="FirstParagraph"/>
@@ -45151,8 +45646,8 @@
         <w:t xml:space="preserve">.</w:t>
       </w:r>
     </w:p>
-    <w:bookmarkEnd w:id="178"/>
-    <w:bookmarkStart w:id="179" w:name="def-constant-function"/>
+    <w:bookmarkEnd w:id="182"/>
+    <w:bookmarkStart w:id="183" w:name="def-constant-function"/>
     <w:p>
       <w:pPr>
         <w:pStyle w:val="FirstParagraph"/>
@@ -45162,7 +45657,7 @@
           <w:b/>
           <w:bCs/>
         </w:rPr>
-        <w:t xml:space="preserve">Definition 50 (Constant function)</w:t>
+        <w:t xml:space="preserve">Definition 51 (Constant function)</w:t>
       </w:r>
       <w:r>
         <w:t xml:space="preserve"> </w:t>
@@ -45173,7 +45668,7 @@
       <w:r>
         <w:t xml:space="preserve"> </w:t>
       </w:r>
-      <w:hyperlink r:id="rId49">
+      <w:hyperlink r:id="rId53">
         <w:r>
           <w:rPr>
             <w:rStyle w:val="Hyperlink"/>
@@ -45311,8 +45806,8 @@
         <w:t xml:space="preserve">.</w:t>
       </w:r>
     </w:p>
-    <w:bookmarkEnd w:id="179"/>
-    <w:bookmarkStart w:id="180" w:name="exm-constant-function"/>
+    <w:bookmarkEnd w:id="183"/>
+    <w:bookmarkStart w:id="184" w:name="exm-constant-function"/>
     <w:p>
       <w:pPr>
         <w:pStyle w:val="BodyText"/>
@@ -45322,7 +45817,7 @@
           <w:b/>
           <w:bCs/>
         </w:rPr>
-        <w:t xml:space="preserve">Example 34 (Constant and non-constant functions)</w:t>
+        <w:t xml:space="preserve">Example 35 (Constant and non-constant functions)</w:t>
       </w:r>
       <w:r>
         <w:t xml:space="preserve"> </w:t>
@@ -45557,8 +46052,8 @@
         <w:t xml:space="preserve">.</w:t>
       </w:r>
     </w:p>
-    <w:bookmarkEnd w:id="180"/>
-    <w:bookmarkStart w:id="181" w:name="def-polynomial"/>
+    <w:bookmarkEnd w:id="184"/>
+    <w:bookmarkStart w:id="185" w:name="def-polynomial"/>
     <w:p>
       <w:pPr>
         <w:pStyle w:val="FirstParagraph"/>
@@ -45568,7 +46063,7 @@
           <w:b/>
           <w:bCs/>
         </w:rPr>
-        <w:t xml:space="preserve">Definition 51 (Polynomial)</w:t>
+        <w:t xml:space="preserve">Definition 52 (Polynomial)</w:t>
       </w:r>
       <w:r>
         <w:t xml:space="preserve"> </w:t>
@@ -45606,7 +46101,7 @@
       <w:r>
         <w:t xml:space="preserve"> </w:t>
       </w:r>
-      <w:hyperlink r:id="rId49">
+      <w:hyperlink r:id="rId53">
         <w:r>
           <w:rPr>
             <w:rStyle w:val="Hyperlink"/>
@@ -46078,8 +46573,8 @@
         <w:t xml:space="preserve">.</w:t>
       </w:r>
     </w:p>
-    <w:bookmarkEnd w:id="181"/>
-    <w:bookmarkStart w:id="182" w:name="rem-polynomial-nonzero"/>
+    <w:bookmarkEnd w:id="185"/>
+    <w:bookmarkStart w:id="186" w:name="rem-polynomial-nonzero"/>
     <w:p>
       <w:pPr>
         <w:pStyle w:val="BodyText"/>
@@ -46307,8 +46802,8 @@
         <w:t xml:space="preserve">.</w:t>
       </w:r>
     </w:p>
-    <w:bookmarkEnd w:id="182"/>
-    <w:bookmarkStart w:id="183" w:name="def-polynomial-coefficient"/>
+    <w:bookmarkEnd w:id="186"/>
+    <w:bookmarkStart w:id="187" w:name="def-polynomial-coefficient"/>
     <w:p>
       <w:pPr>
         <w:pStyle w:val="BodyText"/>
@@ -46318,7 +46813,7 @@
           <w:b/>
           <w:bCs/>
         </w:rPr>
-        <w:t xml:space="preserve">Definition 52 (Coefficients of a polynomial)</w:t>
+        <w:t xml:space="preserve">Definition 53 (Coefficients of a polynomial)</w:t>
       </w:r>
       <w:r>
         <w:t xml:space="preserve"> </w:t>
@@ -46416,7 +46911,7 @@
           <w:rPr>
             <w:rStyle w:val="Hyperlink"/>
           </w:rPr>
-          <w:t xml:space="preserve">Definition 51</w:t>
+          <w:t xml:space="preserve">Definition 52</w:t>
         </w:r>
       </w:hyperlink>
       <w:r>
@@ -46499,8 +46994,8 @@
         <w:t xml:space="preserve">.</w:t>
       </w:r>
     </w:p>
-    <w:bookmarkEnd w:id="183"/>
-    <w:bookmarkStart w:id="184" w:name="def-polynomial-degree"/>
+    <w:bookmarkEnd w:id="187"/>
+    <w:bookmarkStart w:id="188" w:name="def-polynomial-degree"/>
     <w:p>
       <w:pPr>
         <w:pStyle w:val="BodyText"/>
@@ -46510,7 +47005,7 @@
           <w:b/>
           <w:bCs/>
         </w:rPr>
-        <w:t xml:space="preserve">Definition 53 (Degree of a polynomial)</w:t>
+        <w:t xml:space="preserve">Definition 54 (Degree of a polynomial)</w:t>
       </w:r>
       <w:r>
         <w:t xml:space="preserve"> </w:t>
@@ -46722,8 +47217,8 @@
         <w:t xml:space="preserve">.</w:t>
       </w:r>
     </w:p>
-    <w:bookmarkEnd w:id="184"/>
-    <w:bookmarkStart w:id="185" w:name="exm-polynomial-degree"/>
+    <w:bookmarkEnd w:id="188"/>
+    <w:bookmarkStart w:id="189" w:name="exm-polynomial-degree"/>
     <w:p>
       <w:pPr>
         <w:pStyle w:val="BodyText"/>
@@ -46733,7 +47228,7 @@
           <w:b/>
           <w:bCs/>
         </w:rPr>
-        <w:t xml:space="preserve">Example 35 (Degrees of some polynomials)</w:t>
+        <w:t xml:space="preserve">Example 36 (Degrees of some polynomials)</w:t>
       </w:r>
       <w:r>
         <w:t xml:space="preserve"> </w:t>
@@ -46984,8 +47479,8 @@
         <w:t xml:space="preserve">.</w:t>
       </w:r>
     </w:p>
-    <w:bookmarkEnd w:id="185"/>
-    <w:bookmarkStart w:id="186" w:name="def-polynomial-leading-coefficient"/>
+    <w:bookmarkEnd w:id="189"/>
+    <w:bookmarkStart w:id="190" w:name="def-polynomial-leading-coefficient"/>
     <w:p>
       <w:pPr>
         <w:pStyle w:val="FirstParagraph"/>
@@ -46995,7 +47490,7 @@
           <w:b/>
           <w:bCs/>
         </w:rPr>
-        <w:t xml:space="preserve">Definition 54 (Leading coefficient)</w:t>
+        <w:t xml:space="preserve">Definition 55 (Leading coefficient)</w:t>
       </w:r>
       <w:r>
         <w:t xml:space="preserve"> </w:t>
@@ -47209,8 +47704,8 @@
         <w:t xml:space="preserve">.</w:t>
       </w:r>
     </w:p>
-    <w:bookmarkEnd w:id="186"/>
-    <w:bookmarkStart w:id="187" w:name="exm-leading-coefficient"/>
+    <w:bookmarkEnd w:id="190"/>
+    <w:bookmarkStart w:id="191" w:name="exm-leading-coefficient"/>
     <w:p>
       <w:pPr>
         <w:pStyle w:val="BodyText"/>
@@ -47220,7 +47715,7 @@
           <w:b/>
           <w:bCs/>
         </w:rPr>
-        <w:t xml:space="preserve">Example 36 (Leading coefficients)</w:t>
+        <w:t xml:space="preserve">Example 37 (Leading coefficients)</w:t>
       </w:r>
       <w:r>
         <w:t xml:space="preserve"> </w:t>
@@ -47475,8 +47970,8 @@
         <w:t xml:space="preserve">.</w:t>
       </w:r>
     </w:p>
-    <w:bookmarkEnd w:id="187"/>
-    <w:bookmarkStart w:id="189" w:name="def-quadratic-polynomial"/>
+    <w:bookmarkEnd w:id="191"/>
+    <w:bookmarkStart w:id="193" w:name="def-quadratic-polynomial"/>
     <w:p>
       <w:pPr>
         <w:pStyle w:val="FirstParagraph"/>
@@ -47486,13 +47981,13 @@
           <w:b/>
           <w:bCs/>
         </w:rPr>
-        <w:t xml:space="preserve">Definition 55 (Quadratic polynomial)</w:t>
-      </w:r>
-      <w:r>
-        <w:t xml:space="preserve"> </w:t>
-      </w:r>
-      <w:bookmarkStart w:id="188" w:name="def-quadratic-cubic"/>
-      <w:bookmarkEnd w:id="188"/>
+        <w:t xml:space="preserve">Definition 56 (Quadratic polynomial)</w:t>
+      </w:r>
+      <w:r>
+        <w:t xml:space="preserve"> </w:t>
+      </w:r>
+      <w:bookmarkStart w:id="192" w:name="def-quadratic-cubic"/>
+      <w:bookmarkEnd w:id="192"/>
       <w:r>
         <w:t xml:space="preserve">A</w:t>
       </w:r>
@@ -47685,8 +48180,8 @@
         <w:t xml:space="preserve">polynomial.</w:t>
       </w:r>
     </w:p>
-    <w:bookmarkEnd w:id="189"/>
-    <w:bookmarkStart w:id="190" w:name="def-cubic-polynomial"/>
+    <w:bookmarkEnd w:id="193"/>
+    <w:bookmarkStart w:id="194" w:name="def-cubic-polynomial"/>
     <w:p>
       <w:pPr>
         <w:pStyle w:val="BodyText"/>
@@ -47696,7 +48191,7 @@
           <w:b/>
           <w:bCs/>
         </w:rPr>
-        <w:t xml:space="preserve">Definition 56 (Cubic polynomial)</w:t>
+        <w:t xml:space="preserve">Definition 57 (Cubic polynomial)</w:t>
       </w:r>
       <w:r>
         <w:t xml:space="preserve"> </w:t>
@@ -47763,8 +48258,8 @@
         <w:t xml:space="preserve">polynomial.</w:t>
       </w:r>
     </w:p>
-    <w:bookmarkEnd w:id="190"/>
-    <w:bookmarkStart w:id="191" w:name="exm-quadratic-cubic"/>
+    <w:bookmarkEnd w:id="194"/>
+    <w:bookmarkStart w:id="195" w:name="exm-quadratic-cubic"/>
     <w:p>
       <w:pPr>
         <w:pStyle w:val="BodyText"/>
@@ -47774,7 +48269,7 @@
           <w:b/>
           <w:bCs/>
         </w:rPr>
-        <w:t xml:space="preserve">Example 37 (Quadratic and cubic polynomials)</w:t>
+        <w:t xml:space="preserve">Example 38 (Quadratic and cubic polynomials)</w:t>
       </w:r>
       <w:r>
         <w:t xml:space="preserve"> </w:t>
@@ -48110,8 +48605,8 @@
         <w:t xml:space="preserve">.</w:t>
       </w:r>
     </w:p>
-    <w:bookmarkEnd w:id="191"/>
-    <w:bookmarkStart w:id="192" w:name="def-parabola"/>
+    <w:bookmarkEnd w:id="195"/>
+    <w:bookmarkStart w:id="196" w:name="def-parabola"/>
     <w:p>
       <w:pPr>
         <w:pStyle w:val="FirstParagraph"/>
@@ -48121,7 +48616,7 @@
           <w:b/>
           <w:bCs/>
         </w:rPr>
-        <w:t xml:space="preserve">Definition 57 (Parabola)</w:t>
+        <w:t xml:space="preserve">Definition 58 (Parabola)</w:t>
       </w:r>
       <w:r>
         <w:t xml:space="preserve"> </w:t>
@@ -48148,7 +48643,7 @@
       <w:r>
         <w:t xml:space="preserve"> </w:t>
       </w:r>
-      <w:hyperlink r:id="rId71">
+      <w:hyperlink r:id="rId75">
         <w:r>
           <w:rPr>
             <w:rStyle w:val="Hyperlink"/>
@@ -48167,15 +48662,15 @@
           <w:rPr>
             <w:rStyle w:val="Hyperlink"/>
           </w:rPr>
-          <w:t xml:space="preserve">Definition 55</w:t>
+          <w:t xml:space="preserve">Definition 56</w:t>
         </w:r>
       </w:hyperlink>
       <w:r>
         <w:t xml:space="preserve">).</w:t>
       </w:r>
     </w:p>
-    <w:bookmarkEnd w:id="192"/>
-    <w:bookmarkStart w:id="193" w:name="exm-parabola"/>
+    <w:bookmarkEnd w:id="196"/>
+    <w:bookmarkStart w:id="197" w:name="exm-parabola"/>
     <w:p>
       <w:pPr>
         <w:pStyle w:val="BodyText"/>
@@ -48185,7 +48680,7 @@
           <w:b/>
           <w:bCs/>
         </w:rPr>
-        <w:t xml:space="preserve">Example 38 (The parabola</w:t>
+        <w:t xml:space="preserve">Example 39 (The parabola</w:t>
       </w:r>
       <w:r>
         <w:rPr>
@@ -48470,18 +48965,18 @@
         <w:t xml:space="preserve">.</w:t>
       </w:r>
     </w:p>
-    <w:bookmarkEnd w:id="193"/>
-    <w:bookmarkEnd w:id="194"/>
-    <w:bookmarkStart w:id="204" w:name="sec-affine-linear-functions"/>
+    <w:bookmarkEnd w:id="197"/>
+    <w:bookmarkEnd w:id="198"/>
+    <w:bookmarkStart w:id="208" w:name="sec-affine-linear-functions"/>
     <w:p>
       <w:pPr>
         <w:pStyle w:val="Heading2"/>
       </w:pPr>
       <w:r>
-        <w:t xml:space="preserve">15 Affine and linear functions of one variable</w:t>
+        <w:t xml:space="preserve">16 Affine and linear functions of one variable</w:t>
       </w:r>
     </w:p>
-    <w:bookmarkStart w:id="195" w:name="def-affine-function"/>
+    <w:bookmarkStart w:id="199" w:name="def-affine-function"/>
     <w:p>
       <w:pPr>
         <w:pStyle w:val="FirstParagraph"/>
@@ -48491,7 +48986,7 @@
           <w:b/>
           <w:bCs/>
         </w:rPr>
-        <w:t xml:space="preserve">Definition 58 (Affine function of one variable)</w:t>
+        <w:t xml:space="preserve">Definition 59 (Affine function of one variable)</w:t>
       </w:r>
       <w:r>
         <w:t xml:space="preserve"> </w:t>
@@ -48502,7 +48997,7 @@
       <w:r>
         <w:t xml:space="preserve"> </w:t>
       </w:r>
-      <w:hyperlink r:id="rId49">
+      <w:hyperlink r:id="rId53">
         <w:r>
           <w:rPr>
             <w:rStyle w:val="Hyperlink"/>
@@ -48672,8 +49167,8 @@
         </m:oMath>
       </m:oMathPara>
     </w:p>
-    <w:bookmarkEnd w:id="195"/>
-    <w:bookmarkStart w:id="196" w:name="def-slope"/>
+    <w:bookmarkEnd w:id="199"/>
+    <w:bookmarkStart w:id="200" w:name="def-slope"/>
     <w:p>
       <w:pPr>
         <w:pStyle w:val="FirstParagraph"/>
@@ -48683,7 +49178,7 @@
           <w:b/>
           <w:bCs/>
         </w:rPr>
-        <w:t xml:space="preserve">Definition 59 (Slope)</w:t>
+        <w:t xml:space="preserve">Definition 60 (Slope)</w:t>
       </w:r>
       <w:r>
         <w:t xml:space="preserve"> </w:t>
@@ -48760,7 +49255,7 @@
           <w:rPr>
             <w:rStyle w:val="Hyperlink"/>
           </w:rPr>
-          <w:t xml:space="preserve">Definition 58</w:t>
+          <w:t xml:space="preserve">Definition 59</w:t>
         </w:r>
       </w:hyperlink>
       <w:r>
@@ -48808,8 +49303,8 @@
         <w:t xml:space="preserve">.</w:t>
       </w:r>
     </w:p>
-    <w:bookmarkEnd w:id="196"/>
-    <w:bookmarkStart w:id="197" w:name="def-intercept"/>
+    <w:bookmarkEnd w:id="200"/>
+    <w:bookmarkStart w:id="201" w:name="def-intercept"/>
     <w:p>
       <w:pPr>
         <w:pStyle w:val="BodyText"/>
@@ -48819,7 +49314,7 @@
           <w:b/>
           <w:bCs/>
         </w:rPr>
-        <w:t xml:space="preserve">Definition 60 (Intercept)</w:t>
+        <w:t xml:space="preserve">Definition 61 (Intercept)</w:t>
       </w:r>
       <w:r>
         <w:t xml:space="preserve"> </w:t>
@@ -48896,7 +49391,7 @@
           <w:rPr>
             <w:rStyle w:val="Hyperlink"/>
           </w:rPr>
-          <w:t xml:space="preserve">Definition 58</w:t>
+          <w:t xml:space="preserve">Definition 59</w:t>
         </w:r>
       </w:hyperlink>
       <w:r>
@@ -48944,8 +49439,8 @@
         <w:t xml:space="preserve">.</w:t>
       </w:r>
     </w:p>
-    <w:bookmarkEnd w:id="197"/>
-    <w:bookmarkStart w:id="198" w:name="def-linear-function"/>
+    <w:bookmarkEnd w:id="201"/>
+    <w:bookmarkStart w:id="202" w:name="def-linear-function"/>
     <w:p>
       <w:pPr>
         <w:pStyle w:val="BodyText"/>
@@ -48955,7 +49450,7 @@
           <w:b/>
           <w:bCs/>
         </w:rPr>
-        <w:t xml:space="preserve">Definition 61 (Linear function of one variable)</w:t>
+        <w:t xml:space="preserve">Definition 62 (Linear function of one variable)</w:t>
       </w:r>
       <w:r>
         <w:t xml:space="preserve"> </w:t>
@@ -49024,7 +49519,7 @@
           <w:rPr>
             <w:rStyle w:val="Hyperlink"/>
           </w:rPr>
-          <w:t xml:space="preserve">Definition 58</w:t>
+          <w:t xml:space="preserve">Definition 59</w:t>
         </w:r>
       </w:hyperlink>
       <w:r>
@@ -49130,8 +49625,8 @@
         </m:oMath>
       </m:oMathPara>
     </w:p>
-    <w:bookmarkEnd w:id="198"/>
-    <w:bookmarkStart w:id="199" w:name="thm-affine-function-props"/>
+    <w:bookmarkEnd w:id="202"/>
+    <w:bookmarkStart w:id="203" w:name="thm-affine-function-props"/>
     <w:p>
       <w:pPr>
         <w:pStyle w:val="FirstParagraph"/>
@@ -49204,7 +49699,7 @@
           <w:rPr>
             <w:rStyle w:val="Hyperlink"/>
           </w:rPr>
-          <w:t xml:space="preserve">Definition 58</w:t>
+          <w:t xml:space="preserve">Definition 59</w:t>
         </w:r>
       </w:hyperlink>
       <w:r>
@@ -49643,7 +50138,7 @@
         <w:t xml:space="preserve">.</w:t>
       </w:r>
     </w:p>
-    <w:bookmarkEnd w:id="199"/>
+    <w:bookmarkEnd w:id="203"/>
     <w:p>
       <w:pPr>
         <w:pStyle w:val="FirstParagraph"/>
@@ -49743,7 +50238,7 @@
                   <m:nor/>
                   <m:sty m:val="p"/>
                 </m:rPr>
-                <m:t>Definition 58</m:t>
+                <m:t>Definition 59</m:t>
               </m:r>
               <m:r>
                 <m:rPr>
@@ -50098,7 +50593,7 @@
                   <m:nor/>
                   <m:sty m:val="p"/>
                 </m:rPr>
-                <m:t>Definition 58</m:t>
+                <m:t>Definition 59</m:t>
               </m:r>
               <m:r>
                 <m:rPr>
@@ -51819,7 +52314,7 @@
         </m:oMath>
       </m:oMathPara>
     </w:p>
-    <w:bookmarkStart w:id="200" w:name="exm-affine-function"/>
+    <w:bookmarkStart w:id="204" w:name="exm-affine-function"/>
     <w:p>
       <w:pPr>
         <w:pStyle w:val="FirstParagraph"/>
@@ -51829,7 +52324,7 @@
           <w:b/>
           <w:bCs/>
         </w:rPr>
-        <w:t xml:space="preserve">Example 39 (An affine function, and a linear one)</w:t>
+        <w:t xml:space="preserve">Example 40 (An affine function, and a linear one)</w:t>
       </w:r>
       <w:r>
         <w:t xml:space="preserve"> </w:t>
@@ -52261,8 +52756,8 @@
         <w:t xml:space="preserve">.</w:t>
       </w:r>
     </w:p>
-    <w:bookmarkEnd w:id="200"/>
-    <w:bookmarkStart w:id="203" w:name="rem-linear-function-terminology"/>
+    <w:bookmarkEnd w:id="204"/>
+    <w:bookmarkStart w:id="207" w:name="rem-linear-function-terminology"/>
     <w:p>
       <w:pPr>
         <w:pStyle w:val="BodyText"/>
@@ -52437,7 +52932,7 @@
       <w:r>
         <w:t xml:space="preserve"> </w:t>
       </w:r>
-      <w:hyperlink r:id="rId201">
+      <w:hyperlink r:id="rId205">
         <w:r>
           <w:rPr>
             <w:rStyle w:val="Hyperlink"/>
@@ -52479,7 +52974,7 @@
       <w:r>
         <w:t xml:space="preserve">(</w:t>
       </w:r>
-      <w:hyperlink r:id="rId202">
+      <w:hyperlink r:id="rId206">
         <w:r>
           <w:rPr>
             <w:rStyle w:val="Hyperlink"/>
@@ -52491,18 +52986,18 @@
         <w:t xml:space="preserve">).</w:t>
       </w:r>
     </w:p>
-    <w:bookmarkEnd w:id="203"/>
-    <w:bookmarkEnd w:id="204"/>
-    <w:bookmarkStart w:id="213" w:name="sec-sequence-limits"/>
+    <w:bookmarkEnd w:id="207"/>
+    <w:bookmarkEnd w:id="208"/>
+    <w:bookmarkStart w:id="217" w:name="sec-sequence-limits"/>
     <w:p>
       <w:pPr>
         <w:pStyle w:val="Heading2"/>
       </w:pPr>
       <w:r>
-        <w:t xml:space="preserve">16 Limits of sequences</w:t>
+        <w:t xml:space="preserve">17 Limits of sequences</w:t>
       </w:r>
     </w:p>
-    <w:bookmarkStart w:id="206" w:name="def-sequence-limit"/>
+    <w:bookmarkStart w:id="210" w:name="def-sequence-limit"/>
     <w:p>
       <w:pPr>
         <w:pStyle w:val="FirstParagraph"/>
@@ -52512,7 +53007,7 @@
           <w:b/>
           <w:bCs/>
         </w:rPr>
-        <w:t xml:space="preserve">Definition 62 (Limit of a sequence)</w:t>
+        <w:t xml:space="preserve">Definition 63 (Limit of a sequence)</w:t>
       </w:r>
       <w:r>
         <w:t xml:space="preserve"> </w:t>
@@ -52553,7 +53048,7 @@
       <w:r>
         <w:t xml:space="preserve"> </w:t>
       </w:r>
-      <w:hyperlink r:id="rId205">
+      <w:hyperlink r:id="rId209">
         <w:r>
           <w:rPr>
             <w:rStyle w:val="Hyperlink"/>
@@ -52820,8 +53315,8 @@
         </m:oMath>
       </m:oMathPara>
     </w:p>
-    <w:bookmarkEnd w:id="206"/>
-    <w:bookmarkStart w:id="207" w:name="exm-sequence-limit"/>
+    <w:bookmarkEnd w:id="210"/>
+    <w:bookmarkStart w:id="211" w:name="exm-sequence-limit"/>
     <w:p>
       <w:pPr>
         <w:pStyle w:val="FirstParagraph"/>
@@ -52831,7 +53326,7 @@
           <w:b/>
           <w:bCs/>
         </w:rPr>
-        <w:t xml:space="preserve">Example 40 (The limit of a sequence)</w:t>
+        <w:t xml:space="preserve">Example 41 (The limit of a sequence)</w:t>
       </w:r>
       <w:r>
         <w:t xml:space="preserve"> </w:t>
@@ -53205,8 +53700,8 @@
         <w:t xml:space="preserve">.</w:t>
       </w:r>
     </w:p>
-    <w:bookmarkEnd w:id="207"/>
-    <w:bookmarkStart w:id="208" w:name="def-convergent-sequence"/>
+    <w:bookmarkEnd w:id="211"/>
+    <w:bookmarkStart w:id="212" w:name="def-convergent-sequence"/>
     <w:p>
       <w:pPr>
         <w:pStyle w:val="BodyText"/>
@@ -53216,7 +53711,7 @@
           <w:b/>
           <w:bCs/>
         </w:rPr>
-        <w:t xml:space="preserve">Definition 63 (Convergent sequence (converges))</w:t>
+        <w:t xml:space="preserve">Definition 64 (Convergent sequence (converges))</w:t>
       </w:r>
       <w:r>
         <w:t xml:space="preserve"> </w:t>
@@ -53304,200 +53799,6 @@
         <w:t xml:space="preserve">is its limit (</w:t>
       </w:r>
       <w:hyperlink w:anchor="def-sequence-limit">
-        <w:r>
-          <w:rPr>
-            <w:rStyle w:val="Hyperlink"/>
-          </w:rPr>
-          <w:t xml:space="preserve">Definition 62</w:t>
-        </w:r>
-      </w:hyperlink>
-      <w:r>
-        <w:t xml:space="preserve">).</w:t>
-      </w:r>
-      <w:r>
-        <w:t xml:space="preserve"> </w:t>
-      </w:r>
-      <w:r>
-        <w:t xml:space="preserve">A sequence that converges to some real number is</w:t>
-      </w:r>
-      <w:r>
-        <w:t xml:space="preserve"> </w:t>
-      </w:r>
-      <w:r>
-        <w:rPr>
-          <w:b/>
-          <w:bCs/>
-        </w:rPr>
-        <w:t xml:space="preserve">convergent</w:t>
-      </w:r>
-      <w:r>
-        <w:t xml:space="preserve">.</w:t>
-      </w:r>
-    </w:p>
-    <w:bookmarkEnd w:id="208"/>
-    <w:bookmarkStart w:id="209" w:name="exm-convergent-sequence"/>
-    <w:p>
-      <w:pPr>
-        <w:pStyle w:val="BodyText"/>
-      </w:pPr>
-      <w:r>
-        <w:rPr>
-          <w:b/>
-          <w:bCs/>
-        </w:rPr>
-        <w:t xml:space="preserve">Example 41 (A convergent sequence)</w:t>
-      </w:r>
-      <w:r>
-        <w:t xml:space="preserve"> </w:t>
-      </w:r>
-      <m:oMath>
-        <m:sSub>
-          <m:e>
-            <m:r>
-              <m:t>a</m:t>
-            </m:r>
-          </m:e>
-          <m:sub>
-            <m:r>
-              <m:t>n</m:t>
-            </m:r>
-          </m:sub>
-        </m:sSub>
-        <m:r>
-          <m:rPr>
-            <m:sty m:val="p"/>
-          </m:rPr>
-          <m:t>=</m:t>
-        </m:r>
-        <m:f>
-          <m:fPr>
-            <m:type m:val="bar"/>
-          </m:fPr>
-          <m:num>
-            <m:r>
-              <m:t>1</m:t>
-            </m:r>
-          </m:num>
-          <m:den>
-            <m:r>
-              <m:t>n</m:t>
-            </m:r>
-          </m:den>
-        </m:f>
-      </m:oMath>
-      <w:r>
-        <w:t xml:space="preserve"> </w:t>
-      </w:r>
-      <w:r>
-        <w:t xml:space="preserve">converges to</w:t>
-      </w:r>
-      <w:r>
-        <w:t xml:space="preserve"> </w:t>
-      </w:r>
-      <m:oMath>
-        <m:r>
-          <m:t>0</m:t>
-        </m:r>
-      </m:oMath>
-      <w:r>
-        <w:t xml:space="preserve">, because</w:t>
-      </w:r>
-      <w:r>
-        <w:t xml:space="preserve"> </w:t>
-      </w:r>
-      <m:oMath>
-        <m:r>
-          <m:t>0</m:t>
-        </m:r>
-      </m:oMath>
-      <w:r>
-        <w:t xml:space="preserve"> </w:t>
-      </w:r>
-      <w:r>
-        <w:t xml:space="preserve">is its limit (</w:t>
-      </w:r>
-      <w:hyperlink w:anchor="exm-sequence-limit">
-        <w:r>
-          <w:rPr>
-            <w:rStyle w:val="Hyperlink"/>
-          </w:rPr>
-          <w:t xml:space="preserve">Example 40</w:t>
-        </w:r>
-      </w:hyperlink>
-      <w:r>
-        <w:t xml:space="preserve">),</w:t>
-      </w:r>
-      <w:r>
-        <w:t xml:space="preserve"> </w:t>
-      </w:r>
-      <w:r>
-        <w:t xml:space="preserve">so</w:t>
-      </w:r>
-      <w:r>
-        <w:t xml:space="preserve"> </w:t>
-      </w:r>
-      <m:oMath>
-        <m:sSub>
-          <m:e>
-            <m:r>
-              <m:t>a</m:t>
-            </m:r>
-          </m:e>
-          <m:sub>
-            <m:r>
-              <m:t>n</m:t>
-            </m:r>
-          </m:sub>
-        </m:sSub>
-        <m:r>
-          <m:rPr>
-            <m:sty m:val="p"/>
-          </m:rPr>
-          <m:t>=</m:t>
-        </m:r>
-        <m:f>
-          <m:fPr>
-            <m:type m:val="bar"/>
-          </m:fPr>
-          <m:num>
-            <m:r>
-              <m:t>1</m:t>
-            </m:r>
-          </m:num>
-          <m:den>
-            <m:r>
-              <m:t>n</m:t>
-            </m:r>
-          </m:den>
-        </m:f>
-      </m:oMath>
-      <w:r>
-        <w:t xml:space="preserve"> </w:t>
-      </w:r>
-      <w:r>
-        <w:t xml:space="preserve">is convergent.</w:t>
-      </w:r>
-    </w:p>
-    <w:bookmarkEnd w:id="209"/>
-    <w:bookmarkStart w:id="210" w:name="def-divergent-sequence"/>
-    <w:p>
-      <w:pPr>
-        <w:pStyle w:val="BodyText"/>
-      </w:pPr>
-      <w:r>
-        <w:rPr>
-          <w:b/>
-          <w:bCs/>
-        </w:rPr>
-        <w:t xml:space="preserve">Definition 64 (Divergent sequence (diverges))</w:t>
-      </w:r>
-      <w:r>
-        <w:t xml:space="preserve"> </w:t>
-      </w:r>
-      <w:r>
-        <w:t xml:space="preserve">A sequence that does not converge (</w:t>
-      </w:r>
-      <w:hyperlink w:anchor="def-convergent-sequence">
         <w:r>
           <w:rPr>
             <w:rStyle w:val="Hyperlink"/>
@@ -53506,6 +53807,200 @@
         </w:r>
       </w:hyperlink>
       <w:r>
+        <w:t xml:space="preserve">).</w:t>
+      </w:r>
+      <w:r>
+        <w:t xml:space="preserve"> </w:t>
+      </w:r>
+      <w:r>
+        <w:t xml:space="preserve">A sequence that converges to some real number is</w:t>
+      </w:r>
+      <w:r>
+        <w:t xml:space="preserve"> </w:t>
+      </w:r>
+      <w:r>
+        <w:rPr>
+          <w:b/>
+          <w:bCs/>
+        </w:rPr>
+        <w:t xml:space="preserve">convergent</w:t>
+      </w:r>
+      <w:r>
+        <w:t xml:space="preserve">.</w:t>
+      </w:r>
+    </w:p>
+    <w:bookmarkEnd w:id="212"/>
+    <w:bookmarkStart w:id="213" w:name="exm-convergent-sequence"/>
+    <w:p>
+      <w:pPr>
+        <w:pStyle w:val="BodyText"/>
+      </w:pPr>
+      <w:r>
+        <w:rPr>
+          <w:b/>
+          <w:bCs/>
+        </w:rPr>
+        <w:t xml:space="preserve">Example 42 (A convergent sequence)</w:t>
+      </w:r>
+      <w:r>
+        <w:t xml:space="preserve"> </w:t>
+      </w:r>
+      <m:oMath>
+        <m:sSub>
+          <m:e>
+            <m:r>
+              <m:t>a</m:t>
+            </m:r>
+          </m:e>
+          <m:sub>
+            <m:r>
+              <m:t>n</m:t>
+            </m:r>
+          </m:sub>
+        </m:sSub>
+        <m:r>
+          <m:rPr>
+            <m:sty m:val="p"/>
+          </m:rPr>
+          <m:t>=</m:t>
+        </m:r>
+        <m:f>
+          <m:fPr>
+            <m:type m:val="bar"/>
+          </m:fPr>
+          <m:num>
+            <m:r>
+              <m:t>1</m:t>
+            </m:r>
+          </m:num>
+          <m:den>
+            <m:r>
+              <m:t>n</m:t>
+            </m:r>
+          </m:den>
+        </m:f>
+      </m:oMath>
+      <w:r>
+        <w:t xml:space="preserve"> </w:t>
+      </w:r>
+      <w:r>
+        <w:t xml:space="preserve">converges to</w:t>
+      </w:r>
+      <w:r>
+        <w:t xml:space="preserve"> </w:t>
+      </w:r>
+      <m:oMath>
+        <m:r>
+          <m:t>0</m:t>
+        </m:r>
+      </m:oMath>
+      <w:r>
+        <w:t xml:space="preserve">, because</w:t>
+      </w:r>
+      <w:r>
+        <w:t xml:space="preserve"> </w:t>
+      </w:r>
+      <m:oMath>
+        <m:r>
+          <m:t>0</m:t>
+        </m:r>
+      </m:oMath>
+      <w:r>
+        <w:t xml:space="preserve"> </w:t>
+      </w:r>
+      <w:r>
+        <w:t xml:space="preserve">is its limit (</w:t>
+      </w:r>
+      <w:hyperlink w:anchor="exm-sequence-limit">
+        <w:r>
+          <w:rPr>
+            <w:rStyle w:val="Hyperlink"/>
+          </w:rPr>
+          <w:t xml:space="preserve">Example 41</w:t>
+        </w:r>
+      </w:hyperlink>
+      <w:r>
+        <w:t xml:space="preserve">),</w:t>
+      </w:r>
+      <w:r>
+        <w:t xml:space="preserve"> </w:t>
+      </w:r>
+      <w:r>
+        <w:t xml:space="preserve">so</w:t>
+      </w:r>
+      <w:r>
+        <w:t xml:space="preserve"> </w:t>
+      </w:r>
+      <m:oMath>
+        <m:sSub>
+          <m:e>
+            <m:r>
+              <m:t>a</m:t>
+            </m:r>
+          </m:e>
+          <m:sub>
+            <m:r>
+              <m:t>n</m:t>
+            </m:r>
+          </m:sub>
+        </m:sSub>
+        <m:r>
+          <m:rPr>
+            <m:sty m:val="p"/>
+          </m:rPr>
+          <m:t>=</m:t>
+        </m:r>
+        <m:f>
+          <m:fPr>
+            <m:type m:val="bar"/>
+          </m:fPr>
+          <m:num>
+            <m:r>
+              <m:t>1</m:t>
+            </m:r>
+          </m:num>
+          <m:den>
+            <m:r>
+              <m:t>n</m:t>
+            </m:r>
+          </m:den>
+        </m:f>
+      </m:oMath>
+      <w:r>
+        <w:t xml:space="preserve"> </w:t>
+      </w:r>
+      <w:r>
+        <w:t xml:space="preserve">is convergent.</w:t>
+      </w:r>
+    </w:p>
+    <w:bookmarkEnd w:id="213"/>
+    <w:bookmarkStart w:id="214" w:name="def-divergent-sequence"/>
+    <w:p>
+      <w:pPr>
+        <w:pStyle w:val="BodyText"/>
+      </w:pPr>
+      <w:r>
+        <w:rPr>
+          <w:b/>
+          <w:bCs/>
+        </w:rPr>
+        <w:t xml:space="preserve">Definition 65 (Divergent sequence (diverges))</w:t>
+      </w:r>
+      <w:r>
+        <w:t xml:space="preserve"> </w:t>
+      </w:r>
+      <w:r>
+        <w:t xml:space="preserve">A sequence that does not converge (</w:t>
+      </w:r>
+      <w:hyperlink w:anchor="def-convergent-sequence">
+        <w:r>
+          <w:rPr>
+            <w:rStyle w:val="Hyperlink"/>
+          </w:rPr>
+          <w:t xml:space="preserve">Definition 64</w:t>
+        </w:r>
+      </w:hyperlink>
+      <w:r>
         <w:t xml:space="preserve">) to any real number</w:t>
       </w:r>
       <w:r>
@@ -53541,8 +54036,8 @@
         <w:t xml:space="preserve">.</w:t>
       </w:r>
     </w:p>
-    <w:bookmarkEnd w:id="210"/>
-    <w:bookmarkStart w:id="211" w:name="exm-divergent-sequence"/>
+    <w:bookmarkEnd w:id="214"/>
+    <w:bookmarkStart w:id="215" w:name="exm-divergent-sequence"/>
     <w:p>
       <w:pPr>
         <w:pStyle w:val="BodyText"/>
@@ -53552,7 +54047,7 @@
           <w:b/>
           <w:bCs/>
         </w:rPr>
-        <w:t xml:space="preserve">Example 42 (A divergent sequence)</w:t>
+        <w:t xml:space="preserve">Example 43 (A divergent sequence)</w:t>
       </w:r>
       <w:r>
         <w:t xml:space="preserve"> </w:t>
@@ -53950,8 +54445,8 @@
         <w:t xml:space="preserve">.</w:t>
       </w:r>
     </w:p>
-    <w:bookmarkEnd w:id="211"/>
-    <w:bookmarkStart w:id="212" w:name="def-diverges-to-infinity"/>
+    <w:bookmarkEnd w:id="215"/>
+    <w:bookmarkStart w:id="216" w:name="def-diverges-to-infinity"/>
     <w:p>
       <w:pPr>
         <w:pStyle w:val="BodyText"/>
@@ -53961,7 +54456,7 @@
           <w:b/>
           <w:bCs/>
         </w:rPr>
-        <w:t xml:space="preserve">Definition 65 (Divergence of a sequence to infinity)</w:t>
+        <w:t xml:space="preserve">Definition 66 (Divergence of a sequence to infinity)</w:t>
       </w:r>
       <w:r>
         <w:t xml:space="preserve"> </w:t>
@@ -53972,7 +54467,7 @@
       <w:r>
         <w:t xml:space="preserve"> </w:t>
       </w:r>
-      <w:hyperlink r:id="rId205">
+      <w:hyperlink r:id="rId209">
         <w:r>
           <w:rPr>
             <w:rStyle w:val="Hyperlink"/>
@@ -54189,18 +54684,18 @@
         <w:t xml:space="preserve">.</w:t>
       </w:r>
     </w:p>
-    <w:bookmarkEnd w:id="212"/>
-    <w:bookmarkEnd w:id="213"/>
-    <w:bookmarkStart w:id="259" w:name="exponentials-and-logarithms"/>
+    <w:bookmarkEnd w:id="216"/>
+    <w:bookmarkEnd w:id="217"/>
+    <w:bookmarkStart w:id="263" w:name="exponentials-and-logarithms"/>
     <w:p>
       <w:pPr>
         <w:pStyle w:val="Heading2"/>
       </w:pPr>
       <w:r>
-        <w:t xml:space="preserve">17 Exponentials and Logarithms</w:t>
+        <w:t xml:space="preserve">18 Exponentials and Logarithms</w:t>
       </w:r>
     </w:p>
-    <w:bookmarkStart w:id="214" w:name="def-exponential-function"/>
+    <w:bookmarkStart w:id="218" w:name="def-exponential-function"/>
     <w:p>
       <w:pPr>
         <w:pStyle w:val="FirstParagraph"/>
@@ -54210,7 +54705,7 @@
           <w:b/>
           <w:bCs/>
         </w:rPr>
-        <w:t xml:space="preserve">Definition 66 (Exponential function)</w:t>
+        <w:t xml:space="preserve">Definition 67 (Exponential function)</w:t>
       </w:r>
       <w:r>
         <w:t xml:space="preserve"> </w:t>
@@ -54457,7 +54952,7 @@
       <w:r>
         <w:t xml:space="preserve"> </w:t>
       </w:r>
-      <w:hyperlink r:id="rId205">
+      <w:hyperlink r:id="rId209">
         <w:r>
           <w:rPr>
             <w:rStyle w:val="Hyperlink"/>
@@ -54662,8 +55157,8 @@
         <w:t xml:space="preserve">, and it is positive.</w:t>
       </w:r>
     </w:p>
-    <w:bookmarkEnd w:id="214"/>
-    <w:bookmarkStart w:id="215" w:name="exm-exponential-function"/>
+    <w:bookmarkEnd w:id="218"/>
+    <w:bookmarkStart w:id="219" w:name="exm-exponential-function"/>
     <w:p>
       <w:pPr>
         <w:pStyle w:val="BodyText"/>
@@ -54673,7 +55168,7 @@
           <w:b/>
           <w:bCs/>
         </w:rPr>
-        <w:t xml:space="preserve">Example 43 (Approximating</w:t>
+        <w:t xml:space="preserve">Example 44 (Approximating</w:t>
       </w:r>
       <w:r>
         <w:rPr>
@@ -55239,8 +55734,8 @@
         <w:t xml:space="preserve">.</w:t>
       </w:r>
     </w:p>
-    <w:bookmarkEnd w:id="215"/>
-    <w:bookmarkStart w:id="216" w:name="def-euler-number"/>
+    <w:bookmarkEnd w:id="219"/>
+    <w:bookmarkStart w:id="220" w:name="def-euler-number"/>
     <w:p>
       <w:pPr>
         <w:pStyle w:val="BodyText"/>
@@ -55250,7 +55745,7 @@
           <w:b/>
           <w:bCs/>
         </w:rPr>
-        <w:t xml:space="preserve">Definition 67 (Euler’s number)</w:t>
+        <w:t xml:space="preserve">Definition 68 (Euler’s number)</w:t>
       </w:r>
       <w:r>
         <w:t xml:space="preserve"> </w:t>
@@ -55343,8 +55838,8 @@
         </m:oMath>
       </m:oMathPara>
     </w:p>
-    <w:bookmarkEnd w:id="216"/>
-    <w:bookmarkStart w:id="219" w:name="exm-euler-number"/>
+    <w:bookmarkEnd w:id="220"/>
+    <w:bookmarkStart w:id="223" w:name="exm-euler-number"/>
     <w:p>
       <w:pPr>
         <w:pStyle w:val="FirstParagraph"/>
@@ -55354,7 +55849,7 @@
           <w:b/>
           <w:bCs/>
         </w:rPr>
-        <w:t xml:space="preserve">Example 44 (Euler’s number is irrational)</w:t>
+        <w:t xml:space="preserve">Example 45 (Euler’s number is irrational)</w:t>
       </w:r>
       <w:r>
         <w:t xml:space="preserve"> </w:t>
@@ -55388,7 +55883,7 @@
       <w:r>
         <w:t xml:space="preserve"> </w:t>
       </w:r>
-      <w:hyperlink r:id="rId217">
+      <w:hyperlink r:id="rId221">
         <w:r>
           <w:rPr>
             <w:rStyle w:val="Hyperlink"/>
@@ -55496,7 +55991,7 @@
       <w:r>
         <w:t xml:space="preserve"> </w:t>
       </w:r>
-      <w:hyperlink r:id="rId218">
+      <w:hyperlink r:id="rId222">
         <w:r>
           <w:rPr>
             <w:rStyle w:val="Hyperlink"/>
@@ -55508,8 +56003,8 @@
         <w:t xml:space="preserve">).</w:t>
       </w:r>
     </w:p>
-    <w:bookmarkEnd w:id="219"/>
-    <w:bookmarkStart w:id="221" w:name="def-natural-log"/>
+    <w:bookmarkEnd w:id="223"/>
+    <w:bookmarkStart w:id="225" w:name="def-natural-log"/>
     <w:p>
       <w:pPr>
         <w:pStyle w:val="BodyText"/>
@@ -55519,7 +56014,7 @@
           <w:b/>
           <w:bCs/>
         </w:rPr>
-        <w:t xml:space="preserve">Definition 68 (Natural logarithm)</w:t>
+        <w:t xml:space="preserve">Definition 69 (Natural logarithm)</w:t>
       </w:r>
       <w:r>
         <w:t xml:space="preserve"> </w:t>
@@ -55770,7 +56265,7 @@
       <w:r>
         <w:t xml:space="preserve"> </w:t>
       </w:r>
-      <w:hyperlink r:id="rId220">
+      <w:hyperlink r:id="rId224">
         <w:r>
           <w:rPr>
             <w:rStyle w:val="Hyperlink"/>
@@ -55806,15 +56301,15 @@
           <w:rPr>
             <w:rStyle w:val="Hyperlink"/>
           </w:rPr>
-          <w:t xml:space="preserve">Definition 66</w:t>
+          <w:t xml:space="preserve">Definition 67</w:t>
         </w:r>
       </w:hyperlink>
       <w:r>
         <w:t xml:space="preserve">).</w:t>
       </w:r>
     </w:p>
-    <w:bookmarkEnd w:id="221"/>
-    <w:bookmarkStart w:id="222" w:name="rem-log-notation"/>
+    <w:bookmarkEnd w:id="225"/>
+    <w:bookmarkStart w:id="226" w:name="rem-log-notation"/>
     <w:p>
       <w:pPr>
         <w:pStyle w:val="BodyText"/>
@@ -55893,7 +56388,7 @@
           <w:rPr>
             <w:rStyle w:val="Hyperlink"/>
           </w:rPr>
-          <w:t xml:space="preserve">Definition 67</w:t>
+          <w:t xml:space="preserve">Definition 68</w:t>
         </w:r>
       </w:hyperlink>
       <w:r>
@@ -55952,8 +56447,8 @@
         <w:t xml:space="preserve">for the logarithm with base 10.</w:t>
       </w:r>
     </w:p>
-    <w:bookmarkEnd w:id="222"/>
-    <w:bookmarkStart w:id="223" w:name="exm-natural-log"/>
+    <w:bookmarkEnd w:id="226"/>
+    <w:bookmarkStart w:id="227" w:name="exm-natural-log"/>
     <w:p>
       <w:pPr>
         <w:pStyle w:val="BodyText"/>
@@ -55963,7 +56458,7 @@
           <w:b/>
           <w:bCs/>
         </w:rPr>
-        <w:t xml:space="preserve">Example 45 (Natural logarithms)</w:t>
+        <w:t xml:space="preserve">Example 46 (Natural logarithms)</w:t>
       </w:r>
       <w:r>
         <w:t xml:space="preserve"> </w:t>
@@ -56069,7 +56564,7 @@
           <w:rPr>
             <w:rStyle w:val="Hyperlink"/>
           </w:rPr>
-          <w:t xml:space="preserve">Example 43</w:t>
+          <w:t xml:space="preserve">Example 44</w:t>
         </w:r>
       </w:hyperlink>
       <w:r>
@@ -56173,7 +56668,7 @@
           <w:rPr>
             <w:rStyle w:val="Hyperlink"/>
           </w:rPr>
-          <w:t xml:space="preserve">Definition 67</w:t>
+          <w:t xml:space="preserve">Definition 68</w:t>
         </w:r>
       </w:hyperlink>
       <w:r>
@@ -56326,8 +56821,8 @@
         <w:t xml:space="preserve">.</w:t>
       </w:r>
     </w:p>
-    <w:bookmarkEnd w:id="223"/>
-    <w:bookmarkStart w:id="224" w:name="def-real-power"/>
+    <w:bookmarkEnd w:id="227"/>
+    <w:bookmarkStart w:id="228" w:name="def-real-power"/>
     <w:p>
       <w:pPr>
         <w:pStyle w:val="FirstParagraph"/>
@@ -56337,7 +56832,7 @@
           <w:b/>
           <w:bCs/>
         </w:rPr>
-        <w:t xml:space="preserve">Definition 69 (Power with a real exponent)</w:t>
+        <w:t xml:space="preserve">Definition 70 (Power with a real exponent)</w:t>
       </w:r>
       <w:r>
         <w:t xml:space="preserve"> </w:t>
@@ -56538,8 +57033,8 @@
         <w:t xml:space="preserve">.</w:t>
       </w:r>
     </w:p>
-    <w:bookmarkEnd w:id="224"/>
-    <w:bookmarkStart w:id="225" w:name="exm-real-power"/>
+    <w:bookmarkEnd w:id="228"/>
+    <w:bookmarkStart w:id="229" w:name="exm-real-power"/>
     <w:p>
       <w:pPr>
         <w:pStyle w:val="BodyText"/>
@@ -56549,7 +57044,7 @@
           <w:b/>
           <w:bCs/>
         </w:rPr>
-        <w:t xml:space="preserve">Example 46 (Real powers, and</w:t>
+        <w:t xml:space="preserve">Example 47 (Real powers, and</w:t>
       </w:r>
       <w:r>
         <w:rPr>
@@ -57083,7 +57578,7 @@
           <w:rPr>
             <w:rStyle w:val="Hyperlink"/>
           </w:rPr>
-          <w:t xml:space="preserve">Definition 67</w:t>
+          <w:t xml:space="preserve">Definition 68</w:t>
         </w:r>
       </w:hyperlink>
       <w:r>
@@ -57196,7 +57691,7 @@
                   <m:nor/>
                   <m:sty m:val="p"/>
                 </m:rPr>
-                <m:t>Definition 69</m:t>
+                <m:t>Definition 70</m:t>
               </m:r>
               <m:r>
                 <m:rPr>
@@ -57347,7 +57842,7 @@
                   <m:nor/>
                   <m:sty m:val="p"/>
                 </m:rPr>
-                <m:t>Example 45</m:t>
+                <m:t>Example 46</m:t>
               </m:r>
               <m:r>
                 <m:rPr>
@@ -57494,8 +57989,8 @@
         <w:t xml:space="preserve">are two names for the same number.</w:t>
       </w:r>
     </w:p>
-    <w:bookmarkEnd w:id="225"/>
-    <w:bookmarkStart w:id="226" w:name="def-power-nonpositive-base"/>
+    <w:bookmarkEnd w:id="229"/>
+    <w:bookmarkStart w:id="230" w:name="def-power-nonpositive-base"/>
     <w:p>
       <w:pPr>
         <w:pStyle w:val="FirstParagraph"/>
@@ -57505,7 +58000,7 @@
           <w:b/>
           <w:bCs/>
         </w:rPr>
-        <w:t xml:space="preserve">Definition 70 (Real powers of zero and of negative numbers)</w:t>
+        <w:t xml:space="preserve">Definition 71 (Real powers of zero and of negative numbers)</w:t>
       </w:r>
       <w:r>
         <w:t xml:space="preserve"> </w:t>
@@ -57546,7 +58041,7 @@
           <w:rPr>
             <w:rStyle w:val="Hyperlink"/>
           </w:rPr>
-          <w:t xml:space="preserve">Definition 69</w:t>
+          <w:t xml:space="preserve">Definition 70</w:t>
         </w:r>
       </w:hyperlink>
       <w:r>
@@ -57896,8 +58391,8 @@
         <w:t xml:space="preserve">is undefined.</w:t>
       </w:r>
     </w:p>
-    <w:bookmarkEnd w:id="226"/>
-    <w:bookmarkStart w:id="227" w:name="exm-power-nonpositive-base"/>
+    <w:bookmarkEnd w:id="230"/>
+    <w:bookmarkStart w:id="231" w:name="exm-power-nonpositive-base"/>
     <w:p>
       <w:pPr>
         <w:pStyle w:val="FirstParagraph"/>
@@ -57907,7 +58402,7 @@
           <w:b/>
           <w:bCs/>
         </w:rPr>
-        <w:t xml:space="preserve">Example 47 (Powers of zero and of negative numbers)</w:t>
+        <w:t xml:space="preserve">Example 48 (Powers of zero and of negative numbers)</w:t>
       </w:r>
       <w:r>
         <w:t xml:space="preserve"> </w:t>
@@ -58280,8 +58775,8 @@
         <w:t xml:space="preserve">.</w:t>
       </w:r>
     </w:p>
-    <w:bookmarkEnd w:id="227"/>
-    <w:bookmarkStart w:id="228" w:name="thm-exp-log-inverse"/>
+    <w:bookmarkEnd w:id="231"/>
+    <w:bookmarkStart w:id="232" w:name="thm-exp-log-inverse"/>
     <w:p>
       <w:pPr>
         <w:pStyle w:val="FirstParagraph"/>
@@ -58547,8 +59042,8 @@
         <w:t xml:space="preserve">.</w:t>
       </w:r>
     </w:p>
-    <w:bookmarkEnd w:id="228"/>
-    <w:bookmarkStart w:id="229" w:name="thm-log-prod"/>
+    <w:bookmarkEnd w:id="232"/>
+    <w:bookmarkStart w:id="233" w:name="thm-log-prod"/>
     <w:p>
       <w:pPr>
         <w:pStyle w:val="FirstParagraph"/>
@@ -58718,8 +59213,8 @@
         </m:oMath>
       </m:oMathPara>
     </w:p>
-    <w:bookmarkEnd w:id="229"/>
-    <w:bookmarkStart w:id="230" w:name="cor-log-quot"/>
+    <w:bookmarkEnd w:id="233"/>
+    <w:bookmarkStart w:id="234" w:name="cor-log-quot"/>
     <w:p>
       <w:pPr>
         <w:pStyle w:val="FirstParagraph"/>
@@ -58892,7 +59387,7 @@
         </m:oMath>
       </m:oMathPara>
     </w:p>
-    <w:bookmarkEnd w:id="230"/>
+    <w:bookmarkEnd w:id="234"/>
     <w:p>
       <w:pPr>
         <w:pStyle w:val="FirstParagraph"/>
@@ -59447,7 +59942,7 @@
         <w:t xml:space="preserve">.</w:t>
       </w:r>
     </w:p>
-    <w:bookmarkStart w:id="231" w:name="thm-log-exp"/>
+    <w:bookmarkStart w:id="235" w:name="thm-log-exp"/>
     <w:p>
       <w:pPr>
         <w:pStyle w:val="BodyText"/>
@@ -59599,8 +60094,8 @@
         </m:oMath>
       </m:oMathPara>
     </w:p>
-    <w:bookmarkEnd w:id="231"/>
-    <w:bookmarkStart w:id="232" w:name="thm-exp-sum"/>
+    <w:bookmarkEnd w:id="235"/>
+    <w:bookmarkStart w:id="236" w:name="thm-exp-sum"/>
     <w:p>
       <w:pPr>
         <w:pStyle w:val="FirstParagraph"/>
@@ -59741,8 +60236,8 @@
         </m:oMath>
       </m:oMathPara>
     </w:p>
-    <w:bookmarkEnd w:id="232"/>
-    <w:bookmarkStart w:id="233" w:name="exm-exp-sum"/>
+    <w:bookmarkEnd w:id="236"/>
+    <w:bookmarkStart w:id="237" w:name="exm-exp-sum"/>
     <w:p>
       <w:pPr>
         <w:pStyle w:val="FirstParagraph"/>
@@ -59752,7 +60247,7 @@
           <w:b/>
           <w:bCs/>
         </w:rPr>
-        <w:t xml:space="preserve">Example 48 (Exponential of a sum)</w:t>
+        <w:t xml:space="preserve">Example 49 (Exponential of a sum)</w:t>
       </w:r>
       <w:r>
         <w:t xml:space="preserve"> </w:t>
@@ -59983,8 +60478,8 @@
         <w:t xml:space="preserve">.</w:t>
       </w:r>
     </w:p>
-    <w:bookmarkEnd w:id="233"/>
-    <w:bookmarkStart w:id="234" w:name="cor-exp-sum"/>
+    <w:bookmarkEnd w:id="237"/>
+    <w:bookmarkStart w:id="238" w:name="cor-exp-sum"/>
     <w:p>
       <w:pPr>
         <w:pStyle w:val="BodyText"/>
@@ -60126,8 +60621,8 @@
         </m:oMath>
       </m:oMathPara>
     </w:p>
-    <w:bookmarkEnd w:id="234"/>
-    <w:bookmarkStart w:id="235" w:name="exm-exp-difference"/>
+    <w:bookmarkEnd w:id="238"/>
+    <w:bookmarkStart w:id="239" w:name="exm-exp-difference"/>
     <w:p>
       <w:pPr>
         <w:pStyle w:val="FirstParagraph"/>
@@ -60137,7 +60632,7 @@
           <w:b/>
           <w:bCs/>
         </w:rPr>
-        <w:t xml:space="preserve">Example 49 (Exponential of a difference)</w:t>
+        <w:t xml:space="preserve">Example 50 (Exponential of a difference)</w:t>
       </w:r>
       <w:r>
         <w:t xml:space="preserve"> </w:t>
@@ -60374,8 +60869,8 @@
         <w:t xml:space="preserve">.</w:t>
       </w:r>
     </w:p>
-    <w:bookmarkEnd w:id="235"/>
-    <w:bookmarkStart w:id="236" w:name="thm-power-one"/>
+    <w:bookmarkEnd w:id="239"/>
+    <w:bookmarkStart w:id="240" w:name="thm-power-one"/>
     <w:p>
       <w:pPr>
         <w:pStyle w:val="BodyText"/>
@@ -60528,8 +61023,8 @@
         </m:oMath>
       </m:oMathPara>
     </w:p>
-    <w:bookmarkEnd w:id="236"/>
-    <w:bookmarkStart w:id="237" w:name="thm-power-sum"/>
+    <w:bookmarkEnd w:id="240"/>
+    <w:bookmarkStart w:id="241" w:name="thm-power-sum"/>
     <w:p>
       <w:pPr>
         <w:pStyle w:val="FirstParagraph"/>
@@ -60673,8 +61168,8 @@
         </m:oMath>
       </m:oMathPara>
     </w:p>
-    <w:bookmarkEnd w:id="237"/>
-    <w:bookmarkStart w:id="238" w:name="exm-power-sum"/>
+    <w:bookmarkEnd w:id="241"/>
+    <w:bookmarkStart w:id="242" w:name="exm-power-sum"/>
     <w:p>
       <w:pPr>
         <w:pStyle w:val="FirstParagraph"/>
@@ -60684,7 +61179,7 @@
           <w:b/>
           <w:bCs/>
         </w:rPr>
-        <w:t xml:space="preserve">Example 50 (Power of a sum)</w:t>
+        <w:t xml:space="preserve">Example 51 (Power of a sum)</w:t>
       </w:r>
       <w:r>
         <w:t xml:space="preserve"> </w:t>
@@ -60926,8 +61421,8 @@
         </m:oMath>
       </m:oMathPara>
     </w:p>
-    <w:bookmarkEnd w:id="238"/>
-    <w:bookmarkStart w:id="239" w:name="thm-power-product"/>
+    <w:bookmarkEnd w:id="242"/>
+    <w:bookmarkStart w:id="243" w:name="thm-power-product"/>
     <w:p>
       <w:pPr>
         <w:pStyle w:val="FirstParagraph"/>
@@ -61234,8 +61729,8 @@
         <w:t xml:space="preserve">.</w:t>
       </w:r>
     </w:p>
-    <w:bookmarkEnd w:id="239"/>
-    <w:bookmarkStart w:id="240" w:name="exm-power-product"/>
+    <w:bookmarkEnd w:id="243"/>
+    <w:bookmarkStart w:id="244" w:name="exm-power-product"/>
     <w:p>
       <w:pPr>
         <w:pStyle w:val="BodyText"/>
@@ -61245,7 +61740,7 @@
           <w:b/>
           <w:bCs/>
         </w:rPr>
-        <w:t xml:space="preserve">Example 51 (Power of a product)</w:t>
+        <w:t xml:space="preserve">Example 52 (Power of a product)</w:t>
       </w:r>
       <w:r>
         <w:t xml:space="preserve"> </w:t>
@@ -61499,8 +61994,8 @@
         </m:oMath>
       </m:oMathPara>
     </w:p>
-    <w:bookmarkEnd w:id="240"/>
-    <w:bookmarkStart w:id="241" w:name="thm-double-exp"/>
+    <w:bookmarkEnd w:id="244"/>
+    <w:bookmarkStart w:id="245" w:name="thm-double-exp"/>
     <w:p>
       <w:pPr>
         <w:pStyle w:val="FirstParagraph"/>
@@ -61700,8 +62195,8 @@
         </m:oMath>
       </m:oMathPara>
     </w:p>
-    <w:bookmarkEnd w:id="241"/>
-    <w:bookmarkStart w:id="242" w:name="exm-double-exp-negative-base"/>
+    <w:bookmarkEnd w:id="245"/>
+    <w:bookmarkStart w:id="246" w:name="exm-double-exp-negative-base"/>
     <w:p>
       <w:pPr>
         <w:pStyle w:val="FirstParagraph"/>
@@ -61711,7 +62206,7 @@
           <w:b/>
           <w:bCs/>
         </w:rPr>
-        <w:t xml:space="preserve">Example 52 (A negative base)</w:t>
+        <w:t xml:space="preserve">Example 53 (A negative base)</w:t>
       </w:r>
       <w:r>
         <w:t xml:space="preserve"> </w:t>
@@ -62386,8 +62881,8 @@
         <w:t xml:space="preserve">is not even a real number.</w:t>
       </w:r>
     </w:p>
-    <w:bookmarkEnd w:id="242"/>
-    <w:bookmarkStart w:id="243" w:name="cor-exp-ab"/>
+    <w:bookmarkEnd w:id="246"/>
+    <w:bookmarkStart w:id="247" w:name="cor-exp-ab"/>
     <w:p>
       <w:pPr>
         <w:pStyle w:val="BodyText"/>
@@ -62556,8 +63051,8 @@
         </m:oMath>
       </m:oMathPara>
     </w:p>
-    <w:bookmarkEnd w:id="243"/>
-    <w:bookmarkStart w:id="245" w:name="rem-tarski-identities"/>
+    <w:bookmarkEnd w:id="247"/>
+    <w:bookmarkStart w:id="249" w:name="rem-tarski-identities"/>
     <w:p>
       <w:pPr>
         <w:pStyle w:val="FirstParagraph"/>
@@ -62584,7 +63079,7 @@
       <w:r>
         <w:t xml:space="preserve"> </w:t>
       </w:r>
-      <w:hyperlink r:id="rId244">
+      <w:hyperlink r:id="rId248">
         <w:r>
           <w:rPr>
             <w:rStyle w:val="Hyperlink"/>
@@ -62863,8 +63358,8 @@
         <w:t xml:space="preserve">).</w:t>
       </w:r>
     </w:p>
-    <w:bookmarkEnd w:id="245"/>
-    <w:bookmarkStart w:id="246" w:name="rem-tarski-incomplete"/>
+    <w:bookmarkEnd w:id="249"/>
+    <w:bookmarkStart w:id="250" w:name="rem-tarski-incomplete"/>
     <w:p>
       <w:pPr>
         <w:pStyle w:val="FirstParagraph"/>
@@ -62961,8 +63456,8 @@
         <w:t xml:space="preserve">So this list is a useful core, not a complete rulebook.</w:t>
       </w:r>
     </w:p>
-    <w:bookmarkEnd w:id="246"/>
-    <w:bookmarkStart w:id="247" w:name="def-contour-line"/>
+    <w:bookmarkEnd w:id="250"/>
+    <w:bookmarkStart w:id="251" w:name="def-contour-line"/>
     <w:p>
       <w:pPr>
         <w:pStyle w:val="BodyText"/>
@@ -62972,7 +63467,7 @@
           <w:b/>
           <w:bCs/>
         </w:rPr>
-        <w:t xml:space="preserve">Definition 71 (Contour line)</w:t>
+        <w:t xml:space="preserve">Definition 72 (Contour line)</w:t>
       </w:r>
       <w:r>
         <w:t xml:space="preserve"> </w:t>
@@ -63203,8 +63698,8 @@
         </m:oMath>
       </m:oMathPara>
     </w:p>
-    <w:bookmarkEnd w:id="247"/>
-    <w:bookmarkStart w:id="248" w:name="exm-contour-line"/>
+    <w:bookmarkEnd w:id="251"/>
+    <w:bookmarkStart w:id="252" w:name="exm-contour-line"/>
     <w:p>
       <w:pPr>
         <w:pStyle w:val="FirstParagraph"/>
@@ -63214,7 +63709,7 @@
           <w:b/>
           <w:bCs/>
         </w:rPr>
-        <w:t xml:space="preserve">Example 53 (Contour lines of a bowl)</w:t>
+        <w:t xml:space="preserve">Example 54 (Contour lines of a bowl)</w:t>
       </w:r>
       <w:r>
         <w:t xml:space="preserve"> </w:t>
@@ -63768,8 +64263,8 @@
         <w:t xml:space="preserve">.</w:t>
       </w:r>
     </w:p>
-    <w:bookmarkEnd w:id="248"/>
-    <w:bookmarkStart w:id="249" w:name="rem-contour-line-surface"/>
+    <w:bookmarkEnd w:id="252"/>
+    <w:bookmarkStart w:id="253" w:name="rem-contour-line-surface"/>
     <w:p>
       <w:pPr>
         <w:pStyle w:val="BodyText"/>
@@ -63866,8 +64361,8 @@
         <w:t xml:space="preserve">.</w:t>
       </w:r>
     </w:p>
-    <w:bookmarkEnd w:id="249"/>
-    <w:bookmarkStart w:id="250" w:name="exr-exp-vs-mult"/>
+    <w:bookmarkEnd w:id="253"/>
+    <w:bookmarkStart w:id="254" w:name="exr-exp-vs-mult"/>
     <w:p>
       <w:pPr>
         <w:pStyle w:val="BodyText"/>
@@ -63951,8 +64446,8 @@
         <w:t xml:space="preserve">?</w:t>
       </w:r>
     </w:p>
-    <w:bookmarkEnd w:id="250"/>
-    <w:bookmarkStart w:id="251" w:name="sol-exp-vs-mult"/>
+    <w:bookmarkEnd w:id="254"/>
+    <w:bookmarkStart w:id="255" w:name="sol-exp-vs-mult"/>
     <w:p>
       <w:pPr>
         <w:pStyle w:val="BodyText"/>
@@ -64076,7 +64571,7 @@
           <w:rPr>
             <w:rStyle w:val="Hyperlink"/>
           </w:rPr>
-          <w:t xml:space="preserve">Definition 70</w:t>
+          <w:t xml:space="preserve">Definition 71</w:t>
         </w:r>
       </w:hyperlink>
       <w:r>
@@ -65795,7 +66290,7 @@
         <w:t xml:space="preserve">cases.</w:t>
       </w:r>
     </w:p>
-    <w:bookmarkEnd w:id="251"/>
+    <w:bookmarkEnd w:id="255"/>
     <w:tbl>
       <w:tblPr>
         <w:tblStyle w:val="Table"/>
@@ -65809,7 +66304,7 @@
       <w:tr>
         <w:tc>
           <w:tcPr/>
-          <w:bookmarkStart w:id="252" w:name="fig-double-exponential"/>
+          <w:bookmarkStart w:id="256" w:name="fig-double-exponential"/>
           <w:p>
             <w:pPr>
               <w:pStyle w:val="Compact"/>
@@ -65876,7 +66371,7 @@
               </m:sSup>
             </m:oMath>
           </w:p>
-          <w:bookmarkEnd w:id="252"/>
+          <w:bookmarkEnd w:id="256"/>
         </w:tc>
       </w:tr>
     </w:tbl>
@@ -65894,7 +66389,7 @@
       <w:tr>
         <w:tc>
           <w:tcPr/>
-          <w:bookmarkStart w:id="253" w:name="fig-double-exponential2"/>
+          <w:bookmarkStart w:id="257" w:name="fig-double-exponential2"/>
           <w:p>
             <w:pPr>
               <w:pStyle w:val="Compact"/>
@@ -66079,11 +66574,11 @@
               <w:t xml:space="preserve">.</w:t>
             </w:r>
           </w:p>
-          <w:bookmarkEnd w:id="253"/>
+          <w:bookmarkEnd w:id="257"/>
         </w:tc>
       </w:tr>
     </w:tbl>
-    <w:bookmarkStart w:id="254" w:name="thm-exp-vs-mult"/>
+    <w:bookmarkStart w:id="258" w:name="thm-exp-vs-mult"/>
     <w:p>
       <w:pPr>
         <w:pStyle w:val="BodyText"/>
@@ -66205,7 +66700,7 @@
           <w:rPr>
             <w:rStyle w:val="Hyperlink"/>
           </w:rPr>
-          <w:t xml:space="preserve">Definition 70</w:t>
+          <w:t xml:space="preserve">Definition 71</w:t>
         </w:r>
       </w:hyperlink>
       <w:r>
@@ -66753,7 +67248,7 @@
         <w:t xml:space="preserve">.</w:t>
       </w:r>
     </w:p>
-    <w:bookmarkEnd w:id="254"/>
+    <w:bookmarkEnd w:id="258"/>
     <w:p>
       <w:pPr>
         <w:pStyle w:val="FirstParagraph"/>
@@ -66800,7 +67295,7 @@
         <w:t xml:space="preserve">.</w:t>
       </w:r>
     </w:p>
-    <w:bookmarkStart w:id="255" w:name="exr-double-exponential"/>
+    <w:bookmarkStart w:id="259" w:name="exr-double-exponential"/>
     <w:p>
       <w:pPr>
         <w:pStyle w:val="BodyText"/>
@@ -66959,8 +67454,8 @@
         <w:t xml:space="preserve">?</w:t>
       </w:r>
     </w:p>
-    <w:bookmarkEnd w:id="255"/>
-    <w:bookmarkStart w:id="257" w:name="sol-double-exponential"/>
+    <w:bookmarkEnd w:id="259"/>
+    <w:bookmarkStart w:id="261" w:name="sol-double-exponential"/>
     <w:p>
       <w:pPr>
         <w:pStyle w:val="BodyText"/>
@@ -67385,7 +67880,7 @@
       <w:pPr>
         <w:pStyle w:val="BodyText"/>
       </w:pPr>
-      <w:bookmarkStart w:id="256" w:name="eq-double-exp-log-scale"/>
+      <w:bookmarkStart w:id="260" w:name="eq-double-exp-log-scale"/>
       <m:oMathPara>
         <m:oMathParaPr>
           <m:jc m:val="center"/>
@@ -67692,7 +68187,7 @@
           </m:r>
         </m:oMath>
       </m:oMathPara>
-      <w:bookmarkEnd w:id="256"/>
+      <w:bookmarkEnd w:id="260"/>
     </w:p>
     <w:p>
       <w:pPr>
@@ -67961,7 +68456,7 @@
           <w:rPr>
             <w:rStyle w:val="Hyperlink"/>
           </w:rPr>
-          <w:t xml:space="preserve">Definition 70</w:t>
+          <w:t xml:space="preserve">Definition 71</w:t>
         </w:r>
       </w:hyperlink>
       <w:r>
@@ -69085,8 +69580,8 @@
         </m:oMath>
       </m:oMathPara>
     </w:p>
-    <w:bookmarkEnd w:id="257"/>
-    <w:bookmarkStart w:id="258" w:name="thm-double-exponential"/>
+    <w:bookmarkEnd w:id="261"/>
+    <w:bookmarkStart w:id="262" w:name="thm-double-exponential"/>
     <w:p>
       <w:pPr>
         <w:pStyle w:val="FirstParagraph"/>
@@ -69420,7 +69915,7 @@
         <w:t xml:space="preserve">.</w:t>
       </w:r>
     </w:p>
-    <w:bookmarkEnd w:id="258"/>
+    <w:bookmarkEnd w:id="262"/>
     <w:p>
       <w:pPr>
         <w:pStyle w:val="FirstParagraph"/>
@@ -69467,17 +69962,17 @@
         <w:t xml:space="preserve">.</w:t>
       </w:r>
     </w:p>
-    <w:bookmarkEnd w:id="259"/>
-    <w:bookmarkStart w:id="269" w:name="sec-cosine-sine"/>
+    <w:bookmarkEnd w:id="263"/>
+    <w:bookmarkStart w:id="273" w:name="sec-cosine-sine"/>
     <w:p>
       <w:pPr>
         <w:pStyle w:val="Heading2"/>
       </w:pPr>
       <w:r>
-        <w:t xml:space="preserve">18 Cosine and sine</w:t>
+        <w:t xml:space="preserve">19 Cosine and sine</w:t>
       </w:r>
     </w:p>
-    <w:bookmarkStart w:id="260" w:name="def-cosine-sine"/>
+    <w:bookmarkStart w:id="264" w:name="def-cosine-sine"/>
     <w:p>
       <w:pPr>
         <w:pStyle w:val="FirstParagraph"/>
@@ -69487,7 +69982,7 @@
           <w:b/>
           <w:bCs/>
         </w:rPr>
-        <w:t xml:space="preserve">Definition 72 (Cosine and sine)</w:t>
+        <w:t xml:space="preserve">Definition 73 (Cosine and sine)</w:t>
       </w:r>
       <w:r>
         <w:t xml:space="preserve"> </w:t>
@@ -69898,8 +70393,8 @@
         <w:t xml:space="preserve">.</w:t>
       </w:r>
     </w:p>
-    <w:bookmarkEnd w:id="260"/>
-    <w:bookmarkStart w:id="261" w:name="exm-cosine-sine"/>
+    <w:bookmarkEnd w:id="264"/>
+    <w:bookmarkStart w:id="265" w:name="exm-cosine-sine"/>
     <w:p>
       <w:pPr>
         <w:pStyle w:val="BodyText"/>
@@ -69909,7 +70404,7 @@
           <w:b/>
           <w:bCs/>
         </w:rPr>
-        <w:t xml:space="preserve">Example 54 (Cosines and sines of some angles)</w:t>
+        <w:t xml:space="preserve">Example 55 (Cosines and sines of some angles)</w:t>
       </w:r>
       <w:r>
         <w:t xml:space="preserve"> </w:t>
@@ -70855,8 +71350,8 @@
         <w:t xml:space="preserve">degrees.</w:t>
       </w:r>
     </w:p>
-    <w:bookmarkEnd w:id="261"/>
-    <w:bookmarkStart w:id="262" w:name="thm-cosine-sine-identity"/>
+    <w:bookmarkEnd w:id="265"/>
+    <w:bookmarkStart w:id="266" w:name="thm-cosine-sine-identity"/>
     <w:p>
       <w:pPr>
         <w:pStyle w:val="BodyText"/>
@@ -70955,7 +71450,7 @@
         </m:oMath>
       </m:oMathPara>
     </w:p>
-    <w:bookmarkEnd w:id="262"/>
+    <w:bookmarkEnd w:id="266"/>
     <w:p>
       <w:pPr>
         <w:pStyle w:val="FirstParagraph"/>
@@ -71025,7 +71520,7 @@
           <w:rPr>
             <w:rStyle w:val="Hyperlink"/>
           </w:rPr>
-          <w:t xml:space="preserve">Definition 72</w:t>
+          <w:t xml:space="preserve">Definition 73</w:t>
         </w:r>
       </w:hyperlink>
       <w:r>
@@ -71095,7 +71590,7 @@
         <w:t xml:space="preserve">.</w:t>
       </w:r>
     </w:p>
-    <w:bookmarkStart w:id="267" w:name="exm-cosine-sine-unit-circle"/>
+    <w:bookmarkStart w:id="271" w:name="exm-cosine-sine-unit-circle"/>
     <w:p>
       <w:pPr>
         <w:pStyle w:val="BodyText"/>
@@ -71105,7 +71600,7 @@
           <w:b/>
           <w:bCs/>
         </w:rPr>
-        <w:t xml:space="preserve">Example 55 (The unit circle and the angle</w:t>
+        <w:t xml:space="preserve">Example 56 (The unit circle and the angle</w:t>
       </w:r>
       <w:r>
         <w:rPr>
@@ -71859,7 +72354,7 @@
       <w:tr>
         <w:tc>
           <w:tcPr/>
-          <w:bookmarkStart w:id="266" w:name="fig-cosine-sine-unit-circle"/>
+          <w:bookmarkStart w:id="270" w:name="fig-cosine-sine-unit-circle"/>
           <w:p>
             <w:pPr>
               <w:jc w:val="center"/>
@@ -71869,18 +72364,18 @@
                 <wp:inline>
                   <wp:extent cx="4620126" cy="3696101"/>
                   <wp:effectExtent b="0" l="0" r="0" t="0"/>
-                  <wp:docPr descr="" title="" id="264" name="Picture"/>
+                  <wp:docPr descr="" title="" id="268" name="Picture"/>
                   <a:graphic>
                     <a:graphicData uri="http://schemas.openxmlformats.org/drawingml/2006/picture">
                       <pic:pic>
                         <pic:nvPicPr>
-                          <pic:cNvPr descr="algebra_files/figure-docx/unnamed-chunk-3-1.png" id="265" name="Picture"/>
+                          <pic:cNvPr descr="algebra_files/figure-docx/unnamed-chunk-3-1.png" id="269" name="Picture"/>
                           <pic:cNvPicPr>
                             <a:picLocks noChangeArrowheads="1" noChangeAspect="1"/>
                           </pic:cNvPicPr>
                         </pic:nvPicPr>
                         <pic:blipFill>
-                          <a:blip r:embed="rId263"/>
+                          <a:blip r:embed="rId267"/>
                           <a:stretch>
                             <a:fillRect/>
                           </a:stretch>
@@ -71946,12 +72441,12 @@
               <w:t xml:space="preserve">Its horizontal coordinate is the cosine and its vertical coordinate is the sine.</w:t>
             </w:r>
           </w:p>
-          <w:bookmarkEnd w:id="266"/>
+          <w:bookmarkEnd w:id="270"/>
         </w:tc>
       </w:tr>
     </w:tbl>
-    <w:bookmarkEnd w:id="267"/>
-    <w:bookmarkStart w:id="268" w:name="thm-cosine-bijection"/>
+    <w:bookmarkEnd w:id="271"/>
+    <w:bookmarkStart w:id="272" w:name="thm-cosine-bijection"/>
     <w:p>
       <w:pPr>
         <w:pStyle w:val="BodyText"/>
@@ -72328,7 +72823,7 @@
         <w:t xml:space="preserve">.</w:t>
       </w:r>
     </w:p>
-    <w:bookmarkEnd w:id="268"/>
+    <w:bookmarkEnd w:id="272"/>
     <w:p>
       <w:pPr>
         <w:pStyle w:val="BodyText"/>
@@ -73352,17 +73847,17 @@
         <w:t xml:space="preserve">, so it only decreases.</w:t>
       </w:r>
     </w:p>
-    <w:bookmarkEnd w:id="269"/>
-    <w:bookmarkStart w:id="291" w:name="sec-complex-numbers"/>
+    <w:bookmarkEnd w:id="273"/>
+    <w:bookmarkStart w:id="295" w:name="sec-complex-numbers"/>
     <w:p>
       <w:pPr>
         <w:pStyle w:val="Heading2"/>
       </w:pPr>
       <w:r>
-        <w:t xml:space="preserve">19 Complex numbers</w:t>
+        <w:t xml:space="preserve">20 Complex numbers</w:t>
       </w:r>
     </w:p>
-    <w:bookmarkStart w:id="270" w:name="def-imaginary-unit"/>
+    <w:bookmarkStart w:id="274" w:name="def-imaginary-unit"/>
     <w:p>
       <w:pPr>
         <w:pStyle w:val="FirstParagraph"/>
@@ -73372,7 +73867,7 @@
           <w:b/>
           <w:bCs/>
         </w:rPr>
-        <w:t xml:space="preserve">Definition 73 (Imaginary unit)</w:t>
+        <w:t xml:space="preserve">Definition 74 (Imaginary unit)</w:t>
       </w:r>
       <w:r>
         <w:t xml:space="preserve"> </w:t>
@@ -73611,7 +74106,7 @@
         <w:t xml:space="preserve">over addition.</w:t>
       </w:r>
     </w:p>
-    <w:bookmarkEnd w:id="270"/>
+    <w:bookmarkEnd w:id="274"/>
     <w:p>
       <w:pPr>
         <w:pStyle w:val="FirstParagraph"/>
@@ -73786,7 +74281,7 @@
         <w:t xml:space="preserve">.</w:t>
       </w:r>
     </w:p>
-    <w:bookmarkStart w:id="271" w:name="exm-imaginary-unit-powers"/>
+    <w:bookmarkStart w:id="275" w:name="exm-imaginary-unit-powers"/>
     <w:p>
       <w:pPr>
         <w:pStyle w:val="BodyText"/>
@@ -73796,7 +74291,7 @@
           <w:b/>
           <w:bCs/>
         </w:rPr>
-        <w:t xml:space="preserve">Example 56 (Powers of the imaginary unit)</w:t>
+        <w:t xml:space="preserve">Example 57 (Powers of the imaginary unit)</w:t>
       </w:r>
       <w:r>
         <w:t xml:space="preserve"> </w:t>
@@ -73954,7 +74449,7 @@
                   <m:nor/>
                   <m:sty m:val="p"/>
                 </m:rPr>
-                <m:t>Definition 73</m:t>
+                <m:t>Definition 74</m:t>
               </m:r>
               <m:r>
                 <m:rPr>
@@ -74161,7 +74656,7 @@
                   <m:nor/>
                   <m:sty m:val="p"/>
                 </m:rPr>
-                <m:t>Definition 73</m:t>
+                <m:t>Definition 74</m:t>
               </m:r>
               <m:r>
                 <m:rPr>
@@ -74461,8 +74956,8 @@
         <w:t xml:space="preserve">.</w:t>
       </w:r>
     </w:p>
-    <w:bookmarkEnd w:id="271"/>
-    <w:bookmarkStart w:id="272" w:name="exm-no-real-imaginary-unit"/>
+    <w:bookmarkEnd w:id="275"/>
+    <w:bookmarkStart w:id="276" w:name="exm-no-real-imaginary-unit"/>
     <w:p>
       <w:pPr>
         <w:pStyle w:val="BodyText"/>
@@ -74472,7 +74967,7 @@
           <w:b/>
           <w:bCs/>
         </w:rPr>
-        <w:t xml:space="preserve">Example 57 (No real number squares to</w:t>
+        <w:t xml:space="preserve">Example 58 (No real number squares to</w:t>
       </w:r>
       <w:r>
         <w:rPr>
@@ -74908,7 +75403,7 @@
           <w:rPr>
             <w:rStyle w:val="Hyperlink"/>
           </w:rPr>
-          <w:t xml:space="preserve">Definition 73</w:t>
+          <w:t xml:space="preserve">Definition 74</w:t>
         </w:r>
       </w:hyperlink>
       <w:r>
@@ -74918,8 +75413,8 @@
         <w:t xml:space="preserve">introduces a new number to solve it.</w:t>
       </w:r>
     </w:p>
-    <w:bookmarkEnd w:id="272"/>
-    <w:bookmarkStart w:id="273" w:name="thm-negative-imaginary-unit"/>
+    <w:bookmarkEnd w:id="276"/>
+    <w:bookmarkStart w:id="277" w:name="thm-negative-imaginary-unit"/>
     <w:p>
       <w:pPr>
         <w:pStyle w:val="BodyText"/>
@@ -75052,7 +75547,7 @@
         </m:oMath>
       </m:oMathPara>
     </w:p>
-    <w:bookmarkEnd w:id="273"/>
+    <w:bookmarkEnd w:id="277"/>
     <w:p>
       <w:pPr>
         <w:pStyle w:val="FirstParagraph"/>
@@ -75397,7 +75892,7 @@
                   <m:nor/>
                   <m:sty m:val="p"/>
                 </m:rPr>
-                <m:t>Definition 73</m:t>
+                <m:t>Definition 74</m:t>
               </m:r>
               <m:r>
                 <m:rPr>
@@ -75444,7 +75939,7 @@
         </m:oMath>
       </m:oMathPara>
     </w:p>
-    <w:bookmarkStart w:id="274" w:name="exm-negative-imaginary-unit"/>
+    <w:bookmarkStart w:id="278" w:name="exm-negative-imaginary-unit"/>
     <w:p>
       <w:pPr>
         <w:pStyle w:val="FirstParagraph"/>
@@ -75454,7 +75949,7 @@
           <w:b/>
           <w:bCs/>
         </w:rPr>
-        <w:t xml:space="preserve">Example 58 (Squaring</w:t>
+        <w:t xml:space="preserve">Example 59 (Squaring</w:t>
       </w:r>
       <w:r>
         <w:rPr>
@@ -75718,7 +76213,7 @@
           <w:rPr>
             <w:rStyle w:val="Hyperlink"/>
           </w:rPr>
-          <w:t xml:space="preserve">Definition 73</w:t>
+          <w:t xml:space="preserve">Definition 74</w:t>
         </w:r>
       </w:hyperlink>
       <w:r>
@@ -75745,8 +76240,8 @@
         <w:t xml:space="preserve">say.</w:t>
       </w:r>
     </w:p>
-    <w:bookmarkEnd w:id="274"/>
-    <w:bookmarkStart w:id="275" w:name="rem-imaginary-unit-choice"/>
+    <w:bookmarkEnd w:id="278"/>
+    <w:bookmarkStart w:id="279" w:name="rem-imaginary-unit-choice"/>
     <w:p>
       <w:pPr>
         <w:pStyle w:val="BodyText"/>
@@ -75922,8 +76417,8 @@
         <w:t xml:space="preserve">, chosen once and for all.</w:t>
       </w:r>
     </w:p>
-    <w:bookmarkEnd w:id="275"/>
-    <w:bookmarkStart w:id="276" w:name="def-complex-number"/>
+    <w:bookmarkEnd w:id="279"/>
+    <w:bookmarkStart w:id="280" w:name="def-complex-number"/>
     <w:p>
       <w:pPr>
         <w:pStyle w:val="BodyText"/>
@@ -75933,7 +76428,7 @@
           <w:b/>
           <w:bCs/>
         </w:rPr>
-        <w:t xml:space="preserve">Definition 74 (Complex number)</w:t>
+        <w:t xml:space="preserve">Definition 75 (Complex number)</w:t>
       </w:r>
       <w:r>
         <w:t xml:space="preserve"> </w:t>
@@ -76057,7 +76552,7 @@
           <w:rPr>
             <w:rStyle w:val="Hyperlink"/>
           </w:rPr>
-          <w:t xml:space="preserve">Definition 73</w:t>
+          <w:t xml:space="preserve">Definition 74</w:t>
         </w:r>
       </w:hyperlink>
       <w:r>
@@ -76165,8 +76660,8 @@
         <w:t xml:space="preserve">.</w:t>
       </w:r>
     </w:p>
-    <w:bookmarkEnd w:id="276"/>
-    <w:bookmarkStart w:id="277" w:name="def-real-part"/>
+    <w:bookmarkEnd w:id="280"/>
+    <w:bookmarkStart w:id="281" w:name="def-real-part"/>
     <w:p>
       <w:pPr>
         <w:pStyle w:val="BodyText"/>
@@ -76176,7 +76671,7 @@
           <w:b/>
           <w:bCs/>
         </w:rPr>
-        <w:t xml:space="preserve">Definition 75 (Real part)</w:t>
+        <w:t xml:space="preserve">Definition 76 (Real part)</w:t>
       </w:r>
       <w:r>
         <w:t xml:space="preserve"> </w:t>
@@ -76239,227 +76734,6 @@
         <w:t xml:space="preserve">(</w:t>
       </w:r>
       <w:hyperlink w:anchor="def-complex-number">
-        <w:r>
-          <w:rPr>
-            <w:rStyle w:val="Hyperlink"/>
-          </w:rPr>
-          <w:t xml:space="preserve">Definition 74</w:t>
-        </w:r>
-      </w:hyperlink>
-      <w:r>
-        <w:t xml:space="preserve">) is</w:t>
-      </w:r>
-      <w:r>
-        <w:t xml:space="preserve"> </w:t>
-      </w:r>
-      <m:oMath>
-        <m:r>
-          <m:rPr>
-            <m:sty m:val="p"/>
-          </m:rPr>
-          <m:t>Re</m:t>
-        </m:r>
-        <m:r>
-          <m:t>z</m:t>
-        </m:r>
-        <m:limUpp>
-          <m:e>
-            <m:r>
-              <m:rPr>
-                <m:sty m:val="p"/>
-              </m:rPr>
-              <m:t>=</m:t>
-            </m:r>
-          </m:e>
-          <m:lim>
-            <m:r>
-              <m:rPr>
-                <m:nor/>
-                <m:sty m:val="p"/>
-              </m:rPr>
-              <m:t>def</m:t>
-            </m:r>
-          </m:lim>
-        </m:limUpp>
-        <m:r>
-          <m:t>a</m:t>
-        </m:r>
-      </m:oMath>
-      <w:r>
-        <w:t xml:space="preserve">.</w:t>
-      </w:r>
-    </w:p>
-    <w:bookmarkEnd w:id="277"/>
-    <w:bookmarkStart w:id="278" w:name="def-imaginary-part"/>
-    <w:p>
-      <w:pPr>
-        <w:pStyle w:val="BodyText"/>
-      </w:pPr>
-      <w:r>
-        <w:rPr>
-          <w:b/>
-          <w:bCs/>
-        </w:rPr>
-        <w:t xml:space="preserve">Definition 76 (Imaginary part)</w:t>
-      </w:r>
-      <w:r>
-        <w:t xml:space="preserve"> </w:t>
-      </w:r>
-      <w:r>
-        <w:t xml:space="preserve">The</w:t>
-      </w:r>
-      <w:r>
-        <w:t xml:space="preserve"> </w:t>
-      </w:r>
-      <w:r>
-        <w:rPr>
-          <w:b/>
-          <w:bCs/>
-        </w:rPr>
-        <w:t xml:space="preserve">imaginary part</w:t>
-      </w:r>
-      <w:r>
-        <w:t xml:space="preserve"> </w:t>
-      </w:r>
-      <w:r>
-        <w:t xml:space="preserve">of a complex number</w:t>
-      </w:r>
-      <w:r>
-        <w:t xml:space="preserve"> </w:t>
-      </w:r>
-      <m:oMath>
-        <m:r>
-          <m:t>z</m:t>
-        </m:r>
-        <m:r>
-          <m:rPr>
-            <m:sty m:val="p"/>
-          </m:rPr>
-          <m:t>=</m:t>
-        </m:r>
-        <m:r>
-          <m:t>a</m:t>
-        </m:r>
-        <m:r>
-          <m:rPr>
-            <m:sty m:val="p"/>
-          </m:rPr>
-          <m:t>+</m:t>
-        </m:r>
-        <m:r>
-          <m:t>b</m:t>
-        </m:r>
-        <m:r>
-          <m:t> </m:t>
-        </m:r>
-        <m:r>
-          <m:t>i</m:t>
-        </m:r>
-      </m:oMath>
-      <w:r>
-        <w:t xml:space="preserve"> </w:t>
-      </w:r>
-      <w:r>
-        <w:t xml:space="preserve">(</w:t>
-      </w:r>
-      <w:hyperlink w:anchor="def-complex-number">
-        <w:r>
-          <w:rPr>
-            <w:rStyle w:val="Hyperlink"/>
-          </w:rPr>
-          <w:t xml:space="preserve">Definition 74</w:t>
-        </w:r>
-      </w:hyperlink>
-      <w:r>
-        <w:t xml:space="preserve">) is</w:t>
-      </w:r>
-      <w:r>
-        <w:t xml:space="preserve"> </w:t>
-      </w:r>
-      <m:oMath>
-        <m:r>
-          <m:rPr>
-            <m:sty m:val="p"/>
-          </m:rPr>
-          <m:t>Im</m:t>
-        </m:r>
-        <m:r>
-          <m:t>z</m:t>
-        </m:r>
-        <m:limUpp>
-          <m:e>
-            <m:r>
-              <m:rPr>
-                <m:sty m:val="p"/>
-              </m:rPr>
-              <m:t>=</m:t>
-            </m:r>
-          </m:e>
-          <m:lim>
-            <m:r>
-              <m:rPr>
-                <m:nor/>
-                <m:sty m:val="p"/>
-              </m:rPr>
-              <m:t>def</m:t>
-            </m:r>
-          </m:lim>
-        </m:limUpp>
-        <m:r>
-          <m:t>b</m:t>
-        </m:r>
-      </m:oMath>
-      <w:r>
-        <w:t xml:space="preserve">.</w:t>
-      </w:r>
-    </w:p>
-    <w:bookmarkEnd w:id="278"/>
-    <w:bookmarkStart w:id="279" w:name="def-complex-equality"/>
-    <w:p>
-      <w:pPr>
-        <w:pStyle w:val="BodyText"/>
-      </w:pPr>
-      <w:r>
-        <w:rPr>
-          <w:b/>
-          <w:bCs/>
-        </w:rPr>
-        <w:t xml:space="preserve">Definition 77 (Equal complex numbers)</w:t>
-      </w:r>
-      <w:r>
-        <w:t xml:space="preserve"> </w:t>
-      </w:r>
-      <w:r>
-        <w:t xml:space="preserve">Two complex numbers (</w:t>
-      </w:r>
-      <w:hyperlink w:anchor="def-complex-number">
-        <w:r>
-          <w:rPr>
-            <w:rStyle w:val="Hyperlink"/>
-          </w:rPr>
-          <w:t xml:space="preserve">Definition 74</w:t>
-        </w:r>
-      </w:hyperlink>
-      <w:r>
-        <w:t xml:space="preserve">) are</w:t>
-      </w:r>
-      <w:r>
-        <w:t xml:space="preserve"> </w:t>
-      </w:r>
-      <w:r>
-        <w:rPr>
-          <w:b/>
-          <w:bCs/>
-        </w:rPr>
-        <w:t xml:space="preserve">equal</w:t>
-      </w:r>
-      <w:r>
-        <w:t xml:space="preserve"> </w:t>
-      </w:r>
-      <w:r>
-        <w:t xml:space="preserve">exactly when their real parts (</w:t>
-      </w:r>
-      <w:hyperlink w:anchor="def-real-part">
         <w:r>
           <w:rPr>
             <w:rStyle w:val="Hyperlink"/>
@@ -76468,9 +76742,219 @@
         </w:r>
       </w:hyperlink>
       <w:r>
-        <w:t xml:space="preserve">) are equal and their imaginary parts (</w:t>
-      </w:r>
-      <w:hyperlink w:anchor="def-imaginary-part">
+        <w:t xml:space="preserve">) is</w:t>
+      </w:r>
+      <w:r>
+        <w:t xml:space="preserve"> </w:t>
+      </w:r>
+      <m:oMath>
+        <m:r>
+          <m:rPr>
+            <m:sty m:val="p"/>
+          </m:rPr>
+          <m:t>Re</m:t>
+        </m:r>
+        <m:r>
+          <m:t>z</m:t>
+        </m:r>
+        <m:limUpp>
+          <m:e>
+            <m:r>
+              <m:rPr>
+                <m:sty m:val="p"/>
+              </m:rPr>
+              <m:t>=</m:t>
+            </m:r>
+          </m:e>
+          <m:lim>
+            <m:r>
+              <m:rPr>
+                <m:nor/>
+                <m:sty m:val="p"/>
+              </m:rPr>
+              <m:t>def</m:t>
+            </m:r>
+          </m:lim>
+        </m:limUpp>
+        <m:r>
+          <m:t>a</m:t>
+        </m:r>
+      </m:oMath>
+      <w:r>
+        <w:t xml:space="preserve">.</w:t>
+      </w:r>
+    </w:p>
+    <w:bookmarkEnd w:id="281"/>
+    <w:bookmarkStart w:id="282" w:name="def-imaginary-part"/>
+    <w:p>
+      <w:pPr>
+        <w:pStyle w:val="BodyText"/>
+      </w:pPr>
+      <w:r>
+        <w:rPr>
+          <w:b/>
+          <w:bCs/>
+        </w:rPr>
+        <w:t xml:space="preserve">Definition 77 (Imaginary part)</w:t>
+      </w:r>
+      <w:r>
+        <w:t xml:space="preserve"> </w:t>
+      </w:r>
+      <w:r>
+        <w:t xml:space="preserve">The</w:t>
+      </w:r>
+      <w:r>
+        <w:t xml:space="preserve"> </w:t>
+      </w:r>
+      <w:r>
+        <w:rPr>
+          <w:b/>
+          <w:bCs/>
+        </w:rPr>
+        <w:t xml:space="preserve">imaginary part</w:t>
+      </w:r>
+      <w:r>
+        <w:t xml:space="preserve"> </w:t>
+      </w:r>
+      <w:r>
+        <w:t xml:space="preserve">of a complex number</w:t>
+      </w:r>
+      <w:r>
+        <w:t xml:space="preserve"> </w:t>
+      </w:r>
+      <m:oMath>
+        <m:r>
+          <m:t>z</m:t>
+        </m:r>
+        <m:r>
+          <m:rPr>
+            <m:sty m:val="p"/>
+          </m:rPr>
+          <m:t>=</m:t>
+        </m:r>
+        <m:r>
+          <m:t>a</m:t>
+        </m:r>
+        <m:r>
+          <m:rPr>
+            <m:sty m:val="p"/>
+          </m:rPr>
+          <m:t>+</m:t>
+        </m:r>
+        <m:r>
+          <m:t>b</m:t>
+        </m:r>
+        <m:r>
+          <m:t> </m:t>
+        </m:r>
+        <m:r>
+          <m:t>i</m:t>
+        </m:r>
+      </m:oMath>
+      <w:r>
+        <w:t xml:space="preserve"> </w:t>
+      </w:r>
+      <w:r>
+        <w:t xml:space="preserve">(</w:t>
+      </w:r>
+      <w:hyperlink w:anchor="def-complex-number">
+        <w:r>
+          <w:rPr>
+            <w:rStyle w:val="Hyperlink"/>
+          </w:rPr>
+          <w:t xml:space="preserve">Definition 75</w:t>
+        </w:r>
+      </w:hyperlink>
+      <w:r>
+        <w:t xml:space="preserve">) is</w:t>
+      </w:r>
+      <w:r>
+        <w:t xml:space="preserve"> </w:t>
+      </w:r>
+      <m:oMath>
+        <m:r>
+          <m:rPr>
+            <m:sty m:val="p"/>
+          </m:rPr>
+          <m:t>Im</m:t>
+        </m:r>
+        <m:r>
+          <m:t>z</m:t>
+        </m:r>
+        <m:limUpp>
+          <m:e>
+            <m:r>
+              <m:rPr>
+                <m:sty m:val="p"/>
+              </m:rPr>
+              <m:t>=</m:t>
+            </m:r>
+          </m:e>
+          <m:lim>
+            <m:r>
+              <m:rPr>
+                <m:nor/>
+                <m:sty m:val="p"/>
+              </m:rPr>
+              <m:t>def</m:t>
+            </m:r>
+          </m:lim>
+        </m:limUpp>
+        <m:r>
+          <m:t>b</m:t>
+        </m:r>
+      </m:oMath>
+      <w:r>
+        <w:t xml:space="preserve">.</w:t>
+      </w:r>
+    </w:p>
+    <w:bookmarkEnd w:id="282"/>
+    <w:bookmarkStart w:id="283" w:name="def-complex-equality"/>
+    <w:p>
+      <w:pPr>
+        <w:pStyle w:val="BodyText"/>
+      </w:pPr>
+      <w:r>
+        <w:rPr>
+          <w:b/>
+          <w:bCs/>
+        </w:rPr>
+        <w:t xml:space="preserve">Definition 78 (Equal complex numbers)</w:t>
+      </w:r>
+      <w:r>
+        <w:t xml:space="preserve"> </w:t>
+      </w:r>
+      <w:r>
+        <w:t xml:space="preserve">Two complex numbers (</w:t>
+      </w:r>
+      <w:hyperlink w:anchor="def-complex-number">
+        <w:r>
+          <w:rPr>
+            <w:rStyle w:val="Hyperlink"/>
+          </w:rPr>
+          <w:t xml:space="preserve">Definition 75</w:t>
+        </w:r>
+      </w:hyperlink>
+      <w:r>
+        <w:t xml:space="preserve">) are</w:t>
+      </w:r>
+      <w:r>
+        <w:t xml:space="preserve"> </w:t>
+      </w:r>
+      <w:r>
+        <w:rPr>
+          <w:b/>
+          <w:bCs/>
+        </w:rPr>
+        <w:t xml:space="preserve">equal</w:t>
+      </w:r>
+      <w:r>
+        <w:t xml:space="preserve"> </w:t>
+      </w:r>
+      <w:r>
+        <w:t xml:space="preserve">exactly when their real parts (</w:t>
+      </w:r>
+      <w:hyperlink w:anchor="def-real-part">
         <w:r>
           <w:rPr>
             <w:rStyle w:val="Hyperlink"/>
@@ -76479,10 +76963,21 @@
         </w:r>
       </w:hyperlink>
       <w:r>
+        <w:t xml:space="preserve">) are equal and their imaginary parts (</w:t>
+      </w:r>
+      <w:hyperlink w:anchor="def-imaginary-part">
+        <w:r>
+          <w:rPr>
+            <w:rStyle w:val="Hyperlink"/>
+          </w:rPr>
+          <w:t xml:space="preserve">Definition 77</w:t>
+        </w:r>
+      </w:hyperlink>
+      <w:r>
         <w:t xml:space="preserve">) are equal.</w:t>
       </w:r>
     </w:p>
-    <w:bookmarkEnd w:id="279"/>
+    <w:bookmarkEnd w:id="283"/>
     <w:p>
       <w:pPr>
         <w:pStyle w:val="BodyText"/>
@@ -76591,7 +77086,7 @@
         <w:t xml:space="preserve">defines the real and imaginary parts.</w:t>
       </w:r>
     </w:p>
-    <w:bookmarkStart w:id="280" w:name="exm-complex-number"/>
+    <w:bookmarkStart w:id="284" w:name="exm-complex-number"/>
     <w:p>
       <w:pPr>
         <w:pStyle w:val="BodyText"/>
@@ -76601,7 +77096,7 @@
           <w:b/>
           <w:bCs/>
         </w:rPr>
-        <w:t xml:space="preserve">Example 59 (Real and imaginary parts)</w:t>
+        <w:t xml:space="preserve">Example 60 (Real and imaginary parts)</w:t>
       </w:r>
       <w:r>
         <w:t xml:space="preserve"> </w:t>
@@ -76939,8 +77434,8 @@
         <w:t xml:space="preserve">.</w:t>
       </w:r>
     </w:p>
-    <w:bookmarkEnd w:id="280"/>
-    <w:bookmarkStart w:id="281" w:name="thm-reals-in-complex"/>
+    <w:bookmarkEnd w:id="284"/>
+    <w:bookmarkStart w:id="285" w:name="thm-reals-in-complex"/>
     <w:p>
       <w:pPr>
         <w:pStyle w:val="BodyText"/>
@@ -77145,7 +77640,7 @@
         <w:t xml:space="preserve">.</w:t>
       </w:r>
     </w:p>
-    <w:bookmarkEnd w:id="281"/>
+    <w:bookmarkEnd w:id="285"/>
     <w:p>
       <w:pPr>
         <w:pStyle w:val="BodyText"/>
@@ -77456,7 +77951,7 @@
           <w:rPr>
             <w:rStyle w:val="Hyperlink"/>
           </w:rPr>
-          <w:t xml:space="preserve">Definition 77</w:t>
+          <w:t xml:space="preserve">Definition 78</w:t>
         </w:r>
       </w:hyperlink>
       <w:r>
@@ -77608,7 +78103,7 @@
         <w:t xml:space="preserve">is real.</w:t>
       </w:r>
     </w:p>
-    <w:bookmarkStart w:id="282" w:name="exm-reals-in-complex"/>
+    <w:bookmarkStart w:id="286" w:name="exm-reals-in-complex"/>
     <w:p>
       <w:pPr>
         <w:pStyle w:val="BodyText"/>
@@ -77618,7 +78113,7 @@
           <w:b/>
           <w:bCs/>
         </w:rPr>
-        <w:t xml:space="preserve">Example 60 (Which complex numbers are real)</w:t>
+        <w:t xml:space="preserve">Example 61 (Which complex numbers are real)</w:t>
       </w:r>
       <w:r>
         <w:t xml:space="preserve"> </w:t>
@@ -78070,8 +78565,8 @@
         <w:t xml:space="preserve">is not real, because its imaginary part is -5.</w:t>
       </w:r>
     </w:p>
-    <w:bookmarkEnd w:id="282"/>
-    <w:bookmarkStart w:id="283" w:name="thm-complex-arithmetic"/>
+    <w:bookmarkEnd w:id="286"/>
+    <w:bookmarkStart w:id="287" w:name="thm-complex-arithmetic"/>
     <w:p>
       <w:pPr>
         <w:pStyle w:val="BodyText"/>
@@ -78436,7 +78931,7 @@
         </m:oMath>
       </m:oMathPara>
     </w:p>
-    <w:bookmarkEnd w:id="283"/>
+    <w:bookmarkEnd w:id="287"/>
     <w:p>
       <w:pPr>
         <w:pStyle w:val="FirstParagraph"/>
@@ -78956,7 +79451,7 @@
                   <m:nor/>
                   <m:sty m:val="p"/>
                 </m:rPr>
-                <m:t>Definition 73</m:t>
+                <m:t>Definition 74</m:t>
               </m:r>
               <m:r>
                 <m:rPr>
@@ -79090,7 +79585,7 @@
         <w:t xml:space="preserve">takes these two formulas as the definitions of addition and multiplication.</w:t>
       </w:r>
     </w:p>
-    <w:bookmarkStart w:id="284" w:name="exm-complex-arithmetic"/>
+    <w:bookmarkStart w:id="288" w:name="exm-complex-arithmetic"/>
     <w:p>
       <w:pPr>
         <w:pStyle w:val="BodyText"/>
@@ -79100,7 +79595,7 @@
           <w:b/>
           <w:bCs/>
         </w:rPr>
-        <w:t xml:space="preserve">Example 61 (Adding and multiplying two complex numbers)</w:t>
+        <w:t xml:space="preserve">Example 62 (Adding and multiplying two complex numbers)</w:t>
       </w:r>
       <w:r>
         <w:t xml:space="preserve"> </w:t>
@@ -79661,7 +80156,7 @@
                   <m:nor/>
                   <m:sty m:val="p"/>
                 </m:rPr>
-                <m:t>Definition 73</m:t>
+                <m:t>Definition 74</m:t>
               </m:r>
               <m:r>
                 <m:rPr>
@@ -80113,8 +80608,8 @@
         </m:oMath>
       </m:oMathPara>
     </w:p>
-    <w:bookmarkEnd w:id="284"/>
-    <w:bookmarkStart w:id="285" w:name="def-complex-conjugate"/>
+    <w:bookmarkEnd w:id="288"/>
+    <w:bookmarkStart w:id="289" w:name="def-complex-conjugate"/>
     <w:p>
       <w:pPr>
         <w:pStyle w:val="FirstParagraph"/>
@@ -80124,7 +80619,7 @@
           <w:b/>
           <w:bCs/>
         </w:rPr>
-        <w:t xml:space="preserve">Definition 78 (Complex conjugate)</w:t>
+        <w:t xml:space="preserve">Definition 79 (Complex conjugate)</w:t>
       </w:r>
       <w:r>
         <w:t xml:space="preserve"> </w:t>
@@ -80191,7 +80686,7 @@
           <w:rPr>
             <w:rStyle w:val="Hyperlink"/>
           </w:rPr>
-          <w:t xml:space="preserve">Definition 74</w:t>
+          <w:t xml:space="preserve">Definition 75</w:t>
         </w:r>
       </w:hyperlink>
       <w:r>
@@ -80263,7 +80758,7 @@
         </m:oMath>
       </m:oMathPara>
     </w:p>
-    <w:bookmarkEnd w:id="285"/>
+    <w:bookmarkEnd w:id="289"/>
     <w:p>
       <w:pPr>
         <w:pStyle w:val="FirstParagraph"/>
@@ -80344,7 +80839,7 @@
         <w:t xml:space="preserve">.</w:t>
       </w:r>
     </w:p>
-    <w:bookmarkStart w:id="286" w:name="exm-complex-conjugate"/>
+    <w:bookmarkStart w:id="290" w:name="exm-complex-conjugate"/>
     <w:p>
       <w:pPr>
         <w:pStyle w:val="BodyText"/>
@@ -80354,7 +80849,7 @@
           <w:b/>
           <w:bCs/>
         </w:rPr>
-        <w:t xml:space="preserve">Example 62 (Complex conjugates)</w:t>
+        <w:t xml:space="preserve">Example 63 (Complex conjugates)</w:t>
       </w:r>
       <w:r>
         <w:t xml:space="preserve"> </w:t>
@@ -80740,8 +81235,8 @@
         <w:t xml:space="preserve">, is not.</w:t>
       </w:r>
     </w:p>
-    <w:bookmarkEnd w:id="286"/>
-    <w:bookmarkStart w:id="287" w:name="def-complex-modulus"/>
+    <w:bookmarkEnd w:id="290"/>
+    <w:bookmarkStart w:id="291" w:name="def-complex-modulus"/>
     <w:p>
       <w:pPr>
         <w:pStyle w:val="FirstParagraph"/>
@@ -80751,7 +81246,7 @@
           <w:b/>
           <w:bCs/>
         </w:rPr>
-        <w:t xml:space="preserve">Definition 79 (Absolute value (modulus) of a complex number)</w:t>
+        <w:t xml:space="preserve">Definition 80 (Absolute value (modulus) of a complex number)</w:t>
       </w:r>
       <w:r>
         <w:t xml:space="preserve"> </w:t>
@@ -80828,7 +81323,7 @@
           <w:rPr>
             <w:rStyle w:val="Hyperlink"/>
           </w:rPr>
-          <w:t xml:space="preserve">Definition 74</w:t>
+          <w:t xml:space="preserve">Definition 75</w:t>
         </w:r>
       </w:hyperlink>
       <w:r>
@@ -80929,7 +81424,7 @@
         </m:oMath>
       </m:oMathPara>
     </w:p>
-    <w:bookmarkEnd w:id="287"/>
+    <w:bookmarkEnd w:id="291"/>
     <w:p>
       <w:pPr>
         <w:pStyle w:val="FirstParagraph"/>
@@ -80944,7 +81439,7 @@
         <w:t xml:space="preserve">gives the same definition.</w:t>
       </w:r>
     </w:p>
-    <w:bookmarkStart w:id="288" w:name="exm-complex-modulus"/>
+    <w:bookmarkStart w:id="292" w:name="exm-complex-modulus"/>
     <w:p>
       <w:pPr>
         <w:pStyle w:val="BodyText"/>
@@ -80954,7 +81449,7 @@
           <w:b/>
           <w:bCs/>
         </w:rPr>
-        <w:t xml:space="preserve">Example 63 (Absolute values of complex numbers)</w:t>
+        <w:t xml:space="preserve">Example 64 (Absolute values of complex numbers)</w:t>
       </w:r>
       <w:r>
         <w:t xml:space="preserve"> </w:t>
@@ -81530,8 +82025,8 @@
         </m:oMath>
       </m:oMathPara>
     </w:p>
-    <w:bookmarkEnd w:id="288"/>
-    <w:bookmarkStart w:id="289" w:name="thm-conj-product"/>
+    <w:bookmarkEnd w:id="292"/>
+    <w:bookmarkStart w:id="293" w:name="thm-conj-product"/>
     <w:p>
       <w:pPr>
         <w:pStyle w:val="FirstParagraph"/>
@@ -81664,7 +82159,7 @@
         <w:t xml:space="preserve">is a nonnegative real number.</w:t>
       </w:r>
     </w:p>
-    <w:bookmarkEnd w:id="289"/>
+    <w:bookmarkEnd w:id="293"/>
     <w:p>
       <w:pPr>
         <w:pStyle w:val="BodyText"/>
@@ -81858,7 +82353,7 @@
                   <m:nor/>
                   <m:sty m:val="p"/>
                 </m:rPr>
-                <m:t>Definition 78</m:t>
+                <m:t>Definition 79</m:t>
               </m:r>
               <m:r>
                 <m:rPr>
@@ -82119,7 +82614,7 @@
                   <m:nor/>
                   <m:sty m:val="p"/>
                 </m:rPr>
-                <m:t>Definition 73</m:t>
+                <m:t>Definition 74</m:t>
               </m:r>
               <m:r>
                 <m:rPr>
@@ -82185,7 +82680,7 @@
                   <m:nor/>
                   <m:sty m:val="p"/>
                 </m:rPr>
-                <m:t>Definition 79</m:t>
+                <m:t>Definition 80</m:t>
               </m:r>
               <m:r>
                 <m:rPr>
@@ -82213,7 +82708,7 @@
         <w:t xml:space="preserve">lists this identity among the properties of complex numbers.</w:t>
       </w:r>
     </w:p>
-    <w:bookmarkStart w:id="290" w:name="exm-conj-product"/>
+    <w:bookmarkStart w:id="294" w:name="exm-conj-product"/>
     <w:p>
       <w:pPr>
         <w:pStyle w:val="BodyText"/>
@@ -82223,7 +82718,7 @@
           <w:b/>
           <w:bCs/>
         </w:rPr>
-        <w:t xml:space="preserve">Example 64 (Multiplying</w:t>
+        <w:t xml:space="preserve">Example 65 (Multiplying</w:t>
       </w:r>
       <w:r>
         <w:rPr>
@@ -82530,7 +83025,7 @@
                   <m:nor/>
                   <m:sty m:val="p"/>
                 </m:rPr>
-                <m:t>Definition 73</m:t>
+                <m:t>Definition 74</m:t>
               </m:r>
               <m:r>
                 <m:rPr>
@@ -82658,7 +83153,7 @@
           <w:rPr>
             <w:rStyle w:val="Hyperlink"/>
           </w:rPr>
-          <w:t xml:space="preserve">Example 63</w:t>
+          <w:t xml:space="preserve">Example 64</w:t>
         </w:r>
       </w:hyperlink>
       <w:r>
@@ -82682,15 +83177,15 @@
         <w:t xml:space="preserve">says.</w:t>
       </w:r>
     </w:p>
-    <w:bookmarkEnd w:id="290"/>
-    <w:bookmarkEnd w:id="291"/>
-    <w:bookmarkStart w:id="292" w:name="sec-further-reading"/>
+    <w:bookmarkEnd w:id="294"/>
+    <w:bookmarkEnd w:id="295"/>
+    <w:bookmarkStart w:id="296" w:name="sec-further-reading"/>
     <w:p>
       <w:pPr>
         <w:pStyle w:val="Heading2"/>
       </w:pPr>
       <w:r>
-        <w:t xml:space="preserve">20 Further reading</w:t>
+        <w:t xml:space="preserve">21 Further reading</w:t>
       </w:r>
     </w:p>
     <w:p>
@@ -82753,8 +83248,8 @@
         <w:t xml:space="preserve">behind the infimum and supremum.</w:t>
       </w:r>
     </w:p>
-    <w:bookmarkEnd w:id="292"/>
-    <w:bookmarkStart w:id="299" w:name="references"/>
+    <w:bookmarkEnd w:id="296"/>
+    <w:bookmarkStart w:id="303" w:name="references"/>
     <w:p>
       <w:pPr>
         <w:pStyle w:val="Heading2"/>
@@ -82763,8 +83258,8 @@
         <w:t xml:space="preserve">References</w:t>
       </w:r>
     </w:p>
-    <w:bookmarkStart w:id="298" w:name="refs"/>
-    <w:bookmarkStart w:id="294" w:name="ref-abramson2021algebra"/>
+    <w:bookmarkStart w:id="302" w:name="refs"/>
+    <w:bookmarkStart w:id="298" w:name="ref-abramson2021algebra"/>
     <w:p>
       <w:pPr>
         <w:pStyle w:val="Bibliography"/>
@@ -82791,7 +83286,7 @@
       <w:r>
         <w:t xml:space="preserve"> </w:t>
       </w:r>
-      <w:hyperlink r:id="rId293">
+      <w:hyperlink r:id="rId297">
         <w:r>
           <w:rPr>
             <w:rStyle w:val="Hyperlink"/>
@@ -82803,8 +83298,8 @@
         <w:t xml:space="preserve">.</w:t>
       </w:r>
     </w:p>
-    <w:bookmarkEnd w:id="294"/>
-    <w:bookmarkStart w:id="296" w:name="ref-axler2024linear"/>
+    <w:bookmarkEnd w:id="298"/>
+    <w:bookmarkStart w:id="300" w:name="ref-axler2024linear"/>
     <w:p>
       <w:pPr>
         <w:pStyle w:val="Bibliography"/>
@@ -82828,7 +83323,7 @@
       <w:r>
         <w:t xml:space="preserve"> </w:t>
       </w:r>
-      <w:hyperlink r:id="rId295">
+      <w:hyperlink r:id="rId299">
         <w:r>
           <w:rPr>
             <w:rStyle w:val="Hyperlink"/>
@@ -82840,8 +83335,8 @@
         <w:t xml:space="preserve">.</w:t>
       </w:r>
     </w:p>
-    <w:bookmarkEnd w:id="296"/>
-    <w:bookmarkStart w:id="297" w:name="ref-rudin1976principles"/>
+    <w:bookmarkEnd w:id="300"/>
+    <w:bookmarkStart w:id="301" w:name="ref-rudin1976principles"/>
     <w:p>
       <w:pPr>
         <w:pStyle w:val="Bibliography"/>
@@ -82863,9 +83358,9 @@
         <w:t xml:space="preserve">. 3rd ed. International Series in Pure and Applied Mathematics. McGraw-Hill.</w:t>
       </w:r>
     </w:p>
-    <w:bookmarkEnd w:id="297"/>
-    <w:bookmarkEnd w:id="298"/>
-    <w:bookmarkEnd w:id="299"/>
+    <w:bookmarkEnd w:id="301"/>
+    <w:bookmarkEnd w:id="302"/>
+    <w:bookmarkEnd w:id="303"/>
     <w:sectPr>
       <w:footnotePr>
         <w:numRestart w:val="eachSect"/>
